--- a/docs/tables/auc3/sec7_ckd_composite.docx
+++ b/docs/tables/auc3/sec7_ckd_composite.docx
@@ -23,8 +23,8 @@
         <w:gridCol w:w="1756"/>
         <w:gridCol w:w="1181"/>
         <w:gridCol w:w="778"/>
-        <w:gridCol w:w="1206"/>
-        <w:gridCol w:w="2185"/>
+        <w:gridCol w:w="1084"/>
+        <w:gridCol w:w="2062"/>
         <w:gridCol w:w="1181"/>
       </w:tblGrid>
       <w:tr>
@@ -891,7 +891,7 @@
                 <w:szCs w:val="22"/>
                 <w:color w:val="000000"/>
               </w:rPr>
-              <w:t xml:space="preserve">1.23</w:t>
+              <w:t xml:space="preserve">1.31</w:t>
             </w:r>
           </w:p>
         </w:tc>
@@ -944,7 +944,7 @@
                 <w:szCs w:val="22"/>
                 <w:color w:val="000000"/>
               </w:rPr>
-              <w:t xml:space="preserve">0.93, 1.62</w:t>
+              <w:t xml:space="preserve">1.03, 1.68</w:t>
             </w:r>
           </w:p>
         </w:tc>
@@ -997,7 +997,7 @@
                 <w:szCs w:val="22"/>
                 <w:color w:val="000000"/>
               </w:rPr>
-              <w:t xml:space="preserve">0.150</w:t>
+              <w:t xml:space="preserve">0.030</w:t>
             </w:r>
           </w:p>
         </w:tc>
@@ -1103,7 +1103,7 @@
                 <w:szCs w:val="22"/>
                 <w:color w:val="000000"/>
               </w:rPr>
-              <w:t xml:space="preserve">1.24</w:t>
+              <w:t xml:space="preserve">1.57</w:t>
             </w:r>
           </w:p>
         </w:tc>
@@ -1156,7 +1156,7 @@
                 <w:szCs w:val="22"/>
                 <w:color w:val="000000"/>
               </w:rPr>
-              <w:t xml:space="preserve">0.80, 1.90</w:t>
+              <w:t xml:space="preserve">0.90, 2.75</w:t>
             </w:r>
           </w:p>
         </w:tc>
@@ -1209,7 +1209,7 @@
                 <w:szCs w:val="22"/>
                 <w:color w:val="000000"/>
               </w:rPr>
-              <w:t xml:space="preserve">0.340</w:t>
+              <w:t xml:space="preserve">0.110</w:t>
             </w:r>
           </w:p>
         </w:tc>
@@ -1374,6 +1374,218 @@
                 <w:szCs w:val="22"/>
                 <w:color w:val="000000"/>
               </w:rPr>
+              <w:t xml:space="preserve">1.08</w:t>
+            </w:r>
+          </w:p>
+        </w:tc>
+        <w:tc>
+          <w:tcPr>
+            <w:tcBorders>
+              <w:bottom w:val="none" w:sz="0" w:space="0" w:color="000000"/>
+              <w:top w:val="none" w:sz="0" w:space="0" w:color="000000"/>
+              <w:left w:val="none" w:sz="0" w:space="0" w:color="000000"/>
+              <w:right w:val="none" w:sz="0" w:space="0" w:color="000000"/>
+            </w:tcBorders>
+            <w:shd w:val="clear" w:color="auto" w:fill="FFFFFF"/>
+            <w:tcMar>
+              <w:top w:w="0" w:type="dxa"/>
+              <w:bottom w:w="0" w:type="dxa"/>
+              <w:left w:w="0" w:type="dxa"/>
+              <w:right w:w="0" w:type="dxa"/>
+            </w:tcMar>
+            <w:vAlign w:val="top"/>
+          </w:tcPr>
+          <w:p>
+            <w:pPr>
+              <w:pStyle w:val="Normal"/>
+              <w:jc w:val="center"/>
+              <w:pBdr>
+                <w:bottom w:val="none" w:sz="0" w:space="0" w:color="000000"/>
+                <w:top w:val="none" w:sz="0" w:space="0" w:color="000000"/>
+                <w:left w:val="none" w:sz="0" w:space="0" w:color="000000"/>
+                <w:right w:val="none" w:sz="0" w:space="0" w:color="000000"/>
+              </w:pBdr>
+              <w:spacing w:after="100" w:before="100" w:line="240"/>
+              <w:ind w:left="100" w:right="100" w:firstLine="0" w:firstLineChars="0"/>
+              <w:rPr>
+                <w:rFonts w:ascii="Helvetica" w:hAnsi="Helvetica" w:eastAsia="Helvetica" w:cs="Helvetica"/>
+                <w:i w:val="false"/>
+                <w:b w:val="false"/>
+                <w:u w:val="none"/>
+                <w:sz w:val="22"/>
+                <w:szCs w:val="22"/>
+                <w:color w:val="000000"/>
+              </w:rPr>
+            </w:pPr>
+            <w:r>
+              <w:rPr>
+                <w:rFonts w:ascii="Helvetica" w:hAnsi="Helvetica" w:eastAsia="Helvetica" w:cs="Helvetica"/>
+                <w:i w:val="false"/>
+                <w:b w:val="false"/>
+                <w:u w:val="none"/>
+                <w:sz w:val="22"/>
+                <w:szCs w:val="22"/>
+                <w:color w:val="000000"/>
+              </w:rPr>
+              <w:t xml:space="preserve">1.02, 1.14</w:t>
+            </w:r>
+          </w:p>
+        </w:tc>
+        <w:tc>
+          <w:tcPr>
+            <w:tcBorders>
+              <w:bottom w:val="none" w:sz="0" w:space="0" w:color="000000"/>
+              <w:top w:val="none" w:sz="0" w:space="0" w:color="000000"/>
+              <w:left w:val="none" w:sz="0" w:space="0" w:color="000000"/>
+              <w:right w:val="none" w:sz="0" w:space="0" w:color="000000"/>
+            </w:tcBorders>
+            <w:shd w:val="clear" w:color="auto" w:fill="FFFFFF"/>
+            <w:tcMar>
+              <w:top w:w="0" w:type="dxa"/>
+              <w:bottom w:w="0" w:type="dxa"/>
+              <w:left w:w="0" w:type="dxa"/>
+              <w:right w:w="0" w:type="dxa"/>
+            </w:tcMar>
+            <w:vAlign w:val="top"/>
+          </w:tcPr>
+          <w:p>
+            <w:pPr>
+              <w:pStyle w:val="Normal"/>
+              <w:jc w:val="center"/>
+              <w:pBdr>
+                <w:bottom w:val="none" w:sz="0" w:space="0" w:color="000000"/>
+                <w:top w:val="none" w:sz="0" w:space="0" w:color="000000"/>
+                <w:left w:val="none" w:sz="0" w:space="0" w:color="000000"/>
+                <w:right w:val="none" w:sz="0" w:space="0" w:color="000000"/>
+              </w:pBdr>
+              <w:spacing w:after="100" w:before="100" w:line="240"/>
+              <w:ind w:left="100" w:right="100" w:firstLine="0" w:firstLineChars="0"/>
+              <w:rPr>
+                <w:rFonts w:ascii="Helvetica" w:hAnsi="Helvetica" w:eastAsia="Helvetica" w:cs="Helvetica"/>
+                <w:i w:val="false"/>
+                <w:b w:val="false"/>
+                <w:u w:val="none"/>
+                <w:sz w:val="22"/>
+                <w:szCs w:val="22"/>
+                <w:color w:val="000000"/>
+              </w:rPr>
+            </w:pPr>
+            <w:r>
+              <w:rPr>
+                <w:rFonts w:ascii="Helvetica" w:hAnsi="Helvetica" w:eastAsia="Helvetica" w:cs="Helvetica"/>
+                <w:i w:val="false"/>
+                <w:b w:val="false"/>
+                <w:u w:val="none"/>
+                <w:sz w:val="22"/>
+                <w:szCs w:val="22"/>
+                <w:color w:val="000000"/>
+              </w:rPr>
+              <w:t xml:space="preserve">0.004</w:t>
+            </w:r>
+          </w:p>
+        </w:tc>
+        <w:tc>
+          <w:tcPr>
+            <w:tcBorders>
+              <w:bottom w:val="none" w:sz="0" w:space="0" w:color="000000"/>
+              <w:top w:val="none" w:sz="0" w:space="0" w:color="000000"/>
+              <w:left w:val="none" w:sz="0" w:space="0" w:color="000000"/>
+              <w:right w:val="none" w:sz="0" w:space="0" w:color="000000"/>
+            </w:tcBorders>
+            <w:shd w:val="clear" w:color="auto" w:fill="FFFFFF"/>
+            <w:tcMar>
+              <w:top w:w="0" w:type="dxa"/>
+              <w:bottom w:w="0" w:type="dxa"/>
+              <w:left w:w="0" w:type="dxa"/>
+              <w:right w:w="0" w:type="dxa"/>
+            </w:tcMar>
+            <w:vAlign w:val="top"/>
+          </w:tcPr>
+          <w:p>
+            <w:pPr>
+              <w:pStyle w:val="Normal"/>
+              <w:jc w:val="center"/>
+              <w:pBdr>
+                <w:bottom w:val="none" w:sz="0" w:space="0" w:color="000000"/>
+                <w:top w:val="none" w:sz="0" w:space="0" w:color="000000"/>
+                <w:left w:val="none" w:sz="0" w:space="0" w:color="000000"/>
+                <w:right w:val="none" w:sz="0" w:space="0" w:color="000000"/>
+              </w:pBdr>
+              <w:spacing w:after="100" w:before="100" w:line="240"/>
+              <w:ind w:left="100" w:right="100" w:firstLine="0" w:firstLineChars="0"/>
+              <w:rPr>
+                <w:rFonts w:ascii="Helvetica" w:hAnsi="Helvetica" w:eastAsia="Helvetica" w:cs="Helvetica"/>
+                <w:i w:val="false"/>
+                <w:b w:val="false"/>
+                <w:u w:val="none"/>
+                <w:sz w:val="22"/>
+                <w:szCs w:val="22"/>
+                <w:color w:val="000000"/>
+              </w:rPr>
+            </w:pPr>
+            <w:r>
+              <w:rPr>
+                <w:rFonts w:ascii="Helvetica" w:hAnsi="Helvetica" w:eastAsia="Helvetica" w:cs="Helvetica"/>
+                <w:i w:val="false"/>
+                <w:b w:val="false"/>
+                <w:u w:val="none"/>
+                <w:sz w:val="22"/>
+                <w:szCs w:val="22"/>
+                <w:color w:val="000000"/>
+              </w:rPr>
+              <w:t xml:space="preserve">142</w:t>
+            </w:r>
+          </w:p>
+        </w:tc>
+        <w:tc>
+          <w:tcPr>
+            <w:tcBorders>
+              <w:bottom w:val="none" w:sz="0" w:space="0" w:color="000000"/>
+              <w:top w:val="none" w:sz="0" w:space="0" w:color="000000"/>
+              <w:left w:val="none" w:sz="0" w:space="0" w:color="000000"/>
+              <w:right w:val="none" w:sz="0" w:space="0" w:color="000000"/>
+            </w:tcBorders>
+            <w:shd w:val="clear" w:color="auto" w:fill="FFFFFF"/>
+            <w:tcMar>
+              <w:top w:w="0" w:type="dxa"/>
+              <w:bottom w:w="0" w:type="dxa"/>
+              <w:left w:w="0" w:type="dxa"/>
+              <w:right w:w="0" w:type="dxa"/>
+            </w:tcMar>
+            <w:vAlign w:val="top"/>
+          </w:tcPr>
+          <w:p>
+            <w:pPr>
+              <w:pStyle w:val="Normal"/>
+              <w:jc w:val="center"/>
+              <w:pBdr>
+                <w:bottom w:val="none" w:sz="0" w:space="0" w:color="000000"/>
+                <w:top w:val="none" w:sz="0" w:space="0" w:color="000000"/>
+                <w:left w:val="none" w:sz="0" w:space="0" w:color="000000"/>
+                <w:right w:val="none" w:sz="0" w:space="0" w:color="000000"/>
+              </w:pBdr>
+              <w:spacing w:after="100" w:before="100" w:line="240"/>
+              <w:ind w:left="100" w:right="100" w:firstLine="0" w:firstLineChars="0"/>
+              <w:rPr>
+                <w:rFonts w:ascii="Helvetica" w:hAnsi="Helvetica" w:eastAsia="Helvetica" w:cs="Helvetica"/>
+                <w:i w:val="false"/>
+                <w:b w:val="false"/>
+                <w:u w:val="none"/>
+                <w:sz w:val="22"/>
+                <w:szCs w:val="22"/>
+                <w:color w:val="000000"/>
+              </w:rPr>
+            </w:pPr>
+            <w:r>
+              <w:rPr>
+                <w:rFonts w:ascii="Helvetica" w:hAnsi="Helvetica" w:eastAsia="Helvetica" w:cs="Helvetica"/>
+                <w:i w:val="false"/>
+                <w:b w:val="false"/>
+                <w:u w:val="none"/>
+                <w:sz w:val="22"/>
+                <w:szCs w:val="22"/>
+                <w:color w:val="000000"/>
+              </w:rPr>
               <w:t xml:space="preserve">1.07</w:t>
             </w:r>
           </w:p>
@@ -1427,272 +1639,60 @@
                 <w:szCs w:val="22"/>
                 <w:color w:val="000000"/>
               </w:rPr>
-              <w:t xml:space="preserve">1.01, 1.14</w:t>
-            </w:r>
-          </w:p>
-        </w:tc>
-        <w:tc>
-          <w:tcPr>
-            <w:tcBorders>
-              <w:bottom w:val="none" w:sz="0" w:space="0" w:color="000000"/>
-              <w:top w:val="none" w:sz="0" w:space="0" w:color="000000"/>
-              <w:left w:val="none" w:sz="0" w:space="0" w:color="000000"/>
-              <w:right w:val="none" w:sz="0" w:space="0" w:color="000000"/>
-            </w:tcBorders>
-            <w:shd w:val="clear" w:color="auto" w:fill="FFFFFF"/>
-            <w:tcMar>
-              <w:top w:w="0" w:type="dxa"/>
-              <w:bottom w:w="0" w:type="dxa"/>
-              <w:left w:w="0" w:type="dxa"/>
-              <w:right w:w="0" w:type="dxa"/>
-            </w:tcMar>
-            <w:vAlign w:val="top"/>
-          </w:tcPr>
-          <w:p>
-            <w:pPr>
-              <w:pStyle w:val="Normal"/>
-              <w:jc w:val="center"/>
-              <w:pBdr>
-                <w:bottom w:val="none" w:sz="0" w:space="0" w:color="000000"/>
-                <w:top w:val="none" w:sz="0" w:space="0" w:color="000000"/>
-                <w:left w:val="none" w:sz="0" w:space="0" w:color="000000"/>
-                <w:right w:val="none" w:sz="0" w:space="0" w:color="000000"/>
-              </w:pBdr>
-              <w:spacing w:after="100" w:before="100" w:line="240"/>
-              <w:ind w:left="100" w:right="100" w:firstLine="0" w:firstLineChars="0"/>
-              <w:rPr>
-                <w:rFonts w:ascii="Helvetica" w:hAnsi="Helvetica" w:eastAsia="Helvetica" w:cs="Helvetica"/>
-                <w:i w:val="false"/>
-                <w:b w:val="false"/>
-                <w:u w:val="none"/>
-                <w:sz w:val="22"/>
-                <w:szCs w:val="22"/>
-                <w:color w:val="000000"/>
-              </w:rPr>
-            </w:pPr>
-            <w:r>
-              <w:rPr>
-                <w:rFonts w:ascii="Helvetica" w:hAnsi="Helvetica" w:eastAsia="Helvetica" w:cs="Helvetica"/>
-                <w:i w:val="false"/>
-                <w:b w:val="false"/>
-                <w:u w:val="none"/>
-                <w:sz w:val="22"/>
-                <w:szCs w:val="22"/>
-                <w:color w:val="000000"/>
-              </w:rPr>
-              <w:t xml:space="preserve">0.021</w:t>
-            </w:r>
-          </w:p>
-        </w:tc>
-        <w:tc>
-          <w:tcPr>
-            <w:tcBorders>
-              <w:bottom w:val="none" w:sz="0" w:space="0" w:color="000000"/>
-              <w:top w:val="none" w:sz="0" w:space="0" w:color="000000"/>
-              <w:left w:val="none" w:sz="0" w:space="0" w:color="000000"/>
-              <w:right w:val="none" w:sz="0" w:space="0" w:color="000000"/>
-            </w:tcBorders>
-            <w:shd w:val="clear" w:color="auto" w:fill="FFFFFF"/>
-            <w:tcMar>
-              <w:top w:w="0" w:type="dxa"/>
-              <w:bottom w:w="0" w:type="dxa"/>
-              <w:left w:w="0" w:type="dxa"/>
-              <w:right w:w="0" w:type="dxa"/>
-            </w:tcMar>
-            <w:vAlign w:val="top"/>
-          </w:tcPr>
-          <w:p>
-            <w:pPr>
-              <w:pStyle w:val="Normal"/>
-              <w:jc w:val="center"/>
-              <w:pBdr>
-                <w:bottom w:val="none" w:sz="0" w:space="0" w:color="000000"/>
-                <w:top w:val="none" w:sz="0" w:space="0" w:color="000000"/>
-                <w:left w:val="none" w:sz="0" w:space="0" w:color="000000"/>
-                <w:right w:val="none" w:sz="0" w:space="0" w:color="000000"/>
-              </w:pBdr>
-              <w:spacing w:after="100" w:before="100" w:line="240"/>
-              <w:ind w:left="100" w:right="100" w:firstLine="0" w:firstLineChars="0"/>
-              <w:rPr>
-                <w:rFonts w:ascii="Helvetica" w:hAnsi="Helvetica" w:eastAsia="Helvetica" w:cs="Helvetica"/>
-                <w:i w:val="false"/>
-                <w:b w:val="false"/>
-                <w:u w:val="none"/>
-                <w:sz w:val="22"/>
-                <w:szCs w:val="22"/>
-                <w:color w:val="000000"/>
-              </w:rPr>
-            </w:pPr>
-            <w:r>
-              <w:rPr>
-                <w:rFonts w:ascii="Helvetica" w:hAnsi="Helvetica" w:eastAsia="Helvetica" w:cs="Helvetica"/>
-                <w:i w:val="false"/>
-                <w:b w:val="false"/>
-                <w:u w:val="none"/>
-                <w:sz w:val="22"/>
-                <w:szCs w:val="22"/>
-                <w:color w:val="000000"/>
-              </w:rPr>
-              <w:t xml:space="preserve">142</w:t>
-            </w:r>
-          </w:p>
-        </w:tc>
-        <w:tc>
-          <w:tcPr>
-            <w:tcBorders>
-              <w:bottom w:val="none" w:sz="0" w:space="0" w:color="000000"/>
-              <w:top w:val="none" w:sz="0" w:space="0" w:color="000000"/>
-              <w:left w:val="none" w:sz="0" w:space="0" w:color="000000"/>
-              <w:right w:val="none" w:sz="0" w:space="0" w:color="000000"/>
-            </w:tcBorders>
-            <w:shd w:val="clear" w:color="auto" w:fill="FFFFFF"/>
-            <w:tcMar>
-              <w:top w:w="0" w:type="dxa"/>
-              <w:bottom w:w="0" w:type="dxa"/>
-              <w:left w:w="0" w:type="dxa"/>
-              <w:right w:w="0" w:type="dxa"/>
-            </w:tcMar>
-            <w:vAlign w:val="top"/>
-          </w:tcPr>
-          <w:p>
-            <w:pPr>
-              <w:pStyle w:val="Normal"/>
-              <w:jc w:val="center"/>
-              <w:pBdr>
-                <w:bottom w:val="none" w:sz="0" w:space="0" w:color="000000"/>
-                <w:top w:val="none" w:sz="0" w:space="0" w:color="000000"/>
-                <w:left w:val="none" w:sz="0" w:space="0" w:color="000000"/>
-                <w:right w:val="none" w:sz="0" w:space="0" w:color="000000"/>
-              </w:pBdr>
-              <w:spacing w:after="100" w:before="100" w:line="240"/>
-              <w:ind w:left="100" w:right="100" w:firstLine="0" w:firstLineChars="0"/>
-              <w:rPr>
-                <w:rFonts w:ascii="Helvetica" w:hAnsi="Helvetica" w:eastAsia="Helvetica" w:cs="Helvetica"/>
-                <w:i w:val="false"/>
-                <w:b w:val="false"/>
-                <w:u w:val="none"/>
-                <w:sz w:val="22"/>
-                <w:szCs w:val="22"/>
-                <w:color w:val="000000"/>
-              </w:rPr>
-            </w:pPr>
-            <w:r>
-              <w:rPr>
-                <w:rFonts w:ascii="Helvetica" w:hAnsi="Helvetica" w:eastAsia="Helvetica" w:cs="Helvetica"/>
-                <w:i w:val="false"/>
-                <w:b w:val="false"/>
-                <w:u w:val="none"/>
-                <w:sz w:val="22"/>
-                <w:szCs w:val="22"/>
-                <w:color w:val="000000"/>
-              </w:rPr>
-              <w:t xml:space="preserve">1.06</w:t>
-            </w:r>
-          </w:p>
-        </w:tc>
-        <w:tc>
-          <w:tcPr>
-            <w:tcBorders>
-              <w:bottom w:val="none" w:sz="0" w:space="0" w:color="000000"/>
-              <w:top w:val="none" w:sz="0" w:space="0" w:color="000000"/>
-              <w:left w:val="none" w:sz="0" w:space="0" w:color="000000"/>
-              <w:right w:val="none" w:sz="0" w:space="0" w:color="000000"/>
-            </w:tcBorders>
-            <w:shd w:val="clear" w:color="auto" w:fill="FFFFFF"/>
-            <w:tcMar>
-              <w:top w:w="0" w:type="dxa"/>
-              <w:bottom w:w="0" w:type="dxa"/>
-              <w:left w:w="0" w:type="dxa"/>
-              <w:right w:w="0" w:type="dxa"/>
-            </w:tcMar>
-            <w:vAlign w:val="top"/>
-          </w:tcPr>
-          <w:p>
-            <w:pPr>
-              <w:pStyle w:val="Normal"/>
-              <w:jc w:val="center"/>
-              <w:pBdr>
-                <w:bottom w:val="none" w:sz="0" w:space="0" w:color="000000"/>
-                <w:top w:val="none" w:sz="0" w:space="0" w:color="000000"/>
-                <w:left w:val="none" w:sz="0" w:space="0" w:color="000000"/>
-                <w:right w:val="none" w:sz="0" w:space="0" w:color="000000"/>
-              </w:pBdr>
-              <w:spacing w:after="100" w:before="100" w:line="240"/>
-              <w:ind w:left="100" w:right="100" w:firstLine="0" w:firstLineChars="0"/>
-              <w:rPr>
-                <w:rFonts w:ascii="Helvetica" w:hAnsi="Helvetica" w:eastAsia="Helvetica" w:cs="Helvetica"/>
-                <w:i w:val="false"/>
-                <w:b w:val="false"/>
-                <w:u w:val="none"/>
-                <w:sz w:val="22"/>
-                <w:szCs w:val="22"/>
-                <w:color w:val="000000"/>
-              </w:rPr>
-            </w:pPr>
-            <w:r>
-              <w:rPr>
-                <w:rFonts w:ascii="Helvetica" w:hAnsi="Helvetica" w:eastAsia="Helvetica" w:cs="Helvetica"/>
-                <w:i w:val="false"/>
-                <w:b w:val="false"/>
-                <w:u w:val="none"/>
-                <w:sz w:val="22"/>
-                <w:szCs w:val="22"/>
-                <w:color w:val="000000"/>
-              </w:rPr>
-              <w:t xml:space="preserve">0.94, 1.19</w:t>
-            </w:r>
-          </w:p>
-        </w:tc>
-        <w:tc>
-          <w:tcPr>
-            <w:tcBorders>
-              <w:bottom w:val="none" w:sz="0" w:space="0" w:color="000000"/>
-              <w:top w:val="none" w:sz="0" w:space="0" w:color="000000"/>
-              <w:left w:val="none" w:sz="0" w:space="0" w:color="000000"/>
-              <w:right w:val="none" w:sz="0" w:space="0" w:color="000000"/>
-            </w:tcBorders>
-            <w:shd w:val="clear" w:color="auto" w:fill="FFFFFF"/>
-            <w:tcMar>
-              <w:top w:w="0" w:type="dxa"/>
-              <w:bottom w:w="0" w:type="dxa"/>
-              <w:left w:w="0" w:type="dxa"/>
-              <w:right w:w="0" w:type="dxa"/>
-            </w:tcMar>
-            <w:vAlign w:val="top"/>
-          </w:tcPr>
-          <w:p>
-            <w:pPr>
-              <w:pStyle w:val="Normal"/>
-              <w:jc w:val="center"/>
-              <w:pBdr>
-                <w:bottom w:val="none" w:sz="0" w:space="0" w:color="000000"/>
-                <w:top w:val="none" w:sz="0" w:space="0" w:color="000000"/>
-                <w:left w:val="none" w:sz="0" w:space="0" w:color="000000"/>
-                <w:right w:val="none" w:sz="0" w:space="0" w:color="000000"/>
-              </w:pBdr>
-              <w:spacing w:after="100" w:before="100" w:line="240"/>
-              <w:ind w:left="100" w:right="100" w:firstLine="0" w:firstLineChars="0"/>
-              <w:rPr>
-                <w:rFonts w:ascii="Helvetica" w:hAnsi="Helvetica" w:eastAsia="Helvetica" w:cs="Helvetica"/>
-                <w:i w:val="false"/>
-                <w:b w:val="false"/>
-                <w:u w:val="none"/>
-                <w:sz w:val="22"/>
-                <w:szCs w:val="22"/>
-                <w:color w:val="000000"/>
-              </w:rPr>
-            </w:pPr>
-            <w:r>
-              <w:rPr>
-                <w:rFonts w:ascii="Helvetica" w:hAnsi="Helvetica" w:eastAsia="Helvetica" w:cs="Helvetica"/>
-                <w:i w:val="false"/>
-                <w:b w:val="false"/>
-                <w:u w:val="none"/>
-                <w:sz w:val="22"/>
-                <w:szCs w:val="22"/>
-                <w:color w:val="000000"/>
-              </w:rPr>
-              <w:t xml:space="preserve">0.380</w:t>
+              <w:t xml:space="preserve">0.97, 1.19</w:t>
+            </w:r>
+          </w:p>
+        </w:tc>
+        <w:tc>
+          <w:tcPr>
+            <w:tcBorders>
+              <w:bottom w:val="none" w:sz="0" w:space="0" w:color="000000"/>
+              <w:top w:val="none" w:sz="0" w:space="0" w:color="000000"/>
+              <w:left w:val="none" w:sz="0" w:space="0" w:color="000000"/>
+              <w:right w:val="none" w:sz="0" w:space="0" w:color="000000"/>
+            </w:tcBorders>
+            <w:shd w:val="clear" w:color="auto" w:fill="FFFFFF"/>
+            <w:tcMar>
+              <w:top w:w="0" w:type="dxa"/>
+              <w:bottom w:w="0" w:type="dxa"/>
+              <w:left w:w="0" w:type="dxa"/>
+              <w:right w:w="0" w:type="dxa"/>
+            </w:tcMar>
+            <w:vAlign w:val="top"/>
+          </w:tcPr>
+          <w:p>
+            <w:pPr>
+              <w:pStyle w:val="Normal"/>
+              <w:jc w:val="center"/>
+              <w:pBdr>
+                <w:bottom w:val="none" w:sz="0" w:space="0" w:color="000000"/>
+                <w:top w:val="none" w:sz="0" w:space="0" w:color="000000"/>
+                <w:left w:val="none" w:sz="0" w:space="0" w:color="000000"/>
+                <w:right w:val="none" w:sz="0" w:space="0" w:color="000000"/>
+              </w:pBdr>
+              <w:spacing w:after="100" w:before="100" w:line="240"/>
+              <w:ind w:left="100" w:right="100" w:firstLine="0" w:firstLineChars="0"/>
+              <w:rPr>
+                <w:rFonts w:ascii="Helvetica" w:hAnsi="Helvetica" w:eastAsia="Helvetica" w:cs="Helvetica"/>
+                <w:i w:val="false"/>
+                <w:b w:val="false"/>
+                <w:u w:val="none"/>
+                <w:sz w:val="22"/>
+                <w:szCs w:val="22"/>
+                <w:color w:val="000000"/>
+              </w:rPr>
+            </w:pPr>
+            <w:r>
+              <w:rPr>
+                <w:rFonts w:ascii="Helvetica" w:hAnsi="Helvetica" w:eastAsia="Helvetica" w:cs="Helvetica"/>
+                <w:i w:val="false"/>
+                <w:b w:val="false"/>
+                <w:u w:val="none"/>
+                <w:sz w:val="22"/>
+                <w:szCs w:val="22"/>
+                <w:color w:val="000000"/>
+              </w:rPr>
+              <w:t xml:space="preserve">0.170</w:t>
             </w:r>
           </w:p>
         </w:tc>
@@ -2823,113 +2823,113 @@
                 <w:szCs w:val="22"/>
                 <w:color w:val="000000"/>
               </w:rPr>
-              <w:t xml:space="preserve">3.94</w:t>
-            </w:r>
-          </w:p>
-        </w:tc>
-        <w:tc>
-          <w:tcPr>
-            <w:tcBorders>
-              <w:bottom w:val="none" w:sz="0" w:space="0" w:color="000000"/>
-              <w:top w:val="none" w:sz="0" w:space="0" w:color="000000"/>
-              <w:left w:val="none" w:sz="0" w:space="0" w:color="000000"/>
-              <w:right w:val="none" w:sz="0" w:space="0" w:color="000000"/>
-            </w:tcBorders>
-            <w:shd w:val="clear" w:color="auto" w:fill="FFFFFF"/>
-            <w:tcMar>
-              <w:top w:w="0" w:type="dxa"/>
-              <w:bottom w:w="0" w:type="dxa"/>
-              <w:left w:w="0" w:type="dxa"/>
-              <w:right w:w="0" w:type="dxa"/>
-            </w:tcMar>
-            <w:vAlign w:val="top"/>
-          </w:tcPr>
-          <w:p>
-            <w:pPr>
-              <w:pStyle w:val="Normal"/>
-              <w:jc w:val="center"/>
-              <w:pBdr>
-                <w:bottom w:val="none" w:sz="0" w:space="0" w:color="000000"/>
-                <w:top w:val="none" w:sz="0" w:space="0" w:color="000000"/>
-                <w:left w:val="none" w:sz="0" w:space="0" w:color="000000"/>
-                <w:right w:val="none" w:sz="0" w:space="0" w:color="000000"/>
-              </w:pBdr>
-              <w:spacing w:after="100" w:before="100" w:line="240"/>
-              <w:ind w:left="100" w:right="100" w:firstLine="0" w:firstLineChars="0"/>
-              <w:rPr>
-                <w:rFonts w:ascii="Helvetica" w:hAnsi="Helvetica" w:eastAsia="Helvetica" w:cs="Helvetica"/>
-                <w:i w:val="false"/>
-                <w:b w:val="false"/>
-                <w:u w:val="none"/>
-                <w:sz w:val="22"/>
-                <w:szCs w:val="22"/>
-                <w:color w:val="000000"/>
-              </w:rPr>
-            </w:pPr>
-            <w:r>
-              <w:rPr>
-                <w:rFonts w:ascii="Helvetica" w:hAnsi="Helvetica" w:eastAsia="Helvetica" w:cs="Helvetica"/>
-                <w:i w:val="false"/>
-                <w:b w:val="false"/>
-                <w:u w:val="none"/>
-                <w:sz w:val="22"/>
-                <w:szCs w:val="22"/>
-                <w:color w:val="000000"/>
-              </w:rPr>
-              <w:t xml:space="preserve">0.79, 19.5</w:t>
-            </w:r>
-          </w:p>
-        </w:tc>
-        <w:tc>
-          <w:tcPr>
-            <w:tcBorders>
-              <w:bottom w:val="none" w:sz="0" w:space="0" w:color="000000"/>
-              <w:top w:val="none" w:sz="0" w:space="0" w:color="000000"/>
-              <w:left w:val="none" w:sz="0" w:space="0" w:color="000000"/>
-              <w:right w:val="none" w:sz="0" w:space="0" w:color="000000"/>
-            </w:tcBorders>
-            <w:shd w:val="clear" w:color="auto" w:fill="FFFFFF"/>
-            <w:tcMar>
-              <w:top w:w="0" w:type="dxa"/>
-              <w:bottom w:w="0" w:type="dxa"/>
-              <w:left w:w="0" w:type="dxa"/>
-              <w:right w:w="0" w:type="dxa"/>
-            </w:tcMar>
-            <w:vAlign w:val="top"/>
-          </w:tcPr>
-          <w:p>
-            <w:pPr>
-              <w:pStyle w:val="Normal"/>
-              <w:jc w:val="center"/>
-              <w:pBdr>
-                <w:bottom w:val="none" w:sz="0" w:space="0" w:color="000000"/>
-                <w:top w:val="none" w:sz="0" w:space="0" w:color="000000"/>
-                <w:left w:val="none" w:sz="0" w:space="0" w:color="000000"/>
-                <w:right w:val="none" w:sz="0" w:space="0" w:color="000000"/>
-              </w:pBdr>
-              <w:spacing w:after="100" w:before="100" w:line="240"/>
-              <w:ind w:left="100" w:right="100" w:firstLine="0" w:firstLineChars="0"/>
-              <w:rPr>
-                <w:rFonts w:ascii="Helvetica" w:hAnsi="Helvetica" w:eastAsia="Helvetica" w:cs="Helvetica"/>
-                <w:i w:val="false"/>
-                <w:b w:val="false"/>
-                <w:u w:val="none"/>
-                <w:sz w:val="22"/>
-                <w:szCs w:val="22"/>
-                <w:color w:val="000000"/>
-              </w:rPr>
-            </w:pPr>
-            <w:r>
-              <w:rPr>
-                <w:rFonts w:ascii="Helvetica" w:hAnsi="Helvetica" w:eastAsia="Helvetica" w:cs="Helvetica"/>
-                <w:i w:val="false"/>
-                <w:b w:val="false"/>
-                <w:u w:val="none"/>
-                <w:sz w:val="22"/>
-                <w:szCs w:val="22"/>
-                <w:color w:val="000000"/>
-              </w:rPr>
-              <w:t xml:space="preserve">0.094</w:t>
+              <w:t xml:space="preserve">4.03</w:t>
+            </w:r>
+          </w:p>
+        </w:tc>
+        <w:tc>
+          <w:tcPr>
+            <w:tcBorders>
+              <w:bottom w:val="none" w:sz="0" w:space="0" w:color="000000"/>
+              <w:top w:val="none" w:sz="0" w:space="0" w:color="000000"/>
+              <w:left w:val="none" w:sz="0" w:space="0" w:color="000000"/>
+              <w:right w:val="none" w:sz="0" w:space="0" w:color="000000"/>
+            </w:tcBorders>
+            <w:shd w:val="clear" w:color="auto" w:fill="FFFFFF"/>
+            <w:tcMar>
+              <w:top w:w="0" w:type="dxa"/>
+              <w:bottom w:w="0" w:type="dxa"/>
+              <w:left w:w="0" w:type="dxa"/>
+              <w:right w:w="0" w:type="dxa"/>
+            </w:tcMar>
+            <w:vAlign w:val="top"/>
+          </w:tcPr>
+          <w:p>
+            <w:pPr>
+              <w:pStyle w:val="Normal"/>
+              <w:jc w:val="center"/>
+              <w:pBdr>
+                <w:bottom w:val="none" w:sz="0" w:space="0" w:color="000000"/>
+                <w:top w:val="none" w:sz="0" w:space="0" w:color="000000"/>
+                <w:left w:val="none" w:sz="0" w:space="0" w:color="000000"/>
+                <w:right w:val="none" w:sz="0" w:space="0" w:color="000000"/>
+              </w:pBdr>
+              <w:spacing w:after="100" w:before="100" w:line="240"/>
+              <w:ind w:left="100" w:right="100" w:firstLine="0" w:firstLineChars="0"/>
+              <w:rPr>
+                <w:rFonts w:ascii="Helvetica" w:hAnsi="Helvetica" w:eastAsia="Helvetica" w:cs="Helvetica"/>
+                <w:i w:val="false"/>
+                <w:b w:val="false"/>
+                <w:u w:val="none"/>
+                <w:sz w:val="22"/>
+                <w:szCs w:val="22"/>
+                <w:color w:val="000000"/>
+              </w:rPr>
+            </w:pPr>
+            <w:r>
+              <w:rPr>
+                <w:rFonts w:ascii="Helvetica" w:hAnsi="Helvetica" w:eastAsia="Helvetica" w:cs="Helvetica"/>
+                <w:i w:val="false"/>
+                <w:b w:val="false"/>
+                <w:u w:val="none"/>
+                <w:sz w:val="22"/>
+                <w:szCs w:val="22"/>
+                <w:color w:val="000000"/>
+              </w:rPr>
+              <w:t xml:space="preserve">1.08, 14.9</w:t>
+            </w:r>
+          </w:p>
+        </w:tc>
+        <w:tc>
+          <w:tcPr>
+            <w:tcBorders>
+              <w:bottom w:val="none" w:sz="0" w:space="0" w:color="000000"/>
+              <w:top w:val="none" w:sz="0" w:space="0" w:color="000000"/>
+              <w:left w:val="none" w:sz="0" w:space="0" w:color="000000"/>
+              <w:right w:val="none" w:sz="0" w:space="0" w:color="000000"/>
+            </w:tcBorders>
+            <w:shd w:val="clear" w:color="auto" w:fill="FFFFFF"/>
+            <w:tcMar>
+              <w:top w:w="0" w:type="dxa"/>
+              <w:bottom w:w="0" w:type="dxa"/>
+              <w:left w:w="0" w:type="dxa"/>
+              <w:right w:w="0" w:type="dxa"/>
+            </w:tcMar>
+            <w:vAlign w:val="top"/>
+          </w:tcPr>
+          <w:p>
+            <w:pPr>
+              <w:pStyle w:val="Normal"/>
+              <w:jc w:val="center"/>
+              <w:pBdr>
+                <w:bottom w:val="none" w:sz="0" w:space="0" w:color="000000"/>
+                <w:top w:val="none" w:sz="0" w:space="0" w:color="000000"/>
+                <w:left w:val="none" w:sz="0" w:space="0" w:color="000000"/>
+                <w:right w:val="none" w:sz="0" w:space="0" w:color="000000"/>
+              </w:pBdr>
+              <w:spacing w:after="100" w:before="100" w:line="240"/>
+              <w:ind w:left="100" w:right="100" w:firstLine="0" w:firstLineChars="0"/>
+              <w:rPr>
+                <w:rFonts w:ascii="Helvetica" w:hAnsi="Helvetica" w:eastAsia="Helvetica" w:cs="Helvetica"/>
+                <w:i w:val="false"/>
+                <w:b w:val="false"/>
+                <w:u w:val="none"/>
+                <w:sz w:val="22"/>
+                <w:szCs w:val="22"/>
+                <w:color w:val="000000"/>
+              </w:rPr>
+            </w:pPr>
+            <w:r>
+              <w:rPr>
+                <w:rFonts w:ascii="Helvetica" w:hAnsi="Helvetica" w:eastAsia="Helvetica" w:cs="Helvetica"/>
+                <w:i w:val="false"/>
+                <w:b w:val="false"/>
+                <w:u w:val="none"/>
+                <w:sz w:val="22"/>
+                <w:szCs w:val="22"/>
+                <w:color w:val="000000"/>
+              </w:rPr>
+              <w:t xml:space="preserve">0.037</w:t>
             </w:r>
           </w:p>
         </w:tc>
@@ -3035,113 +3035,113 @@
                 <w:szCs w:val="22"/>
                 <w:color w:val="000000"/>
               </w:rPr>
-              <w:t xml:space="preserve">30,032</w:t>
-            </w:r>
-          </w:p>
-        </w:tc>
-        <w:tc>
-          <w:tcPr>
-            <w:tcBorders>
-              <w:bottom w:val="none" w:sz="0" w:space="0" w:color="000000"/>
-              <w:top w:val="none" w:sz="0" w:space="0" w:color="000000"/>
-              <w:left w:val="none" w:sz="0" w:space="0" w:color="000000"/>
-              <w:right w:val="none" w:sz="0" w:space="0" w:color="000000"/>
-            </w:tcBorders>
-            <w:shd w:val="clear" w:color="auto" w:fill="FFFFFF"/>
-            <w:tcMar>
-              <w:top w:w="0" w:type="dxa"/>
-              <w:bottom w:w="0" w:type="dxa"/>
-              <w:left w:w="0" w:type="dxa"/>
-              <w:right w:w="0" w:type="dxa"/>
-            </w:tcMar>
-            <w:vAlign w:val="top"/>
-          </w:tcPr>
-          <w:p>
-            <w:pPr>
-              <w:pStyle w:val="Normal"/>
-              <w:jc w:val="center"/>
-              <w:pBdr>
-                <w:bottom w:val="none" w:sz="0" w:space="0" w:color="000000"/>
-                <w:top w:val="none" w:sz="0" w:space="0" w:color="000000"/>
-                <w:left w:val="none" w:sz="0" w:space="0" w:color="000000"/>
-                <w:right w:val="none" w:sz="0" w:space="0" w:color="000000"/>
-              </w:pBdr>
-              <w:spacing w:after="100" w:before="100" w:line="240"/>
-              <w:ind w:left="100" w:right="100" w:firstLine="0" w:firstLineChars="0"/>
-              <w:rPr>
-                <w:rFonts w:ascii="Helvetica" w:hAnsi="Helvetica" w:eastAsia="Helvetica" w:cs="Helvetica"/>
-                <w:i w:val="false"/>
-                <w:b w:val="false"/>
-                <w:u w:val="none"/>
-                <w:sz w:val="22"/>
-                <w:szCs w:val="22"/>
-                <w:color w:val="000000"/>
-              </w:rPr>
-            </w:pPr>
-            <w:r>
-              <w:rPr>
-                <w:rFonts w:ascii="Helvetica" w:hAnsi="Helvetica" w:eastAsia="Helvetica" w:cs="Helvetica"/>
-                <w:i w:val="false"/>
-                <w:b w:val="false"/>
-                <w:u w:val="none"/>
-                <w:sz w:val="22"/>
-                <w:szCs w:val="22"/>
-                <w:color w:val="000000"/>
-              </w:rPr>
-              <w:t xml:space="preserve">274, 3,289,577</w:t>
-            </w:r>
-          </w:p>
-        </w:tc>
-        <w:tc>
-          <w:tcPr>
-            <w:tcBorders>
-              <w:bottom w:val="none" w:sz="0" w:space="0" w:color="000000"/>
-              <w:top w:val="none" w:sz="0" w:space="0" w:color="000000"/>
-              <w:left w:val="none" w:sz="0" w:space="0" w:color="000000"/>
-              <w:right w:val="none" w:sz="0" w:space="0" w:color="000000"/>
-            </w:tcBorders>
-            <w:shd w:val="clear" w:color="auto" w:fill="FFFFFF"/>
-            <w:tcMar>
-              <w:top w:w="0" w:type="dxa"/>
-              <w:bottom w:w="0" w:type="dxa"/>
-              <w:left w:w="0" w:type="dxa"/>
-              <w:right w:w="0" w:type="dxa"/>
-            </w:tcMar>
-            <w:vAlign w:val="top"/>
-          </w:tcPr>
-          <w:p>
-            <w:pPr>
-              <w:pStyle w:val="Normal"/>
-              <w:jc w:val="center"/>
-              <w:pBdr>
-                <w:bottom w:val="none" w:sz="0" w:space="0" w:color="000000"/>
-                <w:top w:val="none" w:sz="0" w:space="0" w:color="000000"/>
-                <w:left w:val="none" w:sz="0" w:space="0" w:color="000000"/>
-                <w:right w:val="none" w:sz="0" w:space="0" w:color="000000"/>
-              </w:pBdr>
-              <w:spacing w:after="100" w:before="100" w:line="240"/>
-              <w:ind w:left="100" w:right="100" w:firstLine="0" w:firstLineChars="0"/>
-              <w:rPr>
-                <w:rFonts w:ascii="Helvetica" w:hAnsi="Helvetica" w:eastAsia="Helvetica" w:cs="Helvetica"/>
-                <w:i w:val="false"/>
-                <w:b w:val="false"/>
-                <w:u w:val="none"/>
-                <w:sz w:val="22"/>
-                <w:szCs w:val="22"/>
-                <w:color w:val="000000"/>
-              </w:rPr>
-            </w:pPr>
-            <w:r>
-              <w:rPr>
-                <w:rFonts w:ascii="Helvetica" w:hAnsi="Helvetica" w:eastAsia="Helvetica" w:cs="Helvetica"/>
-                <w:i w:val="false"/>
-                <w:b w:val="false"/>
-                <w:u w:val="none"/>
-                <w:sz w:val="22"/>
-                <w:szCs w:val="22"/>
-                <w:color w:val="000000"/>
-              </w:rPr>
-              <w:t xml:space="preserve">&lt;0.001</w:t>
+              <w:t xml:space="preserve">48.2</w:t>
+            </w:r>
+          </w:p>
+        </w:tc>
+        <w:tc>
+          <w:tcPr>
+            <w:tcBorders>
+              <w:bottom w:val="none" w:sz="0" w:space="0" w:color="000000"/>
+              <w:top w:val="none" w:sz="0" w:space="0" w:color="000000"/>
+              <w:left w:val="none" w:sz="0" w:space="0" w:color="000000"/>
+              <w:right w:val="none" w:sz="0" w:space="0" w:color="000000"/>
+            </w:tcBorders>
+            <w:shd w:val="clear" w:color="auto" w:fill="FFFFFF"/>
+            <w:tcMar>
+              <w:top w:w="0" w:type="dxa"/>
+              <w:bottom w:w="0" w:type="dxa"/>
+              <w:left w:w="0" w:type="dxa"/>
+              <w:right w:w="0" w:type="dxa"/>
+            </w:tcMar>
+            <w:vAlign w:val="top"/>
+          </w:tcPr>
+          <w:p>
+            <w:pPr>
+              <w:pStyle w:val="Normal"/>
+              <w:jc w:val="center"/>
+              <w:pBdr>
+                <w:bottom w:val="none" w:sz="0" w:space="0" w:color="000000"/>
+                <w:top w:val="none" w:sz="0" w:space="0" w:color="000000"/>
+                <w:left w:val="none" w:sz="0" w:space="0" w:color="000000"/>
+                <w:right w:val="none" w:sz="0" w:space="0" w:color="000000"/>
+              </w:pBdr>
+              <w:spacing w:after="100" w:before="100" w:line="240"/>
+              <w:ind w:left="100" w:right="100" w:firstLine="0" w:firstLineChars="0"/>
+              <w:rPr>
+                <w:rFonts w:ascii="Helvetica" w:hAnsi="Helvetica" w:eastAsia="Helvetica" w:cs="Helvetica"/>
+                <w:i w:val="false"/>
+                <w:b w:val="false"/>
+                <w:u w:val="none"/>
+                <w:sz w:val="22"/>
+                <w:szCs w:val="22"/>
+                <w:color w:val="000000"/>
+              </w:rPr>
+            </w:pPr>
+            <w:r>
+              <w:rPr>
+                <w:rFonts w:ascii="Helvetica" w:hAnsi="Helvetica" w:eastAsia="Helvetica" w:cs="Helvetica"/>
+                <w:i w:val="false"/>
+                <w:b w:val="false"/>
+                <w:u w:val="none"/>
+                <w:sz w:val="22"/>
+                <w:szCs w:val="22"/>
+                <w:color w:val="000000"/>
+              </w:rPr>
+              <w:t xml:space="preserve">3.73, 624</w:t>
+            </w:r>
+          </w:p>
+        </w:tc>
+        <w:tc>
+          <w:tcPr>
+            <w:tcBorders>
+              <w:bottom w:val="none" w:sz="0" w:space="0" w:color="000000"/>
+              <w:top w:val="none" w:sz="0" w:space="0" w:color="000000"/>
+              <w:left w:val="none" w:sz="0" w:space="0" w:color="000000"/>
+              <w:right w:val="none" w:sz="0" w:space="0" w:color="000000"/>
+            </w:tcBorders>
+            <w:shd w:val="clear" w:color="auto" w:fill="FFFFFF"/>
+            <w:tcMar>
+              <w:top w:w="0" w:type="dxa"/>
+              <w:bottom w:w="0" w:type="dxa"/>
+              <w:left w:w="0" w:type="dxa"/>
+              <w:right w:w="0" w:type="dxa"/>
+            </w:tcMar>
+            <w:vAlign w:val="top"/>
+          </w:tcPr>
+          <w:p>
+            <w:pPr>
+              <w:pStyle w:val="Normal"/>
+              <w:jc w:val="center"/>
+              <w:pBdr>
+                <w:bottom w:val="none" w:sz="0" w:space="0" w:color="000000"/>
+                <w:top w:val="none" w:sz="0" w:space="0" w:color="000000"/>
+                <w:left w:val="none" w:sz="0" w:space="0" w:color="000000"/>
+                <w:right w:val="none" w:sz="0" w:space="0" w:color="000000"/>
+              </w:pBdr>
+              <w:spacing w:after="100" w:before="100" w:line="240"/>
+              <w:ind w:left="100" w:right="100" w:firstLine="0" w:firstLineChars="0"/>
+              <w:rPr>
+                <w:rFonts w:ascii="Helvetica" w:hAnsi="Helvetica" w:eastAsia="Helvetica" w:cs="Helvetica"/>
+                <w:i w:val="false"/>
+                <w:b w:val="false"/>
+                <w:u w:val="none"/>
+                <w:sz w:val="22"/>
+                <w:szCs w:val="22"/>
+                <w:color w:val="000000"/>
+              </w:rPr>
+            </w:pPr>
+            <w:r>
+              <w:rPr>
+                <w:rFonts w:ascii="Helvetica" w:hAnsi="Helvetica" w:eastAsia="Helvetica" w:cs="Helvetica"/>
+                <w:i w:val="false"/>
+                <w:b w:val="false"/>
+                <w:u w:val="none"/>
+                <w:sz w:val="22"/>
+                <w:szCs w:val="22"/>
+                <w:color w:val="000000"/>
+              </w:rPr>
+              <w:t xml:space="preserve">0.003</w:t>
             </w:r>
           </w:p>
         </w:tc>
@@ -3359,60 +3359,60 @@
                 <w:szCs w:val="22"/>
                 <w:color w:val="000000"/>
               </w:rPr>
-              <w:t xml:space="preserve">0.86, 1.52</w:t>
-            </w:r>
-          </w:p>
-        </w:tc>
-        <w:tc>
-          <w:tcPr>
-            <w:tcBorders>
-              <w:bottom w:val="none" w:sz="0" w:space="0" w:color="000000"/>
-              <w:top w:val="none" w:sz="0" w:space="0" w:color="000000"/>
-              <w:left w:val="none" w:sz="0" w:space="0" w:color="000000"/>
-              <w:right w:val="none" w:sz="0" w:space="0" w:color="000000"/>
-            </w:tcBorders>
-            <w:shd w:val="clear" w:color="auto" w:fill="FFFFFF"/>
-            <w:tcMar>
-              <w:top w:w="0" w:type="dxa"/>
-              <w:bottom w:w="0" w:type="dxa"/>
-              <w:left w:w="0" w:type="dxa"/>
-              <w:right w:w="0" w:type="dxa"/>
-            </w:tcMar>
-            <w:vAlign w:val="top"/>
-          </w:tcPr>
-          <w:p>
-            <w:pPr>
-              <w:pStyle w:val="Normal"/>
-              <w:jc w:val="center"/>
-              <w:pBdr>
-                <w:bottom w:val="none" w:sz="0" w:space="0" w:color="000000"/>
-                <w:top w:val="none" w:sz="0" w:space="0" w:color="000000"/>
-                <w:left w:val="none" w:sz="0" w:space="0" w:color="000000"/>
-                <w:right w:val="none" w:sz="0" w:space="0" w:color="000000"/>
-              </w:pBdr>
-              <w:spacing w:after="100" w:before="100" w:line="240"/>
-              <w:ind w:left="100" w:right="100" w:firstLine="0" w:firstLineChars="0"/>
-              <w:rPr>
-                <w:rFonts w:ascii="Helvetica" w:hAnsi="Helvetica" w:eastAsia="Helvetica" w:cs="Helvetica"/>
-                <w:i w:val="false"/>
-                <w:b w:val="false"/>
-                <w:u w:val="none"/>
-                <w:sz w:val="22"/>
-                <w:szCs w:val="22"/>
-                <w:color w:val="000000"/>
-              </w:rPr>
-            </w:pPr>
-            <w:r>
-              <w:rPr>
-                <w:rFonts w:ascii="Helvetica" w:hAnsi="Helvetica" w:eastAsia="Helvetica" w:cs="Helvetica"/>
-                <w:i w:val="false"/>
-                <w:b w:val="false"/>
-                <w:u w:val="none"/>
-                <w:sz w:val="22"/>
-                <w:szCs w:val="22"/>
-                <w:color w:val="000000"/>
-              </w:rPr>
-              <w:t xml:space="preserve">0.360</w:t>
+              <w:t xml:space="preserve">0.92, 1.41</w:t>
+            </w:r>
+          </w:p>
+        </w:tc>
+        <w:tc>
+          <w:tcPr>
+            <w:tcBorders>
+              <w:bottom w:val="none" w:sz="0" w:space="0" w:color="000000"/>
+              <w:top w:val="none" w:sz="0" w:space="0" w:color="000000"/>
+              <w:left w:val="none" w:sz="0" w:space="0" w:color="000000"/>
+              <w:right w:val="none" w:sz="0" w:space="0" w:color="000000"/>
+            </w:tcBorders>
+            <w:shd w:val="clear" w:color="auto" w:fill="FFFFFF"/>
+            <w:tcMar>
+              <w:top w:w="0" w:type="dxa"/>
+              <w:bottom w:w="0" w:type="dxa"/>
+              <w:left w:w="0" w:type="dxa"/>
+              <w:right w:w="0" w:type="dxa"/>
+            </w:tcMar>
+            <w:vAlign w:val="top"/>
+          </w:tcPr>
+          <w:p>
+            <w:pPr>
+              <w:pStyle w:val="Normal"/>
+              <w:jc w:val="center"/>
+              <w:pBdr>
+                <w:bottom w:val="none" w:sz="0" w:space="0" w:color="000000"/>
+                <w:top w:val="none" w:sz="0" w:space="0" w:color="000000"/>
+                <w:left w:val="none" w:sz="0" w:space="0" w:color="000000"/>
+                <w:right w:val="none" w:sz="0" w:space="0" w:color="000000"/>
+              </w:pBdr>
+              <w:spacing w:after="100" w:before="100" w:line="240"/>
+              <w:ind w:left="100" w:right="100" w:firstLine="0" w:firstLineChars="0"/>
+              <w:rPr>
+                <w:rFonts w:ascii="Helvetica" w:hAnsi="Helvetica" w:eastAsia="Helvetica" w:cs="Helvetica"/>
+                <w:i w:val="false"/>
+                <w:b w:val="false"/>
+                <w:u w:val="none"/>
+                <w:sz w:val="22"/>
+                <w:szCs w:val="22"/>
+                <w:color w:val="000000"/>
+              </w:rPr>
+            </w:pPr>
+            <w:r>
+              <w:rPr>
+                <w:rFonts w:ascii="Helvetica" w:hAnsi="Helvetica" w:eastAsia="Helvetica" w:cs="Helvetica"/>
+                <w:i w:val="false"/>
+                <w:b w:val="false"/>
+                <w:u w:val="none"/>
+                <w:sz w:val="22"/>
+                <w:szCs w:val="22"/>
+                <w:color w:val="000000"/>
+              </w:rPr>
+              <w:t xml:space="preserve">0.230</w:t>
             </w:r>
           </w:p>
         </w:tc>
@@ -3518,113 +3518,113 @@
                 <w:szCs w:val="22"/>
                 <w:color w:val="000000"/>
               </w:rPr>
-              <w:t xml:space="preserve">0.66</w:t>
-            </w:r>
-          </w:p>
-        </w:tc>
-        <w:tc>
-          <w:tcPr>
-            <w:tcBorders>
-              <w:bottom w:val="none" w:sz="0" w:space="0" w:color="000000"/>
-              <w:top w:val="none" w:sz="0" w:space="0" w:color="000000"/>
-              <w:left w:val="none" w:sz="0" w:space="0" w:color="000000"/>
-              <w:right w:val="none" w:sz="0" w:space="0" w:color="000000"/>
-            </w:tcBorders>
-            <w:shd w:val="clear" w:color="auto" w:fill="FFFFFF"/>
-            <w:tcMar>
-              <w:top w:w="0" w:type="dxa"/>
-              <w:bottom w:w="0" w:type="dxa"/>
-              <w:left w:w="0" w:type="dxa"/>
-              <w:right w:w="0" w:type="dxa"/>
-            </w:tcMar>
-            <w:vAlign w:val="top"/>
-          </w:tcPr>
-          <w:p>
-            <w:pPr>
-              <w:pStyle w:val="Normal"/>
-              <w:jc w:val="center"/>
-              <w:pBdr>
-                <w:bottom w:val="none" w:sz="0" w:space="0" w:color="000000"/>
-                <w:top w:val="none" w:sz="0" w:space="0" w:color="000000"/>
-                <w:left w:val="none" w:sz="0" w:space="0" w:color="000000"/>
-                <w:right w:val="none" w:sz="0" w:space="0" w:color="000000"/>
-              </w:pBdr>
-              <w:spacing w:after="100" w:before="100" w:line="240"/>
-              <w:ind w:left="100" w:right="100" w:firstLine="0" w:firstLineChars="0"/>
-              <w:rPr>
-                <w:rFonts w:ascii="Helvetica" w:hAnsi="Helvetica" w:eastAsia="Helvetica" w:cs="Helvetica"/>
-                <w:i w:val="false"/>
-                <w:b w:val="false"/>
-                <w:u w:val="none"/>
-                <w:sz w:val="22"/>
-                <w:szCs w:val="22"/>
-                <w:color w:val="000000"/>
-              </w:rPr>
-            </w:pPr>
-            <w:r>
-              <w:rPr>
-                <w:rFonts w:ascii="Helvetica" w:hAnsi="Helvetica" w:eastAsia="Helvetica" w:cs="Helvetica"/>
-                <w:i w:val="false"/>
-                <w:b w:val="false"/>
-                <w:u w:val="none"/>
-                <w:sz w:val="22"/>
-                <w:szCs w:val="22"/>
-                <w:color w:val="000000"/>
-              </w:rPr>
-              <w:t xml:space="preserve">0.32, 1.39</w:t>
-            </w:r>
-          </w:p>
-        </w:tc>
-        <w:tc>
-          <w:tcPr>
-            <w:tcBorders>
-              <w:bottom w:val="none" w:sz="0" w:space="0" w:color="000000"/>
-              <w:top w:val="none" w:sz="0" w:space="0" w:color="000000"/>
-              <w:left w:val="none" w:sz="0" w:space="0" w:color="000000"/>
-              <w:right w:val="none" w:sz="0" w:space="0" w:color="000000"/>
-            </w:tcBorders>
-            <w:shd w:val="clear" w:color="auto" w:fill="FFFFFF"/>
-            <w:tcMar>
-              <w:top w:w="0" w:type="dxa"/>
-              <w:bottom w:w="0" w:type="dxa"/>
-              <w:left w:w="0" w:type="dxa"/>
-              <w:right w:w="0" w:type="dxa"/>
-            </w:tcMar>
-            <w:vAlign w:val="top"/>
-          </w:tcPr>
-          <w:p>
-            <w:pPr>
-              <w:pStyle w:val="Normal"/>
-              <w:jc w:val="center"/>
-              <w:pBdr>
-                <w:bottom w:val="none" w:sz="0" w:space="0" w:color="000000"/>
-                <w:top w:val="none" w:sz="0" w:space="0" w:color="000000"/>
-                <w:left w:val="none" w:sz="0" w:space="0" w:color="000000"/>
-                <w:right w:val="none" w:sz="0" w:space="0" w:color="000000"/>
-              </w:pBdr>
-              <w:spacing w:after="100" w:before="100" w:line="240"/>
-              <w:ind w:left="100" w:right="100" w:firstLine="0" w:firstLineChars="0"/>
-              <w:rPr>
-                <w:rFonts w:ascii="Helvetica" w:hAnsi="Helvetica" w:eastAsia="Helvetica" w:cs="Helvetica"/>
-                <w:i w:val="false"/>
-                <w:b w:val="false"/>
-                <w:u w:val="none"/>
-                <w:sz w:val="22"/>
-                <w:szCs w:val="22"/>
-                <w:color w:val="000000"/>
-              </w:rPr>
-            </w:pPr>
-            <w:r>
-              <w:rPr>
-                <w:rFonts w:ascii="Helvetica" w:hAnsi="Helvetica" w:eastAsia="Helvetica" w:cs="Helvetica"/>
-                <w:i w:val="false"/>
-                <w:b w:val="false"/>
-                <w:u w:val="none"/>
-                <w:sz w:val="22"/>
-                <w:szCs w:val="22"/>
-                <w:color w:val="000000"/>
-              </w:rPr>
-              <w:t xml:space="preserve">0.280</w:t>
+              <w:t xml:space="preserve">0.73</w:t>
+            </w:r>
+          </w:p>
+        </w:tc>
+        <w:tc>
+          <w:tcPr>
+            <w:tcBorders>
+              <w:bottom w:val="none" w:sz="0" w:space="0" w:color="000000"/>
+              <w:top w:val="none" w:sz="0" w:space="0" w:color="000000"/>
+              <w:left w:val="none" w:sz="0" w:space="0" w:color="000000"/>
+              <w:right w:val="none" w:sz="0" w:space="0" w:color="000000"/>
+            </w:tcBorders>
+            <w:shd w:val="clear" w:color="auto" w:fill="FFFFFF"/>
+            <w:tcMar>
+              <w:top w:w="0" w:type="dxa"/>
+              <w:bottom w:w="0" w:type="dxa"/>
+              <w:left w:w="0" w:type="dxa"/>
+              <w:right w:w="0" w:type="dxa"/>
+            </w:tcMar>
+            <w:vAlign w:val="top"/>
+          </w:tcPr>
+          <w:p>
+            <w:pPr>
+              <w:pStyle w:val="Normal"/>
+              <w:jc w:val="center"/>
+              <w:pBdr>
+                <w:bottom w:val="none" w:sz="0" w:space="0" w:color="000000"/>
+                <w:top w:val="none" w:sz="0" w:space="0" w:color="000000"/>
+                <w:left w:val="none" w:sz="0" w:space="0" w:color="000000"/>
+                <w:right w:val="none" w:sz="0" w:space="0" w:color="000000"/>
+              </w:pBdr>
+              <w:spacing w:after="100" w:before="100" w:line="240"/>
+              <w:ind w:left="100" w:right="100" w:firstLine="0" w:firstLineChars="0"/>
+              <w:rPr>
+                <w:rFonts w:ascii="Helvetica" w:hAnsi="Helvetica" w:eastAsia="Helvetica" w:cs="Helvetica"/>
+                <w:i w:val="false"/>
+                <w:b w:val="false"/>
+                <w:u w:val="none"/>
+                <w:sz w:val="22"/>
+                <w:szCs w:val="22"/>
+                <w:color w:val="000000"/>
+              </w:rPr>
+            </w:pPr>
+            <w:r>
+              <w:rPr>
+                <w:rFonts w:ascii="Helvetica" w:hAnsi="Helvetica" w:eastAsia="Helvetica" w:cs="Helvetica"/>
+                <w:i w:val="false"/>
+                <w:b w:val="false"/>
+                <w:u w:val="none"/>
+                <w:sz w:val="22"/>
+                <w:szCs w:val="22"/>
+                <w:color w:val="000000"/>
+              </w:rPr>
+              <w:t xml:space="preserve">0.40, 1.32</w:t>
+            </w:r>
+          </w:p>
+        </w:tc>
+        <w:tc>
+          <w:tcPr>
+            <w:tcBorders>
+              <w:bottom w:val="none" w:sz="0" w:space="0" w:color="000000"/>
+              <w:top w:val="none" w:sz="0" w:space="0" w:color="000000"/>
+              <w:left w:val="none" w:sz="0" w:space="0" w:color="000000"/>
+              <w:right w:val="none" w:sz="0" w:space="0" w:color="000000"/>
+            </w:tcBorders>
+            <w:shd w:val="clear" w:color="auto" w:fill="FFFFFF"/>
+            <w:tcMar>
+              <w:top w:w="0" w:type="dxa"/>
+              <w:bottom w:w="0" w:type="dxa"/>
+              <w:left w:w="0" w:type="dxa"/>
+              <w:right w:w="0" w:type="dxa"/>
+            </w:tcMar>
+            <w:vAlign w:val="top"/>
+          </w:tcPr>
+          <w:p>
+            <w:pPr>
+              <w:pStyle w:val="Normal"/>
+              <w:jc w:val="center"/>
+              <w:pBdr>
+                <w:bottom w:val="none" w:sz="0" w:space="0" w:color="000000"/>
+                <w:top w:val="none" w:sz="0" w:space="0" w:color="000000"/>
+                <w:left w:val="none" w:sz="0" w:space="0" w:color="000000"/>
+                <w:right w:val="none" w:sz="0" w:space="0" w:color="000000"/>
+              </w:pBdr>
+              <w:spacing w:after="100" w:before="100" w:line="240"/>
+              <w:ind w:left="100" w:right="100" w:firstLine="0" w:firstLineChars="0"/>
+              <w:rPr>
+                <w:rFonts w:ascii="Helvetica" w:hAnsi="Helvetica" w:eastAsia="Helvetica" w:cs="Helvetica"/>
+                <w:i w:val="false"/>
+                <w:b w:val="false"/>
+                <w:u w:val="none"/>
+                <w:sz w:val="22"/>
+                <w:szCs w:val="22"/>
+                <w:color w:val="000000"/>
+              </w:rPr>
+            </w:pPr>
+            <w:r>
+              <w:rPr>
+                <w:rFonts w:ascii="Helvetica" w:hAnsi="Helvetica" w:eastAsia="Helvetica" w:cs="Helvetica"/>
+                <w:i w:val="false"/>
+                <w:b w:val="false"/>
+                <w:u w:val="none"/>
+                <w:sz w:val="22"/>
+                <w:szCs w:val="22"/>
+                <w:color w:val="000000"/>
+              </w:rPr>
+              <w:t xml:space="preserve">0.300</w:t>
             </w:r>
           </w:p>
         </w:tc>
@@ -4755,113 +4755,113 @@
                 <w:szCs w:val="22"/>
                 <w:color w:val="000000"/>
               </w:rPr>
-              <w:t xml:space="preserve">1.41</w:t>
-            </w:r>
-          </w:p>
-        </w:tc>
-        <w:tc>
-          <w:tcPr>
-            <w:tcBorders>
-              <w:bottom w:val="none" w:sz="0" w:space="0" w:color="000000"/>
-              <w:top w:val="none" w:sz="0" w:space="0" w:color="000000"/>
-              <w:left w:val="none" w:sz="0" w:space="0" w:color="000000"/>
-              <w:right w:val="none" w:sz="0" w:space="0" w:color="000000"/>
-            </w:tcBorders>
-            <w:shd w:val="clear" w:color="auto" w:fill="FFFFFF"/>
-            <w:tcMar>
-              <w:top w:w="0" w:type="dxa"/>
-              <w:bottom w:w="0" w:type="dxa"/>
-              <w:left w:w="0" w:type="dxa"/>
-              <w:right w:w="0" w:type="dxa"/>
-            </w:tcMar>
-            <w:vAlign w:val="top"/>
-          </w:tcPr>
-          <w:p>
-            <w:pPr>
-              <w:pStyle w:val="Normal"/>
-              <w:jc w:val="center"/>
-              <w:pBdr>
-                <w:bottom w:val="none" w:sz="0" w:space="0" w:color="000000"/>
-                <w:top w:val="none" w:sz="0" w:space="0" w:color="000000"/>
-                <w:left w:val="none" w:sz="0" w:space="0" w:color="000000"/>
-                <w:right w:val="none" w:sz="0" w:space="0" w:color="000000"/>
-              </w:pBdr>
-              <w:spacing w:after="100" w:before="100" w:line="240"/>
-              <w:ind w:left="100" w:right="100" w:firstLine="0" w:firstLineChars="0"/>
-              <w:rPr>
-                <w:rFonts w:ascii="Helvetica" w:hAnsi="Helvetica" w:eastAsia="Helvetica" w:cs="Helvetica"/>
-                <w:i w:val="false"/>
-                <w:b w:val="false"/>
-                <w:u w:val="none"/>
-                <w:sz w:val="22"/>
-                <w:szCs w:val="22"/>
-                <w:color w:val="000000"/>
-              </w:rPr>
-            </w:pPr>
-            <w:r>
-              <w:rPr>
-                <w:rFonts w:ascii="Helvetica" w:hAnsi="Helvetica" w:eastAsia="Helvetica" w:cs="Helvetica"/>
-                <w:i w:val="false"/>
-                <w:b w:val="false"/>
-                <w:u w:val="none"/>
-                <w:sz w:val="22"/>
-                <w:szCs w:val="22"/>
-                <w:color w:val="000000"/>
-              </w:rPr>
-              <w:t xml:space="preserve">0.32, 6.28</w:t>
-            </w:r>
-          </w:p>
-        </w:tc>
-        <w:tc>
-          <w:tcPr>
-            <w:tcBorders>
-              <w:bottom w:val="none" w:sz="0" w:space="0" w:color="000000"/>
-              <w:top w:val="none" w:sz="0" w:space="0" w:color="000000"/>
-              <w:left w:val="none" w:sz="0" w:space="0" w:color="000000"/>
-              <w:right w:val="none" w:sz="0" w:space="0" w:color="000000"/>
-            </w:tcBorders>
-            <w:shd w:val="clear" w:color="auto" w:fill="FFFFFF"/>
-            <w:tcMar>
-              <w:top w:w="0" w:type="dxa"/>
-              <w:bottom w:w="0" w:type="dxa"/>
-              <w:left w:w="0" w:type="dxa"/>
-              <w:right w:w="0" w:type="dxa"/>
-            </w:tcMar>
-            <w:vAlign w:val="top"/>
-          </w:tcPr>
-          <w:p>
-            <w:pPr>
-              <w:pStyle w:val="Normal"/>
-              <w:jc w:val="center"/>
-              <w:pBdr>
-                <w:bottom w:val="none" w:sz="0" w:space="0" w:color="000000"/>
-                <w:top w:val="none" w:sz="0" w:space="0" w:color="000000"/>
-                <w:left w:val="none" w:sz="0" w:space="0" w:color="000000"/>
-                <w:right w:val="none" w:sz="0" w:space="0" w:color="000000"/>
-              </w:pBdr>
-              <w:spacing w:after="100" w:before="100" w:line="240"/>
-              <w:ind w:left="100" w:right="100" w:firstLine="0" w:firstLineChars="0"/>
-              <w:rPr>
-                <w:rFonts w:ascii="Helvetica" w:hAnsi="Helvetica" w:eastAsia="Helvetica" w:cs="Helvetica"/>
-                <w:i w:val="false"/>
-                <w:b w:val="false"/>
-                <w:u w:val="none"/>
-                <w:sz w:val="22"/>
-                <w:szCs w:val="22"/>
-                <w:color w:val="000000"/>
-              </w:rPr>
-            </w:pPr>
-            <w:r>
-              <w:rPr>
-                <w:rFonts w:ascii="Helvetica" w:hAnsi="Helvetica" w:eastAsia="Helvetica" w:cs="Helvetica"/>
-                <w:i w:val="false"/>
-                <w:b w:val="false"/>
-                <w:u w:val="none"/>
-                <w:sz w:val="22"/>
-                <w:szCs w:val="22"/>
-                <w:color w:val="000000"/>
-              </w:rPr>
-              <w:t xml:space="preserve">0.650</w:t>
+              <w:t xml:space="preserve">1.14</w:t>
+            </w:r>
+          </w:p>
+        </w:tc>
+        <w:tc>
+          <w:tcPr>
+            <w:tcBorders>
+              <w:bottom w:val="none" w:sz="0" w:space="0" w:color="000000"/>
+              <w:top w:val="none" w:sz="0" w:space="0" w:color="000000"/>
+              <w:left w:val="none" w:sz="0" w:space="0" w:color="000000"/>
+              <w:right w:val="none" w:sz="0" w:space="0" w:color="000000"/>
+            </w:tcBorders>
+            <w:shd w:val="clear" w:color="auto" w:fill="FFFFFF"/>
+            <w:tcMar>
+              <w:top w:w="0" w:type="dxa"/>
+              <w:bottom w:w="0" w:type="dxa"/>
+              <w:left w:w="0" w:type="dxa"/>
+              <w:right w:w="0" w:type="dxa"/>
+            </w:tcMar>
+            <w:vAlign w:val="top"/>
+          </w:tcPr>
+          <w:p>
+            <w:pPr>
+              <w:pStyle w:val="Normal"/>
+              <w:jc w:val="center"/>
+              <w:pBdr>
+                <w:bottom w:val="none" w:sz="0" w:space="0" w:color="000000"/>
+                <w:top w:val="none" w:sz="0" w:space="0" w:color="000000"/>
+                <w:left w:val="none" w:sz="0" w:space="0" w:color="000000"/>
+                <w:right w:val="none" w:sz="0" w:space="0" w:color="000000"/>
+              </w:pBdr>
+              <w:spacing w:after="100" w:before="100" w:line="240"/>
+              <w:ind w:left="100" w:right="100" w:firstLine="0" w:firstLineChars="0"/>
+              <w:rPr>
+                <w:rFonts w:ascii="Helvetica" w:hAnsi="Helvetica" w:eastAsia="Helvetica" w:cs="Helvetica"/>
+                <w:i w:val="false"/>
+                <w:b w:val="false"/>
+                <w:u w:val="none"/>
+                <w:sz w:val="22"/>
+                <w:szCs w:val="22"/>
+                <w:color w:val="000000"/>
+              </w:rPr>
+            </w:pPr>
+            <w:r>
+              <w:rPr>
+                <w:rFonts w:ascii="Helvetica" w:hAnsi="Helvetica" w:eastAsia="Helvetica" w:cs="Helvetica"/>
+                <w:i w:val="false"/>
+                <w:b w:val="false"/>
+                <w:u w:val="none"/>
+                <w:sz w:val="22"/>
+                <w:szCs w:val="22"/>
+                <w:color w:val="000000"/>
+              </w:rPr>
+              <w:t xml:space="preserve">0.32, 4.07</w:t>
+            </w:r>
+          </w:p>
+        </w:tc>
+        <w:tc>
+          <w:tcPr>
+            <w:tcBorders>
+              <w:bottom w:val="none" w:sz="0" w:space="0" w:color="000000"/>
+              <w:top w:val="none" w:sz="0" w:space="0" w:color="000000"/>
+              <w:left w:val="none" w:sz="0" w:space="0" w:color="000000"/>
+              <w:right w:val="none" w:sz="0" w:space="0" w:color="000000"/>
+            </w:tcBorders>
+            <w:shd w:val="clear" w:color="auto" w:fill="FFFFFF"/>
+            <w:tcMar>
+              <w:top w:w="0" w:type="dxa"/>
+              <w:bottom w:w="0" w:type="dxa"/>
+              <w:left w:w="0" w:type="dxa"/>
+              <w:right w:w="0" w:type="dxa"/>
+            </w:tcMar>
+            <w:vAlign w:val="top"/>
+          </w:tcPr>
+          <w:p>
+            <w:pPr>
+              <w:pStyle w:val="Normal"/>
+              <w:jc w:val="center"/>
+              <w:pBdr>
+                <w:bottom w:val="none" w:sz="0" w:space="0" w:color="000000"/>
+                <w:top w:val="none" w:sz="0" w:space="0" w:color="000000"/>
+                <w:left w:val="none" w:sz="0" w:space="0" w:color="000000"/>
+                <w:right w:val="none" w:sz="0" w:space="0" w:color="000000"/>
+              </w:pBdr>
+              <w:spacing w:after="100" w:before="100" w:line="240"/>
+              <w:ind w:left="100" w:right="100" w:firstLine="0" w:firstLineChars="0"/>
+              <w:rPr>
+                <w:rFonts w:ascii="Helvetica" w:hAnsi="Helvetica" w:eastAsia="Helvetica" w:cs="Helvetica"/>
+                <w:i w:val="false"/>
+                <w:b w:val="false"/>
+                <w:u w:val="none"/>
+                <w:sz w:val="22"/>
+                <w:szCs w:val="22"/>
+                <w:color w:val="000000"/>
+              </w:rPr>
+            </w:pPr>
+            <w:r>
+              <w:rPr>
+                <w:rFonts w:ascii="Helvetica" w:hAnsi="Helvetica" w:eastAsia="Helvetica" w:cs="Helvetica"/>
+                <w:i w:val="false"/>
+                <w:b w:val="false"/>
+                <w:u w:val="none"/>
+                <w:sz w:val="22"/>
+                <w:szCs w:val="22"/>
+                <w:color w:val="000000"/>
+              </w:rPr>
+              <w:t xml:space="preserve">0.840</w:t>
             </w:r>
           </w:p>
         </w:tc>
@@ -4967,113 +4967,113 @@
                 <w:szCs w:val="22"/>
                 <w:color w:val="000000"/>
               </w:rPr>
-              <w:t xml:space="preserve">0.89</w:t>
-            </w:r>
-          </w:p>
-        </w:tc>
-        <w:tc>
-          <w:tcPr>
-            <w:tcBorders>
-              <w:bottom w:val="none" w:sz="0" w:space="0" w:color="000000"/>
-              <w:top w:val="none" w:sz="0" w:space="0" w:color="000000"/>
-              <w:left w:val="none" w:sz="0" w:space="0" w:color="000000"/>
-              <w:right w:val="none" w:sz="0" w:space="0" w:color="000000"/>
-            </w:tcBorders>
-            <w:shd w:val="clear" w:color="auto" w:fill="FFFFFF"/>
-            <w:tcMar>
-              <w:top w:w="0" w:type="dxa"/>
-              <w:bottom w:w="0" w:type="dxa"/>
-              <w:left w:w="0" w:type="dxa"/>
-              <w:right w:w="0" w:type="dxa"/>
-            </w:tcMar>
-            <w:vAlign w:val="top"/>
-          </w:tcPr>
-          <w:p>
-            <w:pPr>
-              <w:pStyle w:val="Normal"/>
-              <w:jc w:val="center"/>
-              <w:pBdr>
-                <w:bottom w:val="none" w:sz="0" w:space="0" w:color="000000"/>
-                <w:top w:val="none" w:sz="0" w:space="0" w:color="000000"/>
-                <w:left w:val="none" w:sz="0" w:space="0" w:color="000000"/>
-                <w:right w:val="none" w:sz="0" w:space="0" w:color="000000"/>
-              </w:pBdr>
-              <w:spacing w:after="100" w:before="100" w:line="240"/>
-              <w:ind w:left="100" w:right="100" w:firstLine="0" w:firstLineChars="0"/>
-              <w:rPr>
-                <w:rFonts w:ascii="Helvetica" w:hAnsi="Helvetica" w:eastAsia="Helvetica" w:cs="Helvetica"/>
-                <w:i w:val="false"/>
-                <w:b w:val="false"/>
-                <w:u w:val="none"/>
-                <w:sz w:val="22"/>
-                <w:szCs w:val="22"/>
-                <w:color w:val="000000"/>
-              </w:rPr>
-            </w:pPr>
-            <w:r>
-              <w:rPr>
-                <w:rFonts w:ascii="Helvetica" w:hAnsi="Helvetica" w:eastAsia="Helvetica" w:cs="Helvetica"/>
-                <w:i w:val="false"/>
-                <w:b w:val="false"/>
-                <w:u w:val="none"/>
-                <w:sz w:val="22"/>
-                <w:szCs w:val="22"/>
-                <w:color w:val="000000"/>
-              </w:rPr>
-              <w:t xml:space="preserve">0.09, 8.43</w:t>
-            </w:r>
-          </w:p>
-        </w:tc>
-        <w:tc>
-          <w:tcPr>
-            <w:tcBorders>
-              <w:bottom w:val="none" w:sz="0" w:space="0" w:color="000000"/>
-              <w:top w:val="none" w:sz="0" w:space="0" w:color="000000"/>
-              <w:left w:val="none" w:sz="0" w:space="0" w:color="000000"/>
-              <w:right w:val="none" w:sz="0" w:space="0" w:color="000000"/>
-            </w:tcBorders>
-            <w:shd w:val="clear" w:color="auto" w:fill="FFFFFF"/>
-            <w:tcMar>
-              <w:top w:w="0" w:type="dxa"/>
-              <w:bottom w:w="0" w:type="dxa"/>
-              <w:left w:w="0" w:type="dxa"/>
-              <w:right w:w="0" w:type="dxa"/>
-            </w:tcMar>
-            <w:vAlign w:val="top"/>
-          </w:tcPr>
-          <w:p>
-            <w:pPr>
-              <w:pStyle w:val="Normal"/>
-              <w:jc w:val="center"/>
-              <w:pBdr>
-                <w:bottom w:val="none" w:sz="0" w:space="0" w:color="000000"/>
-                <w:top w:val="none" w:sz="0" w:space="0" w:color="000000"/>
-                <w:left w:val="none" w:sz="0" w:space="0" w:color="000000"/>
-                <w:right w:val="none" w:sz="0" w:space="0" w:color="000000"/>
-              </w:pBdr>
-              <w:spacing w:after="100" w:before="100" w:line="240"/>
-              <w:ind w:left="100" w:right="100" w:firstLine="0" w:firstLineChars="0"/>
-              <w:rPr>
-                <w:rFonts w:ascii="Helvetica" w:hAnsi="Helvetica" w:eastAsia="Helvetica" w:cs="Helvetica"/>
-                <w:i w:val="false"/>
-                <w:b w:val="false"/>
-                <w:u w:val="none"/>
-                <w:sz w:val="22"/>
-                <w:szCs w:val="22"/>
-                <w:color w:val="000000"/>
-              </w:rPr>
-            </w:pPr>
-            <w:r>
-              <w:rPr>
-                <w:rFonts w:ascii="Helvetica" w:hAnsi="Helvetica" w:eastAsia="Helvetica" w:cs="Helvetica"/>
-                <w:i w:val="false"/>
-                <w:b w:val="false"/>
-                <w:u w:val="none"/>
-                <w:sz w:val="22"/>
-                <w:szCs w:val="22"/>
-                <w:color w:val="000000"/>
-              </w:rPr>
-              <w:t xml:space="preserve">0.920</w:t>
+              <w:t xml:space="preserve">0.66</w:t>
+            </w:r>
+          </w:p>
+        </w:tc>
+        <w:tc>
+          <w:tcPr>
+            <w:tcBorders>
+              <w:bottom w:val="none" w:sz="0" w:space="0" w:color="000000"/>
+              <w:top w:val="none" w:sz="0" w:space="0" w:color="000000"/>
+              <w:left w:val="none" w:sz="0" w:space="0" w:color="000000"/>
+              <w:right w:val="none" w:sz="0" w:space="0" w:color="000000"/>
+            </w:tcBorders>
+            <w:shd w:val="clear" w:color="auto" w:fill="FFFFFF"/>
+            <w:tcMar>
+              <w:top w:w="0" w:type="dxa"/>
+              <w:bottom w:w="0" w:type="dxa"/>
+              <w:left w:w="0" w:type="dxa"/>
+              <w:right w:w="0" w:type="dxa"/>
+            </w:tcMar>
+            <w:vAlign w:val="top"/>
+          </w:tcPr>
+          <w:p>
+            <w:pPr>
+              <w:pStyle w:val="Normal"/>
+              <w:jc w:val="center"/>
+              <w:pBdr>
+                <w:bottom w:val="none" w:sz="0" w:space="0" w:color="000000"/>
+                <w:top w:val="none" w:sz="0" w:space="0" w:color="000000"/>
+                <w:left w:val="none" w:sz="0" w:space="0" w:color="000000"/>
+                <w:right w:val="none" w:sz="0" w:space="0" w:color="000000"/>
+              </w:pBdr>
+              <w:spacing w:after="100" w:before="100" w:line="240"/>
+              <w:ind w:left="100" w:right="100" w:firstLine="0" w:firstLineChars="0"/>
+              <w:rPr>
+                <w:rFonts w:ascii="Helvetica" w:hAnsi="Helvetica" w:eastAsia="Helvetica" w:cs="Helvetica"/>
+                <w:i w:val="false"/>
+                <w:b w:val="false"/>
+                <w:u w:val="none"/>
+                <w:sz w:val="22"/>
+                <w:szCs w:val="22"/>
+                <w:color w:val="000000"/>
+              </w:rPr>
+            </w:pPr>
+            <w:r>
+              <w:rPr>
+                <w:rFonts w:ascii="Helvetica" w:hAnsi="Helvetica" w:eastAsia="Helvetica" w:cs="Helvetica"/>
+                <w:i w:val="false"/>
+                <w:b w:val="false"/>
+                <w:u w:val="none"/>
+                <w:sz w:val="22"/>
+                <w:szCs w:val="22"/>
+                <w:color w:val="000000"/>
+              </w:rPr>
+              <w:t xml:space="preserve">0.12, 3.64</w:t>
+            </w:r>
+          </w:p>
+        </w:tc>
+        <w:tc>
+          <w:tcPr>
+            <w:tcBorders>
+              <w:bottom w:val="none" w:sz="0" w:space="0" w:color="000000"/>
+              <w:top w:val="none" w:sz="0" w:space="0" w:color="000000"/>
+              <w:left w:val="none" w:sz="0" w:space="0" w:color="000000"/>
+              <w:right w:val="none" w:sz="0" w:space="0" w:color="000000"/>
+            </w:tcBorders>
+            <w:shd w:val="clear" w:color="auto" w:fill="FFFFFF"/>
+            <w:tcMar>
+              <w:top w:w="0" w:type="dxa"/>
+              <w:bottom w:w="0" w:type="dxa"/>
+              <w:left w:w="0" w:type="dxa"/>
+              <w:right w:w="0" w:type="dxa"/>
+            </w:tcMar>
+            <w:vAlign w:val="top"/>
+          </w:tcPr>
+          <w:p>
+            <w:pPr>
+              <w:pStyle w:val="Normal"/>
+              <w:jc w:val="center"/>
+              <w:pBdr>
+                <w:bottom w:val="none" w:sz="0" w:space="0" w:color="000000"/>
+                <w:top w:val="none" w:sz="0" w:space="0" w:color="000000"/>
+                <w:left w:val="none" w:sz="0" w:space="0" w:color="000000"/>
+                <w:right w:val="none" w:sz="0" w:space="0" w:color="000000"/>
+              </w:pBdr>
+              <w:spacing w:after="100" w:before="100" w:line="240"/>
+              <w:ind w:left="100" w:right="100" w:firstLine="0" w:firstLineChars="0"/>
+              <w:rPr>
+                <w:rFonts w:ascii="Helvetica" w:hAnsi="Helvetica" w:eastAsia="Helvetica" w:cs="Helvetica"/>
+                <w:i w:val="false"/>
+                <w:b w:val="false"/>
+                <w:u w:val="none"/>
+                <w:sz w:val="22"/>
+                <w:szCs w:val="22"/>
+                <w:color w:val="000000"/>
+              </w:rPr>
+            </w:pPr>
+            <w:r>
+              <w:rPr>
+                <w:rFonts w:ascii="Helvetica" w:hAnsi="Helvetica" w:eastAsia="Helvetica" w:cs="Helvetica"/>
+                <w:i w:val="false"/>
+                <w:b w:val="false"/>
+                <w:u w:val="none"/>
+                <w:sz w:val="22"/>
+                <w:szCs w:val="22"/>
+                <w:color w:val="000000"/>
+              </w:rPr>
+              <w:t xml:space="preserve">0.630</w:t>
             </w:r>
           </w:p>
         </w:tc>
@@ -6046,7 +6046,7 @@
       </w:tr>
       <w:tr>
         <w:trPr>
-          <w:trHeight w:val="597" w:hRule="auto"/>
+          <w:trHeight w:val="598" w:hRule="auto"/>
         </w:trPr>
         body12
         <w:tc>
@@ -6204,6 +6204,218 @@
                 <w:szCs w:val="22"/>
                 <w:color w:val="000000"/>
               </w:rPr>
+              <w:t xml:space="preserve">0.17</w:t>
+            </w:r>
+          </w:p>
+        </w:tc>
+        <w:tc>
+          <w:tcPr>
+            <w:tcBorders>
+              <w:bottom w:val="none" w:sz="0" w:space="0" w:color="000000"/>
+              <w:top w:val="none" w:sz="0" w:space="0" w:color="000000"/>
+              <w:left w:val="none" w:sz="0" w:space="0" w:color="000000"/>
+              <w:right w:val="none" w:sz="0" w:space="0" w:color="000000"/>
+            </w:tcBorders>
+            <w:shd w:val="clear" w:color="auto" w:fill="FFFFFF"/>
+            <w:tcMar>
+              <w:top w:w="0" w:type="dxa"/>
+              <w:bottom w:w="0" w:type="dxa"/>
+              <w:left w:w="0" w:type="dxa"/>
+              <w:right w:w="0" w:type="dxa"/>
+            </w:tcMar>
+            <w:vAlign w:val="top"/>
+          </w:tcPr>
+          <w:p>
+            <w:pPr>
+              <w:pStyle w:val="Normal"/>
+              <w:jc w:val="center"/>
+              <w:pBdr>
+                <w:bottom w:val="none" w:sz="0" w:space="0" w:color="000000"/>
+                <w:top w:val="none" w:sz="0" w:space="0" w:color="000000"/>
+                <w:left w:val="none" w:sz="0" w:space="0" w:color="000000"/>
+                <w:right w:val="none" w:sz="0" w:space="0" w:color="000000"/>
+              </w:pBdr>
+              <w:spacing w:after="100" w:before="100" w:line="240"/>
+              <w:ind w:left="100" w:right="100" w:firstLine="0" w:firstLineChars="0"/>
+              <w:rPr>
+                <w:rFonts w:ascii="Helvetica" w:hAnsi="Helvetica" w:eastAsia="Helvetica" w:cs="Helvetica"/>
+                <w:i w:val="false"/>
+                <w:b w:val="false"/>
+                <w:u w:val="none"/>
+                <w:sz w:val="22"/>
+                <w:szCs w:val="22"/>
+                <w:color w:val="000000"/>
+              </w:rPr>
+            </w:pPr>
+            <w:r>
+              <w:rPr>
+                <w:rFonts w:ascii="Helvetica" w:hAnsi="Helvetica" w:eastAsia="Helvetica" w:cs="Helvetica"/>
+                <w:i w:val="false"/>
+                <w:b w:val="false"/>
+                <w:u w:val="none"/>
+                <w:sz w:val="22"/>
+                <w:szCs w:val="22"/>
+                <w:color w:val="000000"/>
+              </w:rPr>
+              <w:t xml:space="preserve">0.01, 1.89</w:t>
+            </w:r>
+          </w:p>
+        </w:tc>
+        <w:tc>
+          <w:tcPr>
+            <w:tcBorders>
+              <w:bottom w:val="none" w:sz="0" w:space="0" w:color="000000"/>
+              <w:top w:val="none" w:sz="0" w:space="0" w:color="000000"/>
+              <w:left w:val="none" w:sz="0" w:space="0" w:color="000000"/>
+              <w:right w:val="none" w:sz="0" w:space="0" w:color="000000"/>
+            </w:tcBorders>
+            <w:shd w:val="clear" w:color="auto" w:fill="FFFFFF"/>
+            <w:tcMar>
+              <w:top w:w="0" w:type="dxa"/>
+              <w:bottom w:w="0" w:type="dxa"/>
+              <w:left w:w="0" w:type="dxa"/>
+              <w:right w:w="0" w:type="dxa"/>
+            </w:tcMar>
+            <w:vAlign w:val="top"/>
+          </w:tcPr>
+          <w:p>
+            <w:pPr>
+              <w:pStyle w:val="Normal"/>
+              <w:jc w:val="center"/>
+              <w:pBdr>
+                <w:bottom w:val="none" w:sz="0" w:space="0" w:color="000000"/>
+                <w:top w:val="none" w:sz="0" w:space="0" w:color="000000"/>
+                <w:left w:val="none" w:sz="0" w:space="0" w:color="000000"/>
+                <w:right w:val="none" w:sz="0" w:space="0" w:color="000000"/>
+              </w:pBdr>
+              <w:spacing w:after="100" w:before="100" w:line="240"/>
+              <w:ind w:left="100" w:right="100" w:firstLine="0" w:firstLineChars="0"/>
+              <w:rPr>
+                <w:rFonts w:ascii="Helvetica" w:hAnsi="Helvetica" w:eastAsia="Helvetica" w:cs="Helvetica"/>
+                <w:i w:val="false"/>
+                <w:b w:val="false"/>
+                <w:u w:val="none"/>
+                <w:sz w:val="22"/>
+                <w:szCs w:val="22"/>
+                <w:color w:val="000000"/>
+              </w:rPr>
+            </w:pPr>
+            <w:r>
+              <w:rPr>
+                <w:rFonts w:ascii="Helvetica" w:hAnsi="Helvetica" w:eastAsia="Helvetica" w:cs="Helvetica"/>
+                <w:i w:val="false"/>
+                <w:b w:val="false"/>
+                <w:u w:val="none"/>
+                <w:sz w:val="22"/>
+                <w:szCs w:val="22"/>
+                <w:color w:val="000000"/>
+              </w:rPr>
+              <w:t xml:space="preserve">0.150</w:t>
+            </w:r>
+          </w:p>
+        </w:tc>
+        <w:tc>
+          <w:tcPr>
+            <w:tcBorders>
+              <w:bottom w:val="none" w:sz="0" w:space="0" w:color="000000"/>
+              <w:top w:val="none" w:sz="0" w:space="0" w:color="000000"/>
+              <w:left w:val="none" w:sz="0" w:space="0" w:color="000000"/>
+              <w:right w:val="none" w:sz="0" w:space="0" w:color="000000"/>
+            </w:tcBorders>
+            <w:shd w:val="clear" w:color="auto" w:fill="FFFFFF"/>
+            <w:tcMar>
+              <w:top w:w="0" w:type="dxa"/>
+              <w:bottom w:w="0" w:type="dxa"/>
+              <w:left w:w="0" w:type="dxa"/>
+              <w:right w:w="0" w:type="dxa"/>
+            </w:tcMar>
+            <w:vAlign w:val="top"/>
+          </w:tcPr>
+          <w:p>
+            <w:pPr>
+              <w:pStyle w:val="Normal"/>
+              <w:jc w:val="center"/>
+              <w:pBdr>
+                <w:bottom w:val="none" w:sz="0" w:space="0" w:color="000000"/>
+                <w:top w:val="none" w:sz="0" w:space="0" w:color="000000"/>
+                <w:left w:val="none" w:sz="0" w:space="0" w:color="000000"/>
+                <w:right w:val="none" w:sz="0" w:space="0" w:color="000000"/>
+              </w:pBdr>
+              <w:spacing w:after="100" w:before="100" w:line="240"/>
+              <w:ind w:left="100" w:right="100" w:firstLine="0" w:firstLineChars="0"/>
+              <w:rPr>
+                <w:rFonts w:ascii="Helvetica" w:hAnsi="Helvetica" w:eastAsia="Helvetica" w:cs="Helvetica"/>
+                <w:i w:val="false"/>
+                <w:b w:val="false"/>
+                <w:u w:val="none"/>
+                <w:sz w:val="22"/>
+                <w:szCs w:val="22"/>
+                <w:color w:val="000000"/>
+              </w:rPr>
+            </w:pPr>
+            <w:r>
+              <w:rPr>
+                <w:rFonts w:ascii="Helvetica" w:hAnsi="Helvetica" w:eastAsia="Helvetica" w:cs="Helvetica"/>
+                <w:i w:val="false"/>
+                <w:b w:val="false"/>
+                <w:u w:val="none"/>
+                <w:sz w:val="22"/>
+                <w:szCs w:val="22"/>
+                <w:color w:val="000000"/>
+              </w:rPr>
+              <w:t xml:space="preserve"/>
+            </w:r>
+          </w:p>
+        </w:tc>
+        <w:tc>
+          <w:tcPr>
+            <w:tcBorders>
+              <w:bottom w:val="none" w:sz="0" w:space="0" w:color="000000"/>
+              <w:top w:val="none" w:sz="0" w:space="0" w:color="000000"/>
+              <w:left w:val="none" w:sz="0" w:space="0" w:color="000000"/>
+              <w:right w:val="none" w:sz="0" w:space="0" w:color="000000"/>
+            </w:tcBorders>
+            <w:shd w:val="clear" w:color="auto" w:fill="FFFFFF"/>
+            <w:tcMar>
+              <w:top w:w="0" w:type="dxa"/>
+              <w:bottom w:w="0" w:type="dxa"/>
+              <w:left w:w="0" w:type="dxa"/>
+              <w:right w:w="0" w:type="dxa"/>
+            </w:tcMar>
+            <w:vAlign w:val="top"/>
+          </w:tcPr>
+          <w:p>
+            <w:pPr>
+              <w:pStyle w:val="Normal"/>
+              <w:jc w:val="center"/>
+              <w:pBdr>
+                <w:bottom w:val="none" w:sz="0" w:space="0" w:color="000000"/>
+                <w:top w:val="none" w:sz="0" w:space="0" w:color="000000"/>
+                <w:left w:val="none" w:sz="0" w:space="0" w:color="000000"/>
+                <w:right w:val="none" w:sz="0" w:space="0" w:color="000000"/>
+              </w:pBdr>
+              <w:spacing w:after="100" w:before="100" w:line="240"/>
+              <w:ind w:left="100" w:right="100" w:firstLine="0" w:firstLineChars="0"/>
+              <w:rPr>
+                <w:rFonts w:ascii="Helvetica" w:hAnsi="Helvetica" w:eastAsia="Helvetica" w:cs="Helvetica"/>
+                <w:i w:val="false"/>
+                <w:b w:val="false"/>
+                <w:u w:val="none"/>
+                <w:sz w:val="22"/>
+                <w:szCs w:val="22"/>
+                <w:color w:val="000000"/>
+              </w:rPr>
+            </w:pPr>
+            <w:r>
+              <w:rPr>
+                <w:rFonts w:ascii="Helvetica" w:hAnsi="Helvetica" w:eastAsia="Helvetica" w:cs="Helvetica"/>
+                <w:i w:val="false"/>
+                <w:b w:val="false"/>
+                <w:u w:val="none"/>
+                <w:sz w:val="22"/>
+                <w:szCs w:val="22"/>
+                <w:color w:val="000000"/>
+              </w:rPr>
               <w:t xml:space="preserve">0.00</w:t>
             </w:r>
           </w:p>
@@ -6257,272 +6469,60 @@
                 <w:szCs w:val="22"/>
                 <w:color w:val="000000"/>
               </w:rPr>
-              <w:t xml:space="preserve">0.00, 0.00</w:t>
-            </w:r>
-          </w:p>
-        </w:tc>
-        <w:tc>
-          <w:tcPr>
-            <w:tcBorders>
-              <w:bottom w:val="none" w:sz="0" w:space="0" w:color="000000"/>
-              <w:top w:val="none" w:sz="0" w:space="0" w:color="000000"/>
-              <w:left w:val="none" w:sz="0" w:space="0" w:color="000000"/>
-              <w:right w:val="none" w:sz="0" w:space="0" w:color="000000"/>
-            </w:tcBorders>
-            <w:shd w:val="clear" w:color="auto" w:fill="FFFFFF"/>
-            <w:tcMar>
-              <w:top w:w="0" w:type="dxa"/>
-              <w:bottom w:w="0" w:type="dxa"/>
-              <w:left w:w="0" w:type="dxa"/>
-              <w:right w:w="0" w:type="dxa"/>
-            </w:tcMar>
-            <w:vAlign w:val="top"/>
-          </w:tcPr>
-          <w:p>
-            <w:pPr>
-              <w:pStyle w:val="Normal"/>
-              <w:jc w:val="center"/>
-              <w:pBdr>
-                <w:bottom w:val="none" w:sz="0" w:space="0" w:color="000000"/>
-                <w:top w:val="none" w:sz="0" w:space="0" w:color="000000"/>
-                <w:left w:val="none" w:sz="0" w:space="0" w:color="000000"/>
-                <w:right w:val="none" w:sz="0" w:space="0" w:color="000000"/>
-              </w:pBdr>
-              <w:spacing w:after="100" w:before="100" w:line="240"/>
-              <w:ind w:left="100" w:right="100" w:firstLine="0" w:firstLineChars="0"/>
-              <w:rPr>
-                <w:rFonts w:ascii="Helvetica" w:hAnsi="Helvetica" w:eastAsia="Helvetica" w:cs="Helvetica"/>
-                <w:i w:val="false"/>
-                <w:b w:val="false"/>
-                <w:u w:val="none"/>
-                <w:sz w:val="22"/>
-                <w:szCs w:val="22"/>
-                <w:color w:val="000000"/>
-              </w:rPr>
-            </w:pPr>
-            <w:r>
-              <w:rPr>
-                <w:rFonts w:ascii="Helvetica" w:hAnsi="Helvetica" w:eastAsia="Helvetica" w:cs="Helvetica"/>
-                <w:i w:val="false"/>
-                <w:b w:val="false"/>
-                <w:u w:val="none"/>
-                <w:sz w:val="22"/>
-                <w:szCs w:val="22"/>
-                <w:color w:val="000000"/>
-              </w:rPr>
-              <w:t xml:space="preserve">&lt;0.001</w:t>
-            </w:r>
-          </w:p>
-        </w:tc>
-        <w:tc>
-          <w:tcPr>
-            <w:tcBorders>
-              <w:bottom w:val="none" w:sz="0" w:space="0" w:color="000000"/>
-              <w:top w:val="none" w:sz="0" w:space="0" w:color="000000"/>
-              <w:left w:val="none" w:sz="0" w:space="0" w:color="000000"/>
-              <w:right w:val="none" w:sz="0" w:space="0" w:color="000000"/>
-            </w:tcBorders>
-            <w:shd w:val="clear" w:color="auto" w:fill="FFFFFF"/>
-            <w:tcMar>
-              <w:top w:w="0" w:type="dxa"/>
-              <w:bottom w:w="0" w:type="dxa"/>
-              <w:left w:w="0" w:type="dxa"/>
-              <w:right w:w="0" w:type="dxa"/>
-            </w:tcMar>
-            <w:vAlign w:val="top"/>
-          </w:tcPr>
-          <w:p>
-            <w:pPr>
-              <w:pStyle w:val="Normal"/>
-              <w:jc w:val="center"/>
-              <w:pBdr>
-                <w:bottom w:val="none" w:sz="0" w:space="0" w:color="000000"/>
-                <w:top w:val="none" w:sz="0" w:space="0" w:color="000000"/>
-                <w:left w:val="none" w:sz="0" w:space="0" w:color="000000"/>
-                <w:right w:val="none" w:sz="0" w:space="0" w:color="000000"/>
-              </w:pBdr>
-              <w:spacing w:after="100" w:before="100" w:line="240"/>
-              <w:ind w:left="100" w:right="100" w:firstLine="0" w:firstLineChars="0"/>
-              <w:rPr>
-                <w:rFonts w:ascii="Helvetica" w:hAnsi="Helvetica" w:eastAsia="Helvetica" w:cs="Helvetica"/>
-                <w:i w:val="false"/>
-                <w:b w:val="false"/>
-                <w:u w:val="none"/>
-                <w:sz w:val="22"/>
-                <w:szCs w:val="22"/>
-                <w:color w:val="000000"/>
-              </w:rPr>
-            </w:pPr>
-            <w:r>
-              <w:rPr>
-                <w:rFonts w:ascii="Helvetica" w:hAnsi="Helvetica" w:eastAsia="Helvetica" w:cs="Helvetica"/>
-                <w:i w:val="false"/>
-                <w:b w:val="false"/>
-                <w:u w:val="none"/>
-                <w:sz w:val="22"/>
-                <w:szCs w:val="22"/>
-                <w:color w:val="000000"/>
-              </w:rPr>
-              <w:t xml:space="preserve"/>
-            </w:r>
-          </w:p>
-        </w:tc>
-        <w:tc>
-          <w:tcPr>
-            <w:tcBorders>
-              <w:bottom w:val="none" w:sz="0" w:space="0" w:color="000000"/>
-              <w:top w:val="none" w:sz="0" w:space="0" w:color="000000"/>
-              <w:left w:val="none" w:sz="0" w:space="0" w:color="000000"/>
-              <w:right w:val="none" w:sz="0" w:space="0" w:color="000000"/>
-            </w:tcBorders>
-            <w:shd w:val="clear" w:color="auto" w:fill="FFFFFF"/>
-            <w:tcMar>
-              <w:top w:w="0" w:type="dxa"/>
-              <w:bottom w:w="0" w:type="dxa"/>
-              <w:left w:w="0" w:type="dxa"/>
-              <w:right w:w="0" w:type="dxa"/>
-            </w:tcMar>
-            <w:vAlign w:val="top"/>
-          </w:tcPr>
-          <w:p>
-            <w:pPr>
-              <w:pStyle w:val="Normal"/>
-              <w:jc w:val="center"/>
-              <w:pBdr>
-                <w:bottom w:val="none" w:sz="0" w:space="0" w:color="000000"/>
-                <w:top w:val="none" w:sz="0" w:space="0" w:color="000000"/>
-                <w:left w:val="none" w:sz="0" w:space="0" w:color="000000"/>
-                <w:right w:val="none" w:sz="0" w:space="0" w:color="000000"/>
-              </w:pBdr>
-              <w:spacing w:after="100" w:before="100" w:line="240"/>
-              <w:ind w:left="100" w:right="100" w:firstLine="0" w:firstLineChars="0"/>
-              <w:rPr>
-                <w:rFonts w:ascii="Helvetica" w:hAnsi="Helvetica" w:eastAsia="Helvetica" w:cs="Helvetica"/>
-                <w:i w:val="false"/>
-                <w:b w:val="false"/>
-                <w:u w:val="none"/>
-                <w:sz w:val="22"/>
-                <w:szCs w:val="22"/>
-                <w:color w:val="000000"/>
-              </w:rPr>
-            </w:pPr>
-            <w:r>
-              <w:rPr>
-                <w:rFonts w:ascii="Helvetica" w:hAnsi="Helvetica" w:eastAsia="Helvetica" w:cs="Helvetica"/>
-                <w:i w:val="false"/>
-                <w:b w:val="false"/>
-                <w:u w:val="none"/>
-                <w:sz w:val="22"/>
-                <w:szCs w:val="22"/>
-                <w:color w:val="000000"/>
-              </w:rPr>
-              <w:t xml:space="preserve">0.00</w:t>
-            </w:r>
-          </w:p>
-        </w:tc>
-        <w:tc>
-          <w:tcPr>
-            <w:tcBorders>
-              <w:bottom w:val="none" w:sz="0" w:space="0" w:color="000000"/>
-              <w:top w:val="none" w:sz="0" w:space="0" w:color="000000"/>
-              <w:left w:val="none" w:sz="0" w:space="0" w:color="000000"/>
-              <w:right w:val="none" w:sz="0" w:space="0" w:color="000000"/>
-            </w:tcBorders>
-            <w:shd w:val="clear" w:color="auto" w:fill="FFFFFF"/>
-            <w:tcMar>
-              <w:top w:w="0" w:type="dxa"/>
-              <w:bottom w:w="0" w:type="dxa"/>
-              <w:left w:w="0" w:type="dxa"/>
-              <w:right w:w="0" w:type="dxa"/>
-            </w:tcMar>
-            <w:vAlign w:val="top"/>
-          </w:tcPr>
-          <w:p>
-            <w:pPr>
-              <w:pStyle w:val="Normal"/>
-              <w:jc w:val="center"/>
-              <w:pBdr>
-                <w:bottom w:val="none" w:sz="0" w:space="0" w:color="000000"/>
-                <w:top w:val="none" w:sz="0" w:space="0" w:color="000000"/>
-                <w:left w:val="none" w:sz="0" w:space="0" w:color="000000"/>
-                <w:right w:val="none" w:sz="0" w:space="0" w:color="000000"/>
-              </w:pBdr>
-              <w:spacing w:after="100" w:before="100" w:line="240"/>
-              <w:ind w:left="100" w:right="100" w:firstLine="0" w:firstLineChars="0"/>
-              <w:rPr>
-                <w:rFonts w:ascii="Helvetica" w:hAnsi="Helvetica" w:eastAsia="Helvetica" w:cs="Helvetica"/>
-                <w:i w:val="false"/>
-                <w:b w:val="false"/>
-                <w:u w:val="none"/>
-                <w:sz w:val="22"/>
-                <w:szCs w:val="22"/>
-                <w:color w:val="000000"/>
-              </w:rPr>
-            </w:pPr>
-            <w:r>
-              <w:rPr>
-                <w:rFonts w:ascii="Helvetica" w:hAnsi="Helvetica" w:eastAsia="Helvetica" w:cs="Helvetica"/>
-                <w:i w:val="false"/>
-                <w:b w:val="false"/>
-                <w:u w:val="none"/>
-                <w:sz w:val="22"/>
-                <w:szCs w:val="22"/>
-                <w:color w:val="000000"/>
-              </w:rPr>
-              <w:t xml:space="preserve">0.00, 0.00</w:t>
-            </w:r>
-          </w:p>
-        </w:tc>
-        <w:tc>
-          <w:tcPr>
-            <w:tcBorders>
-              <w:bottom w:val="none" w:sz="0" w:space="0" w:color="000000"/>
-              <w:top w:val="none" w:sz="0" w:space="0" w:color="000000"/>
-              <w:left w:val="none" w:sz="0" w:space="0" w:color="000000"/>
-              <w:right w:val="none" w:sz="0" w:space="0" w:color="000000"/>
-            </w:tcBorders>
-            <w:shd w:val="clear" w:color="auto" w:fill="FFFFFF"/>
-            <w:tcMar>
-              <w:top w:w="0" w:type="dxa"/>
-              <w:bottom w:w="0" w:type="dxa"/>
-              <w:left w:w="0" w:type="dxa"/>
-              <w:right w:w="0" w:type="dxa"/>
-            </w:tcMar>
-            <w:vAlign w:val="top"/>
-          </w:tcPr>
-          <w:p>
-            <w:pPr>
-              <w:pStyle w:val="Normal"/>
-              <w:jc w:val="center"/>
-              <w:pBdr>
-                <w:bottom w:val="none" w:sz="0" w:space="0" w:color="000000"/>
-                <w:top w:val="none" w:sz="0" w:space="0" w:color="000000"/>
-                <w:left w:val="none" w:sz="0" w:space="0" w:color="000000"/>
-                <w:right w:val="none" w:sz="0" w:space="0" w:color="000000"/>
-              </w:pBdr>
-              <w:spacing w:after="100" w:before="100" w:line="240"/>
-              <w:ind w:left="100" w:right="100" w:firstLine="0" w:firstLineChars="0"/>
-              <w:rPr>
-                <w:rFonts w:ascii="Helvetica" w:hAnsi="Helvetica" w:eastAsia="Helvetica" w:cs="Helvetica"/>
-                <w:i w:val="false"/>
-                <w:b w:val="false"/>
-                <w:u w:val="none"/>
-                <w:sz w:val="22"/>
-                <w:szCs w:val="22"/>
-                <w:color w:val="000000"/>
-              </w:rPr>
-            </w:pPr>
-            <w:r>
-              <w:rPr>
-                <w:rFonts w:ascii="Helvetica" w:hAnsi="Helvetica" w:eastAsia="Helvetica" w:cs="Helvetica"/>
-                <w:i w:val="false"/>
-                <w:b w:val="false"/>
-                <w:u w:val="none"/>
-                <w:sz w:val="22"/>
-                <w:szCs w:val="22"/>
-                <w:color w:val="000000"/>
-              </w:rPr>
-              <w:t xml:space="preserve">&lt;0.001</w:t>
+              <w:t xml:space="preserve">0.00, 0.15</w:t>
+            </w:r>
+          </w:p>
+        </w:tc>
+        <w:tc>
+          <w:tcPr>
+            <w:tcBorders>
+              <w:bottom w:val="none" w:sz="0" w:space="0" w:color="000000"/>
+              <w:top w:val="none" w:sz="0" w:space="0" w:color="000000"/>
+              <w:left w:val="none" w:sz="0" w:space="0" w:color="000000"/>
+              <w:right w:val="none" w:sz="0" w:space="0" w:color="000000"/>
+            </w:tcBorders>
+            <w:shd w:val="clear" w:color="auto" w:fill="FFFFFF"/>
+            <w:tcMar>
+              <w:top w:w="0" w:type="dxa"/>
+              <w:bottom w:w="0" w:type="dxa"/>
+              <w:left w:w="0" w:type="dxa"/>
+              <w:right w:w="0" w:type="dxa"/>
+            </w:tcMar>
+            <w:vAlign w:val="top"/>
+          </w:tcPr>
+          <w:p>
+            <w:pPr>
+              <w:pStyle w:val="Normal"/>
+              <w:jc w:val="center"/>
+              <w:pBdr>
+                <w:bottom w:val="none" w:sz="0" w:space="0" w:color="000000"/>
+                <w:top w:val="none" w:sz="0" w:space="0" w:color="000000"/>
+                <w:left w:val="none" w:sz="0" w:space="0" w:color="000000"/>
+                <w:right w:val="none" w:sz="0" w:space="0" w:color="000000"/>
+              </w:pBdr>
+              <w:spacing w:after="100" w:before="100" w:line="240"/>
+              <w:ind w:left="100" w:right="100" w:firstLine="0" w:firstLineChars="0"/>
+              <w:rPr>
+                <w:rFonts w:ascii="Helvetica" w:hAnsi="Helvetica" w:eastAsia="Helvetica" w:cs="Helvetica"/>
+                <w:i w:val="false"/>
+                <w:b w:val="false"/>
+                <w:u w:val="none"/>
+                <w:sz w:val="22"/>
+                <w:szCs w:val="22"/>
+                <w:color w:val="000000"/>
+              </w:rPr>
+            </w:pPr>
+            <w:r>
+              <w:rPr>
+                <w:rFonts w:ascii="Helvetica" w:hAnsi="Helvetica" w:eastAsia="Helvetica" w:cs="Helvetica"/>
+                <w:i w:val="false"/>
+                <w:b w:val="false"/>
+                <w:u w:val="none"/>
+                <w:sz w:val="22"/>
+                <w:szCs w:val="22"/>
+                <w:color w:val="000000"/>
+              </w:rPr>
+              <w:t xml:space="preserve">0.010</w:t>
             </w:r>
           </w:p>
         </w:tc>
@@ -6687,113 +6687,113 @@
                 <w:szCs w:val="22"/>
                 <w:color w:val="000000"/>
               </w:rPr>
-              <w:t xml:space="preserve">1.99</w:t>
-            </w:r>
-          </w:p>
-        </w:tc>
-        <w:tc>
-          <w:tcPr>
-            <w:tcBorders>
-              <w:bottom w:val="none" w:sz="0" w:space="0" w:color="000000"/>
-              <w:top w:val="none" w:sz="0" w:space="0" w:color="000000"/>
-              <w:left w:val="none" w:sz="0" w:space="0" w:color="000000"/>
-              <w:right w:val="none" w:sz="0" w:space="0" w:color="000000"/>
-            </w:tcBorders>
-            <w:shd w:val="clear" w:color="auto" w:fill="FFFFFF"/>
-            <w:tcMar>
-              <w:top w:w="0" w:type="dxa"/>
-              <w:bottom w:w="0" w:type="dxa"/>
-              <w:left w:w="0" w:type="dxa"/>
-              <w:right w:w="0" w:type="dxa"/>
-            </w:tcMar>
-            <w:vAlign w:val="top"/>
-          </w:tcPr>
-          <w:p>
-            <w:pPr>
-              <w:pStyle w:val="Normal"/>
-              <w:jc w:val="center"/>
-              <w:pBdr>
-                <w:bottom w:val="none" w:sz="0" w:space="0" w:color="000000"/>
-                <w:top w:val="none" w:sz="0" w:space="0" w:color="000000"/>
-                <w:left w:val="none" w:sz="0" w:space="0" w:color="000000"/>
-                <w:right w:val="none" w:sz="0" w:space="0" w:color="000000"/>
-              </w:pBdr>
-              <w:spacing w:after="100" w:before="100" w:line="240"/>
-              <w:ind w:left="100" w:right="100" w:firstLine="0" w:firstLineChars="0"/>
-              <w:rPr>
-                <w:rFonts w:ascii="Helvetica" w:hAnsi="Helvetica" w:eastAsia="Helvetica" w:cs="Helvetica"/>
-                <w:i w:val="false"/>
-                <w:b w:val="false"/>
-                <w:u w:val="none"/>
-                <w:sz w:val="22"/>
-                <w:szCs w:val="22"/>
-                <w:color w:val="000000"/>
-              </w:rPr>
-            </w:pPr>
-            <w:r>
-              <w:rPr>
-                <w:rFonts w:ascii="Helvetica" w:hAnsi="Helvetica" w:eastAsia="Helvetica" w:cs="Helvetica"/>
-                <w:i w:val="false"/>
-                <w:b w:val="false"/>
-                <w:u w:val="none"/>
-                <w:sz w:val="22"/>
-                <w:szCs w:val="22"/>
-                <w:color w:val="000000"/>
-              </w:rPr>
-              <w:t xml:space="preserve">0.22, 17.7</w:t>
-            </w:r>
-          </w:p>
-        </w:tc>
-        <w:tc>
-          <w:tcPr>
-            <w:tcBorders>
-              <w:bottom w:val="none" w:sz="0" w:space="0" w:color="000000"/>
-              <w:top w:val="none" w:sz="0" w:space="0" w:color="000000"/>
-              <w:left w:val="none" w:sz="0" w:space="0" w:color="000000"/>
-              <w:right w:val="none" w:sz="0" w:space="0" w:color="000000"/>
-            </w:tcBorders>
-            <w:shd w:val="clear" w:color="auto" w:fill="FFFFFF"/>
-            <w:tcMar>
-              <w:top w:w="0" w:type="dxa"/>
-              <w:bottom w:w="0" w:type="dxa"/>
-              <w:left w:w="0" w:type="dxa"/>
-              <w:right w:w="0" w:type="dxa"/>
-            </w:tcMar>
-            <w:vAlign w:val="top"/>
-          </w:tcPr>
-          <w:p>
-            <w:pPr>
-              <w:pStyle w:val="Normal"/>
-              <w:jc w:val="center"/>
-              <w:pBdr>
-                <w:bottom w:val="none" w:sz="0" w:space="0" w:color="000000"/>
-                <w:top w:val="none" w:sz="0" w:space="0" w:color="000000"/>
-                <w:left w:val="none" w:sz="0" w:space="0" w:color="000000"/>
-                <w:right w:val="none" w:sz="0" w:space="0" w:color="000000"/>
-              </w:pBdr>
-              <w:spacing w:after="100" w:before="100" w:line="240"/>
-              <w:ind w:left="100" w:right="100" w:firstLine="0" w:firstLineChars="0"/>
-              <w:rPr>
-                <w:rFonts w:ascii="Helvetica" w:hAnsi="Helvetica" w:eastAsia="Helvetica" w:cs="Helvetica"/>
-                <w:i w:val="false"/>
-                <w:b w:val="false"/>
-                <w:u w:val="none"/>
-                <w:sz w:val="22"/>
-                <w:szCs w:val="22"/>
-                <w:color w:val="000000"/>
-              </w:rPr>
-            </w:pPr>
-            <w:r>
-              <w:rPr>
-                <w:rFonts w:ascii="Helvetica" w:hAnsi="Helvetica" w:eastAsia="Helvetica" w:cs="Helvetica"/>
-                <w:i w:val="false"/>
-                <w:b w:val="false"/>
-                <w:u w:val="none"/>
-                <w:sz w:val="22"/>
-                <w:szCs w:val="22"/>
-                <w:color w:val="000000"/>
-              </w:rPr>
-              <w:t xml:space="preserve">0.540</w:t>
+              <w:t xml:space="preserve">4.44</w:t>
+            </w:r>
+          </w:p>
+        </w:tc>
+        <w:tc>
+          <w:tcPr>
+            <w:tcBorders>
+              <w:bottom w:val="none" w:sz="0" w:space="0" w:color="000000"/>
+              <w:top w:val="none" w:sz="0" w:space="0" w:color="000000"/>
+              <w:left w:val="none" w:sz="0" w:space="0" w:color="000000"/>
+              <w:right w:val="none" w:sz="0" w:space="0" w:color="000000"/>
+            </w:tcBorders>
+            <w:shd w:val="clear" w:color="auto" w:fill="FFFFFF"/>
+            <w:tcMar>
+              <w:top w:w="0" w:type="dxa"/>
+              <w:bottom w:w="0" w:type="dxa"/>
+              <w:left w:w="0" w:type="dxa"/>
+              <w:right w:w="0" w:type="dxa"/>
+            </w:tcMar>
+            <w:vAlign w:val="top"/>
+          </w:tcPr>
+          <w:p>
+            <w:pPr>
+              <w:pStyle w:val="Normal"/>
+              <w:jc w:val="center"/>
+              <w:pBdr>
+                <w:bottom w:val="none" w:sz="0" w:space="0" w:color="000000"/>
+                <w:top w:val="none" w:sz="0" w:space="0" w:color="000000"/>
+                <w:left w:val="none" w:sz="0" w:space="0" w:color="000000"/>
+                <w:right w:val="none" w:sz="0" w:space="0" w:color="000000"/>
+              </w:pBdr>
+              <w:spacing w:after="100" w:before="100" w:line="240"/>
+              <w:ind w:left="100" w:right="100" w:firstLine="0" w:firstLineChars="0"/>
+              <w:rPr>
+                <w:rFonts w:ascii="Helvetica" w:hAnsi="Helvetica" w:eastAsia="Helvetica" w:cs="Helvetica"/>
+                <w:i w:val="false"/>
+                <w:b w:val="false"/>
+                <w:u w:val="none"/>
+                <w:sz w:val="22"/>
+                <w:szCs w:val="22"/>
+                <w:color w:val="000000"/>
+              </w:rPr>
+            </w:pPr>
+            <w:r>
+              <w:rPr>
+                <w:rFonts w:ascii="Helvetica" w:hAnsi="Helvetica" w:eastAsia="Helvetica" w:cs="Helvetica"/>
+                <w:i w:val="false"/>
+                <w:b w:val="false"/>
+                <w:u w:val="none"/>
+                <w:sz w:val="22"/>
+                <w:szCs w:val="22"/>
+                <w:color w:val="000000"/>
+              </w:rPr>
+              <w:t xml:space="preserve">0.75, 26.3</w:t>
+            </w:r>
+          </w:p>
+        </w:tc>
+        <w:tc>
+          <w:tcPr>
+            <w:tcBorders>
+              <w:bottom w:val="none" w:sz="0" w:space="0" w:color="000000"/>
+              <w:top w:val="none" w:sz="0" w:space="0" w:color="000000"/>
+              <w:left w:val="none" w:sz="0" w:space="0" w:color="000000"/>
+              <w:right w:val="none" w:sz="0" w:space="0" w:color="000000"/>
+            </w:tcBorders>
+            <w:shd w:val="clear" w:color="auto" w:fill="FFFFFF"/>
+            <w:tcMar>
+              <w:top w:w="0" w:type="dxa"/>
+              <w:bottom w:w="0" w:type="dxa"/>
+              <w:left w:w="0" w:type="dxa"/>
+              <w:right w:w="0" w:type="dxa"/>
+            </w:tcMar>
+            <w:vAlign w:val="top"/>
+          </w:tcPr>
+          <w:p>
+            <w:pPr>
+              <w:pStyle w:val="Normal"/>
+              <w:jc w:val="center"/>
+              <w:pBdr>
+                <w:bottom w:val="none" w:sz="0" w:space="0" w:color="000000"/>
+                <w:top w:val="none" w:sz="0" w:space="0" w:color="000000"/>
+                <w:left w:val="none" w:sz="0" w:space="0" w:color="000000"/>
+                <w:right w:val="none" w:sz="0" w:space="0" w:color="000000"/>
+              </w:pBdr>
+              <w:spacing w:after="100" w:before="100" w:line="240"/>
+              <w:ind w:left="100" w:right="100" w:firstLine="0" w:firstLineChars="0"/>
+              <w:rPr>
+                <w:rFonts w:ascii="Helvetica" w:hAnsi="Helvetica" w:eastAsia="Helvetica" w:cs="Helvetica"/>
+                <w:i w:val="false"/>
+                <w:b w:val="false"/>
+                <w:u w:val="none"/>
+                <w:sz w:val="22"/>
+                <w:szCs w:val="22"/>
+                <w:color w:val="000000"/>
+              </w:rPr>
+            </w:pPr>
+            <w:r>
+              <w:rPr>
+                <w:rFonts w:ascii="Helvetica" w:hAnsi="Helvetica" w:eastAsia="Helvetica" w:cs="Helvetica"/>
+                <w:i w:val="false"/>
+                <w:b w:val="false"/>
+                <w:u w:val="none"/>
+                <w:sz w:val="22"/>
+                <w:szCs w:val="22"/>
+                <w:color w:val="000000"/>
+              </w:rPr>
+              <w:t xml:space="preserve">0.100</w:t>
             </w:r>
           </w:p>
         </w:tc>
@@ -6952,60 +6952,60 @@
                 <w:szCs w:val="22"/>
                 <w:color w:val="000000"/>
               </w:rPr>
-              <w:t xml:space="preserve">0.00, 0.00</w:t>
-            </w:r>
-          </w:p>
-        </w:tc>
-        <w:tc>
-          <w:tcPr>
-            <w:tcBorders>
-              <w:bottom w:val="none" w:sz="0" w:space="0" w:color="000000"/>
-              <w:top w:val="none" w:sz="0" w:space="0" w:color="000000"/>
-              <w:left w:val="none" w:sz="0" w:space="0" w:color="000000"/>
-              <w:right w:val="none" w:sz="0" w:space="0" w:color="000000"/>
-            </w:tcBorders>
-            <w:shd w:val="clear" w:color="auto" w:fill="FFFFFF"/>
-            <w:tcMar>
-              <w:top w:w="0" w:type="dxa"/>
-              <w:bottom w:w="0" w:type="dxa"/>
-              <w:left w:w="0" w:type="dxa"/>
-              <w:right w:w="0" w:type="dxa"/>
-            </w:tcMar>
-            <w:vAlign w:val="top"/>
-          </w:tcPr>
-          <w:p>
-            <w:pPr>
-              <w:pStyle w:val="Normal"/>
-              <w:jc w:val="center"/>
-              <w:pBdr>
-                <w:bottom w:val="none" w:sz="0" w:space="0" w:color="000000"/>
-                <w:top w:val="none" w:sz="0" w:space="0" w:color="000000"/>
-                <w:left w:val="none" w:sz="0" w:space="0" w:color="000000"/>
-                <w:right w:val="none" w:sz="0" w:space="0" w:color="000000"/>
-              </w:pBdr>
-              <w:spacing w:after="100" w:before="100" w:line="240"/>
-              <w:ind w:left="100" w:right="100" w:firstLine="0" w:firstLineChars="0"/>
-              <w:rPr>
-                <w:rFonts w:ascii="Helvetica" w:hAnsi="Helvetica" w:eastAsia="Helvetica" w:cs="Helvetica"/>
-                <w:i w:val="false"/>
-                <w:b w:val="false"/>
-                <w:u w:val="none"/>
-                <w:sz w:val="22"/>
-                <w:szCs w:val="22"/>
-                <w:color w:val="000000"/>
-              </w:rPr>
-            </w:pPr>
-            <w:r>
-              <w:rPr>
-                <w:rFonts w:ascii="Helvetica" w:hAnsi="Helvetica" w:eastAsia="Helvetica" w:cs="Helvetica"/>
-                <w:i w:val="false"/>
-                <w:b w:val="false"/>
-                <w:u w:val="none"/>
-                <w:sz w:val="22"/>
-                <w:szCs w:val="22"/>
-                <w:color w:val="000000"/>
-              </w:rPr>
-              <w:t xml:space="preserve">&lt;0.001</w:t>
+              <w:t xml:space="preserve">0.00, 0.41</w:t>
+            </w:r>
+          </w:p>
+        </w:tc>
+        <w:tc>
+          <w:tcPr>
+            <w:tcBorders>
+              <w:bottom w:val="none" w:sz="0" w:space="0" w:color="000000"/>
+              <w:top w:val="none" w:sz="0" w:space="0" w:color="000000"/>
+              <w:left w:val="none" w:sz="0" w:space="0" w:color="000000"/>
+              <w:right w:val="none" w:sz="0" w:space="0" w:color="000000"/>
+            </w:tcBorders>
+            <w:shd w:val="clear" w:color="auto" w:fill="FFFFFF"/>
+            <w:tcMar>
+              <w:top w:w="0" w:type="dxa"/>
+              <w:bottom w:w="0" w:type="dxa"/>
+              <w:left w:w="0" w:type="dxa"/>
+              <w:right w:w="0" w:type="dxa"/>
+            </w:tcMar>
+            <w:vAlign w:val="top"/>
+          </w:tcPr>
+          <w:p>
+            <w:pPr>
+              <w:pStyle w:val="Normal"/>
+              <w:jc w:val="center"/>
+              <w:pBdr>
+                <w:bottom w:val="none" w:sz="0" w:space="0" w:color="000000"/>
+                <w:top w:val="none" w:sz="0" w:space="0" w:color="000000"/>
+                <w:left w:val="none" w:sz="0" w:space="0" w:color="000000"/>
+                <w:right w:val="none" w:sz="0" w:space="0" w:color="000000"/>
+              </w:pBdr>
+              <w:spacing w:after="100" w:before="100" w:line="240"/>
+              <w:ind w:left="100" w:right="100" w:firstLine="0" w:firstLineChars="0"/>
+              <w:rPr>
+                <w:rFonts w:ascii="Helvetica" w:hAnsi="Helvetica" w:eastAsia="Helvetica" w:cs="Helvetica"/>
+                <w:i w:val="false"/>
+                <w:b w:val="false"/>
+                <w:u w:val="none"/>
+                <w:sz w:val="22"/>
+                <w:szCs w:val="22"/>
+                <w:color w:val="000000"/>
+              </w:rPr>
+            </w:pPr>
+            <w:r>
+              <w:rPr>
+                <w:rFonts w:ascii="Helvetica" w:hAnsi="Helvetica" w:eastAsia="Helvetica" w:cs="Helvetica"/>
+                <w:i w:val="false"/>
+                <w:b w:val="false"/>
+                <w:u w:val="none"/>
+                <w:sz w:val="22"/>
+                <w:szCs w:val="22"/>
+                <w:color w:val="000000"/>
+              </w:rPr>
+              <w:t xml:space="preserve">0.029</w:t>
             </w:r>
           </w:p>
         </w:tc>
@@ -7170,113 +7170,113 @@
                 <w:szCs w:val="22"/>
                 <w:color w:val="000000"/>
               </w:rPr>
-              <w:t xml:space="preserve">0.40</w:t>
-            </w:r>
-          </w:p>
-        </w:tc>
-        <w:tc>
-          <w:tcPr>
-            <w:tcBorders>
-              <w:bottom w:val="none" w:sz="0" w:space="0" w:color="000000"/>
-              <w:top w:val="none" w:sz="0" w:space="0" w:color="000000"/>
-              <w:left w:val="none" w:sz="0" w:space="0" w:color="000000"/>
-              <w:right w:val="none" w:sz="0" w:space="0" w:color="000000"/>
-            </w:tcBorders>
-            <w:shd w:val="clear" w:color="auto" w:fill="FFFFFF"/>
-            <w:tcMar>
-              <w:top w:w="0" w:type="dxa"/>
-              <w:bottom w:w="0" w:type="dxa"/>
-              <w:left w:w="0" w:type="dxa"/>
-              <w:right w:w="0" w:type="dxa"/>
-            </w:tcMar>
-            <w:vAlign w:val="top"/>
-          </w:tcPr>
-          <w:p>
-            <w:pPr>
-              <w:pStyle w:val="Normal"/>
-              <w:jc w:val="center"/>
-              <w:pBdr>
-                <w:bottom w:val="none" w:sz="0" w:space="0" w:color="000000"/>
-                <w:top w:val="none" w:sz="0" w:space="0" w:color="000000"/>
-                <w:left w:val="none" w:sz="0" w:space="0" w:color="000000"/>
-                <w:right w:val="none" w:sz="0" w:space="0" w:color="000000"/>
-              </w:pBdr>
-              <w:spacing w:after="100" w:before="100" w:line="240"/>
-              <w:ind w:left="100" w:right="100" w:firstLine="0" w:firstLineChars="0"/>
-              <w:rPr>
-                <w:rFonts w:ascii="Helvetica" w:hAnsi="Helvetica" w:eastAsia="Helvetica" w:cs="Helvetica"/>
-                <w:i w:val="false"/>
-                <w:b w:val="false"/>
-                <w:u w:val="none"/>
-                <w:sz w:val="22"/>
-                <w:szCs w:val="22"/>
-                <w:color w:val="000000"/>
-              </w:rPr>
-            </w:pPr>
-            <w:r>
-              <w:rPr>
-                <w:rFonts w:ascii="Helvetica" w:hAnsi="Helvetica" w:eastAsia="Helvetica" w:cs="Helvetica"/>
-                <w:i w:val="false"/>
-                <w:b w:val="false"/>
-                <w:u w:val="none"/>
-                <w:sz w:val="22"/>
-                <w:szCs w:val="22"/>
-                <w:color w:val="000000"/>
-              </w:rPr>
-              <w:t xml:space="preserve">0.07, 2.21</w:t>
-            </w:r>
-          </w:p>
-        </w:tc>
-        <w:tc>
-          <w:tcPr>
-            <w:tcBorders>
-              <w:bottom w:val="none" w:sz="0" w:space="0" w:color="000000"/>
-              <w:top w:val="none" w:sz="0" w:space="0" w:color="000000"/>
-              <w:left w:val="none" w:sz="0" w:space="0" w:color="000000"/>
-              <w:right w:val="none" w:sz="0" w:space="0" w:color="000000"/>
-            </w:tcBorders>
-            <w:shd w:val="clear" w:color="auto" w:fill="FFFFFF"/>
-            <w:tcMar>
-              <w:top w:w="0" w:type="dxa"/>
-              <w:bottom w:w="0" w:type="dxa"/>
-              <w:left w:w="0" w:type="dxa"/>
-              <w:right w:w="0" w:type="dxa"/>
-            </w:tcMar>
-            <w:vAlign w:val="top"/>
-          </w:tcPr>
-          <w:p>
-            <w:pPr>
-              <w:pStyle w:val="Normal"/>
-              <w:jc w:val="center"/>
-              <w:pBdr>
-                <w:bottom w:val="none" w:sz="0" w:space="0" w:color="000000"/>
-                <w:top w:val="none" w:sz="0" w:space="0" w:color="000000"/>
-                <w:left w:val="none" w:sz="0" w:space="0" w:color="000000"/>
-                <w:right w:val="none" w:sz="0" w:space="0" w:color="000000"/>
-              </w:pBdr>
-              <w:spacing w:after="100" w:before="100" w:line="240"/>
-              <w:ind w:left="100" w:right="100" w:firstLine="0" w:firstLineChars="0"/>
-              <w:rPr>
-                <w:rFonts w:ascii="Helvetica" w:hAnsi="Helvetica" w:eastAsia="Helvetica" w:cs="Helvetica"/>
-                <w:i w:val="false"/>
-                <w:b w:val="false"/>
-                <w:u w:val="none"/>
-                <w:sz w:val="22"/>
-                <w:szCs w:val="22"/>
-                <w:color w:val="000000"/>
-              </w:rPr>
-            </w:pPr>
-            <w:r>
-              <w:rPr>
-                <w:rFonts w:ascii="Helvetica" w:hAnsi="Helvetica" w:eastAsia="Helvetica" w:cs="Helvetica"/>
-                <w:i w:val="false"/>
-                <w:b w:val="false"/>
-                <w:u w:val="none"/>
-                <w:sz w:val="22"/>
-                <w:szCs w:val="22"/>
-                <w:color w:val="000000"/>
-              </w:rPr>
-              <w:t xml:space="preserve">0.290</w:t>
+              <w:t xml:space="preserve">0.50</w:t>
+            </w:r>
+          </w:p>
+        </w:tc>
+        <w:tc>
+          <w:tcPr>
+            <w:tcBorders>
+              <w:bottom w:val="none" w:sz="0" w:space="0" w:color="000000"/>
+              <w:top w:val="none" w:sz="0" w:space="0" w:color="000000"/>
+              <w:left w:val="none" w:sz="0" w:space="0" w:color="000000"/>
+              <w:right w:val="none" w:sz="0" w:space="0" w:color="000000"/>
+            </w:tcBorders>
+            <w:shd w:val="clear" w:color="auto" w:fill="FFFFFF"/>
+            <w:tcMar>
+              <w:top w:w="0" w:type="dxa"/>
+              <w:bottom w:w="0" w:type="dxa"/>
+              <w:left w:w="0" w:type="dxa"/>
+              <w:right w:w="0" w:type="dxa"/>
+            </w:tcMar>
+            <w:vAlign w:val="top"/>
+          </w:tcPr>
+          <w:p>
+            <w:pPr>
+              <w:pStyle w:val="Normal"/>
+              <w:jc w:val="center"/>
+              <w:pBdr>
+                <w:bottom w:val="none" w:sz="0" w:space="0" w:color="000000"/>
+                <w:top w:val="none" w:sz="0" w:space="0" w:color="000000"/>
+                <w:left w:val="none" w:sz="0" w:space="0" w:color="000000"/>
+                <w:right w:val="none" w:sz="0" w:space="0" w:color="000000"/>
+              </w:pBdr>
+              <w:spacing w:after="100" w:before="100" w:line="240"/>
+              <w:ind w:left="100" w:right="100" w:firstLine="0" w:firstLineChars="0"/>
+              <w:rPr>
+                <w:rFonts w:ascii="Helvetica" w:hAnsi="Helvetica" w:eastAsia="Helvetica" w:cs="Helvetica"/>
+                <w:i w:val="false"/>
+                <w:b w:val="false"/>
+                <w:u w:val="none"/>
+                <w:sz w:val="22"/>
+                <w:szCs w:val="22"/>
+                <w:color w:val="000000"/>
+              </w:rPr>
+            </w:pPr>
+            <w:r>
+              <w:rPr>
+                <w:rFonts w:ascii="Helvetica" w:hAnsi="Helvetica" w:eastAsia="Helvetica" w:cs="Helvetica"/>
+                <w:i w:val="false"/>
+                <w:b w:val="false"/>
+                <w:u w:val="none"/>
+                <w:sz w:val="22"/>
+                <w:szCs w:val="22"/>
+                <w:color w:val="000000"/>
+              </w:rPr>
+              <w:t xml:space="preserve">0.09, 2.67</w:t>
+            </w:r>
+          </w:p>
+        </w:tc>
+        <w:tc>
+          <w:tcPr>
+            <w:tcBorders>
+              <w:bottom w:val="none" w:sz="0" w:space="0" w:color="000000"/>
+              <w:top w:val="none" w:sz="0" w:space="0" w:color="000000"/>
+              <w:left w:val="none" w:sz="0" w:space="0" w:color="000000"/>
+              <w:right w:val="none" w:sz="0" w:space="0" w:color="000000"/>
+            </w:tcBorders>
+            <w:shd w:val="clear" w:color="auto" w:fill="FFFFFF"/>
+            <w:tcMar>
+              <w:top w:w="0" w:type="dxa"/>
+              <w:bottom w:w="0" w:type="dxa"/>
+              <w:left w:w="0" w:type="dxa"/>
+              <w:right w:w="0" w:type="dxa"/>
+            </w:tcMar>
+            <w:vAlign w:val="top"/>
+          </w:tcPr>
+          <w:p>
+            <w:pPr>
+              <w:pStyle w:val="Normal"/>
+              <w:jc w:val="center"/>
+              <w:pBdr>
+                <w:bottom w:val="none" w:sz="0" w:space="0" w:color="000000"/>
+                <w:top w:val="none" w:sz="0" w:space="0" w:color="000000"/>
+                <w:left w:val="none" w:sz="0" w:space="0" w:color="000000"/>
+                <w:right w:val="none" w:sz="0" w:space="0" w:color="000000"/>
+              </w:pBdr>
+              <w:spacing w:after="100" w:before="100" w:line="240"/>
+              <w:ind w:left="100" w:right="100" w:firstLine="0" w:firstLineChars="0"/>
+              <w:rPr>
+                <w:rFonts w:ascii="Helvetica" w:hAnsi="Helvetica" w:eastAsia="Helvetica" w:cs="Helvetica"/>
+                <w:i w:val="false"/>
+                <w:b w:val="false"/>
+                <w:u w:val="none"/>
+                <w:sz w:val="22"/>
+                <w:szCs w:val="22"/>
+                <w:color w:val="000000"/>
+              </w:rPr>
+            </w:pPr>
+            <w:r>
+              <w:rPr>
+                <w:rFonts w:ascii="Helvetica" w:hAnsi="Helvetica" w:eastAsia="Helvetica" w:cs="Helvetica"/>
+                <w:i w:val="false"/>
+                <w:b w:val="false"/>
+                <w:u w:val="none"/>
+                <w:sz w:val="22"/>
+                <w:szCs w:val="22"/>
+                <w:color w:val="000000"/>
+              </w:rPr>
+              <w:t xml:space="preserve">0.410</w:t>
             </w:r>
           </w:p>
         </w:tc>
@@ -7435,60 +7435,60 @@
                 <w:szCs w:val="22"/>
                 <w:color w:val="000000"/>
               </w:rPr>
-              <w:t xml:space="preserve">0.00, 0.00</w:t>
-            </w:r>
-          </w:p>
-        </w:tc>
-        <w:tc>
-          <w:tcPr>
-            <w:tcBorders>
-              <w:bottom w:val="none" w:sz="0" w:space="0" w:color="000000"/>
-              <w:top w:val="none" w:sz="0" w:space="0" w:color="000000"/>
-              <w:left w:val="none" w:sz="0" w:space="0" w:color="000000"/>
-              <w:right w:val="none" w:sz="0" w:space="0" w:color="000000"/>
-            </w:tcBorders>
-            <w:shd w:val="clear" w:color="auto" w:fill="FFFFFF"/>
-            <w:tcMar>
-              <w:top w:w="0" w:type="dxa"/>
-              <w:bottom w:w="0" w:type="dxa"/>
-              <w:left w:w="0" w:type="dxa"/>
-              <w:right w:w="0" w:type="dxa"/>
-            </w:tcMar>
-            <w:vAlign w:val="top"/>
-          </w:tcPr>
-          <w:p>
-            <w:pPr>
-              <w:pStyle w:val="Normal"/>
-              <w:jc w:val="center"/>
-              <w:pBdr>
-                <w:bottom w:val="none" w:sz="0" w:space="0" w:color="000000"/>
-                <w:top w:val="none" w:sz="0" w:space="0" w:color="000000"/>
-                <w:left w:val="none" w:sz="0" w:space="0" w:color="000000"/>
-                <w:right w:val="none" w:sz="0" w:space="0" w:color="000000"/>
-              </w:pBdr>
-              <w:spacing w:after="100" w:before="100" w:line="240"/>
-              <w:ind w:left="100" w:right="100" w:firstLine="0" w:firstLineChars="0"/>
-              <w:rPr>
-                <w:rFonts w:ascii="Helvetica" w:hAnsi="Helvetica" w:eastAsia="Helvetica" w:cs="Helvetica"/>
-                <w:i w:val="false"/>
-                <w:b w:val="false"/>
-                <w:u w:val="none"/>
-                <w:sz w:val="22"/>
-                <w:szCs w:val="22"/>
-                <w:color w:val="000000"/>
-              </w:rPr>
-            </w:pPr>
-            <w:r>
-              <w:rPr>
-                <w:rFonts w:ascii="Helvetica" w:hAnsi="Helvetica" w:eastAsia="Helvetica" w:cs="Helvetica"/>
-                <w:i w:val="false"/>
-                <w:b w:val="false"/>
-                <w:u w:val="none"/>
-                <w:sz w:val="22"/>
-                <w:szCs w:val="22"/>
-                <w:color w:val="000000"/>
-              </w:rPr>
-              <w:t xml:space="preserve">&lt;0.001</w:t>
+              <w:t xml:space="preserve">0.00, 0.46</w:t>
+            </w:r>
+          </w:p>
+        </w:tc>
+        <w:tc>
+          <w:tcPr>
+            <w:tcBorders>
+              <w:bottom w:val="none" w:sz="0" w:space="0" w:color="000000"/>
+              <w:top w:val="none" w:sz="0" w:space="0" w:color="000000"/>
+              <w:left w:val="none" w:sz="0" w:space="0" w:color="000000"/>
+              <w:right w:val="none" w:sz="0" w:space="0" w:color="000000"/>
+            </w:tcBorders>
+            <w:shd w:val="clear" w:color="auto" w:fill="FFFFFF"/>
+            <w:tcMar>
+              <w:top w:w="0" w:type="dxa"/>
+              <w:bottom w:w="0" w:type="dxa"/>
+              <w:left w:w="0" w:type="dxa"/>
+              <w:right w:w="0" w:type="dxa"/>
+            </w:tcMar>
+            <w:vAlign w:val="top"/>
+          </w:tcPr>
+          <w:p>
+            <w:pPr>
+              <w:pStyle w:val="Normal"/>
+              <w:jc w:val="center"/>
+              <w:pBdr>
+                <w:bottom w:val="none" w:sz="0" w:space="0" w:color="000000"/>
+                <w:top w:val="none" w:sz="0" w:space="0" w:color="000000"/>
+                <w:left w:val="none" w:sz="0" w:space="0" w:color="000000"/>
+                <w:right w:val="none" w:sz="0" w:space="0" w:color="000000"/>
+              </w:pBdr>
+              <w:spacing w:after="100" w:before="100" w:line="240"/>
+              <w:ind w:left="100" w:right="100" w:firstLine="0" w:firstLineChars="0"/>
+              <w:rPr>
+                <w:rFonts w:ascii="Helvetica" w:hAnsi="Helvetica" w:eastAsia="Helvetica" w:cs="Helvetica"/>
+                <w:i w:val="false"/>
+                <w:b w:val="false"/>
+                <w:u w:val="none"/>
+                <w:sz w:val="22"/>
+                <w:szCs w:val="22"/>
+                <w:color w:val="000000"/>
+              </w:rPr>
+            </w:pPr>
+            <w:r>
+              <w:rPr>
+                <w:rFonts w:ascii="Helvetica" w:hAnsi="Helvetica" w:eastAsia="Helvetica" w:cs="Helvetica"/>
+                <w:i w:val="false"/>
+                <w:b w:val="false"/>
+                <w:u w:val="none"/>
+                <w:sz w:val="22"/>
+                <w:szCs w:val="22"/>
+                <w:color w:val="000000"/>
+              </w:rPr>
+              <w:t xml:space="preserve">0.022</w:t>
             </w:r>
           </w:p>
         </w:tc>
@@ -9585,60 +9585,60 @@
                 <w:szCs w:val="22"/>
                 <w:color w:val="000000"/>
               </w:rPr>
-              <w:t xml:space="preserve">24,430</w:t>
-            </w:r>
-          </w:p>
-        </w:tc>
-        <w:tc>
-          <w:tcPr>
-            <w:tcBorders>
-              <w:bottom w:val="none" w:sz="0" w:space="0" w:color="000000"/>
-              <w:top w:val="none" w:sz="0" w:space="0" w:color="000000"/>
-              <w:left w:val="none" w:sz="0" w:space="0" w:color="000000"/>
-              <w:right w:val="none" w:sz="0" w:space="0" w:color="000000"/>
-            </w:tcBorders>
-            <w:shd w:val="clear" w:color="auto" w:fill="FFFFFF"/>
-            <w:tcMar>
-              <w:top w:w="0" w:type="dxa"/>
-              <w:bottom w:w="0" w:type="dxa"/>
-              <w:left w:w="0" w:type="dxa"/>
-              <w:right w:w="0" w:type="dxa"/>
-            </w:tcMar>
-            <w:vAlign w:val="top"/>
-          </w:tcPr>
-          <w:p>
-            <w:pPr>
-              <w:pStyle w:val="Normal"/>
-              <w:jc w:val="center"/>
-              <w:pBdr>
-                <w:bottom w:val="none" w:sz="0" w:space="0" w:color="000000"/>
-                <w:top w:val="none" w:sz="0" w:space="0" w:color="000000"/>
-                <w:left w:val="none" w:sz="0" w:space="0" w:color="000000"/>
-                <w:right w:val="none" w:sz="0" w:space="0" w:color="000000"/>
-              </w:pBdr>
-              <w:spacing w:after="100" w:before="100" w:line="240"/>
-              <w:ind w:left="100" w:right="100" w:firstLine="0" w:firstLineChars="0"/>
-              <w:rPr>
-                <w:rFonts w:ascii="Helvetica" w:hAnsi="Helvetica" w:eastAsia="Helvetica" w:cs="Helvetica"/>
-                <w:i w:val="false"/>
-                <w:b w:val="false"/>
-                <w:u w:val="none"/>
-                <w:sz w:val="22"/>
-                <w:szCs w:val="22"/>
-                <w:color w:val="000000"/>
-              </w:rPr>
-            </w:pPr>
-            <w:r>
-              <w:rPr>
-                <w:rFonts w:ascii="Helvetica" w:hAnsi="Helvetica" w:eastAsia="Helvetica" w:cs="Helvetica"/>
-                <w:i w:val="false"/>
-                <w:b w:val="false"/>
-                <w:u w:val="none"/>
-                <w:sz w:val="22"/>
-                <w:szCs w:val="22"/>
-                <w:color w:val="000000"/>
-              </w:rPr>
-              <w:t xml:space="preserve">8,656, 68,953</w:t>
+              <w:t xml:space="preserve">24,568</w:t>
+            </w:r>
+          </w:p>
+        </w:tc>
+        <w:tc>
+          <w:tcPr>
+            <w:tcBorders>
+              <w:bottom w:val="none" w:sz="0" w:space="0" w:color="000000"/>
+              <w:top w:val="none" w:sz="0" w:space="0" w:color="000000"/>
+              <w:left w:val="none" w:sz="0" w:space="0" w:color="000000"/>
+              <w:right w:val="none" w:sz="0" w:space="0" w:color="000000"/>
+            </w:tcBorders>
+            <w:shd w:val="clear" w:color="auto" w:fill="FFFFFF"/>
+            <w:tcMar>
+              <w:top w:w="0" w:type="dxa"/>
+              <w:bottom w:w="0" w:type="dxa"/>
+              <w:left w:w="0" w:type="dxa"/>
+              <w:right w:w="0" w:type="dxa"/>
+            </w:tcMar>
+            <w:vAlign w:val="top"/>
+          </w:tcPr>
+          <w:p>
+            <w:pPr>
+              <w:pStyle w:val="Normal"/>
+              <w:jc w:val="center"/>
+              <w:pBdr>
+                <w:bottom w:val="none" w:sz="0" w:space="0" w:color="000000"/>
+                <w:top w:val="none" w:sz="0" w:space="0" w:color="000000"/>
+                <w:left w:val="none" w:sz="0" w:space="0" w:color="000000"/>
+                <w:right w:val="none" w:sz="0" w:space="0" w:color="000000"/>
+              </w:pBdr>
+              <w:spacing w:after="100" w:before="100" w:line="240"/>
+              <w:ind w:left="100" w:right="100" w:firstLine="0" w:firstLineChars="0"/>
+              <w:rPr>
+                <w:rFonts w:ascii="Helvetica" w:hAnsi="Helvetica" w:eastAsia="Helvetica" w:cs="Helvetica"/>
+                <w:i w:val="false"/>
+                <w:b w:val="false"/>
+                <w:u w:val="none"/>
+                <w:sz w:val="22"/>
+                <w:szCs w:val="22"/>
+                <w:color w:val="000000"/>
+              </w:rPr>
+            </w:pPr>
+            <w:r>
+              <w:rPr>
+                <w:rFonts w:ascii="Helvetica" w:hAnsi="Helvetica" w:eastAsia="Helvetica" w:cs="Helvetica"/>
+                <w:i w:val="false"/>
+                <w:b w:val="false"/>
+                <w:u w:val="none"/>
+                <w:sz w:val="22"/>
+                <w:szCs w:val="22"/>
+                <w:color w:val="000000"/>
+              </w:rPr>
+              <w:t xml:space="preserve">9,552, 63,191</w:t>
             </w:r>
           </w:p>
         </w:tc>
@@ -9797,60 +9797,60 @@
                 <w:szCs w:val="22"/>
                 <w:color w:val="000000"/>
               </w:rPr>
-              <w:t xml:space="preserve">273,820</w:t>
-            </w:r>
-          </w:p>
-        </w:tc>
-        <w:tc>
-          <w:tcPr>
-            <w:tcBorders>
-              <w:bottom w:val="none" w:sz="0" w:space="0" w:color="000000"/>
-              <w:top w:val="none" w:sz="0" w:space="0" w:color="000000"/>
-              <w:left w:val="none" w:sz="0" w:space="0" w:color="000000"/>
-              <w:right w:val="none" w:sz="0" w:space="0" w:color="000000"/>
-            </w:tcBorders>
-            <w:shd w:val="clear" w:color="auto" w:fill="FFFFFF"/>
-            <w:tcMar>
-              <w:top w:w="0" w:type="dxa"/>
-              <w:bottom w:w="0" w:type="dxa"/>
-              <w:left w:w="0" w:type="dxa"/>
-              <w:right w:w="0" w:type="dxa"/>
-            </w:tcMar>
-            <w:vAlign w:val="top"/>
-          </w:tcPr>
-          <w:p>
-            <w:pPr>
-              <w:pStyle w:val="Normal"/>
-              <w:jc w:val="center"/>
-              <w:pBdr>
-                <w:bottom w:val="none" w:sz="0" w:space="0" w:color="000000"/>
-                <w:top w:val="none" w:sz="0" w:space="0" w:color="000000"/>
-                <w:left w:val="none" w:sz="0" w:space="0" w:color="000000"/>
-                <w:right w:val="none" w:sz="0" w:space="0" w:color="000000"/>
-              </w:pBdr>
-              <w:spacing w:after="100" w:before="100" w:line="240"/>
-              <w:ind w:left="100" w:right="100" w:firstLine="0" w:firstLineChars="0"/>
-              <w:rPr>
-                <w:rFonts w:ascii="Helvetica" w:hAnsi="Helvetica" w:eastAsia="Helvetica" w:cs="Helvetica"/>
-                <w:i w:val="false"/>
-                <w:b w:val="false"/>
-                <w:u w:val="none"/>
-                <w:sz w:val="22"/>
-                <w:szCs w:val="22"/>
-                <w:color w:val="000000"/>
-              </w:rPr>
-            </w:pPr>
-            <w:r>
-              <w:rPr>
-                <w:rFonts w:ascii="Helvetica" w:hAnsi="Helvetica" w:eastAsia="Helvetica" w:cs="Helvetica"/>
-                <w:i w:val="false"/>
-                <w:b w:val="false"/>
-                <w:u w:val="none"/>
-                <w:sz w:val="22"/>
-                <w:szCs w:val="22"/>
-                <w:color w:val="000000"/>
-              </w:rPr>
-              <w:t xml:space="preserve">4,828, 15,530,073</w:t>
+              <w:t xml:space="preserve">83,864</w:t>
+            </w:r>
+          </w:p>
+        </w:tc>
+        <w:tc>
+          <w:tcPr>
+            <w:tcBorders>
+              <w:bottom w:val="none" w:sz="0" w:space="0" w:color="000000"/>
+              <w:top w:val="none" w:sz="0" w:space="0" w:color="000000"/>
+              <w:left w:val="none" w:sz="0" w:space="0" w:color="000000"/>
+              <w:right w:val="none" w:sz="0" w:space="0" w:color="000000"/>
+            </w:tcBorders>
+            <w:shd w:val="clear" w:color="auto" w:fill="FFFFFF"/>
+            <w:tcMar>
+              <w:top w:w="0" w:type="dxa"/>
+              <w:bottom w:w="0" w:type="dxa"/>
+              <w:left w:w="0" w:type="dxa"/>
+              <w:right w:w="0" w:type="dxa"/>
+            </w:tcMar>
+            <w:vAlign w:val="top"/>
+          </w:tcPr>
+          <w:p>
+            <w:pPr>
+              <w:pStyle w:val="Normal"/>
+              <w:jc w:val="center"/>
+              <w:pBdr>
+                <w:bottom w:val="none" w:sz="0" w:space="0" w:color="000000"/>
+                <w:top w:val="none" w:sz="0" w:space="0" w:color="000000"/>
+                <w:left w:val="none" w:sz="0" w:space="0" w:color="000000"/>
+                <w:right w:val="none" w:sz="0" w:space="0" w:color="000000"/>
+              </w:pBdr>
+              <w:spacing w:after="100" w:before="100" w:line="240"/>
+              <w:ind w:left="100" w:right="100" w:firstLine="0" w:firstLineChars="0"/>
+              <w:rPr>
+                <w:rFonts w:ascii="Helvetica" w:hAnsi="Helvetica" w:eastAsia="Helvetica" w:cs="Helvetica"/>
+                <w:i w:val="false"/>
+                <w:b w:val="false"/>
+                <w:u w:val="none"/>
+                <w:sz w:val="22"/>
+                <w:szCs w:val="22"/>
+                <w:color w:val="000000"/>
+              </w:rPr>
+            </w:pPr>
+            <w:r>
+              <w:rPr>
+                <w:rFonts w:ascii="Helvetica" w:hAnsi="Helvetica" w:eastAsia="Helvetica" w:cs="Helvetica"/>
+                <w:i w:val="false"/>
+                <w:b w:val="false"/>
+                <w:u w:val="none"/>
+                <w:sz w:val="22"/>
+                <w:szCs w:val="22"/>
+                <w:color w:val="000000"/>
+              </w:rPr>
+              <w:t xml:space="preserve">1,860, 3,780,608</w:t>
             </w:r>
           </w:p>
         </w:tc>
@@ -10068,113 +10068,113 @@
                 <w:szCs w:val="22"/>
                 <w:color w:val="000000"/>
               </w:rPr>
-              <w:t xml:space="preserve">1.19</w:t>
-            </w:r>
-          </w:p>
-        </w:tc>
-        <w:tc>
-          <w:tcPr>
-            <w:tcBorders>
-              <w:bottom w:val="none" w:sz="0" w:space="0" w:color="000000"/>
-              <w:top w:val="none" w:sz="0" w:space="0" w:color="000000"/>
-              <w:left w:val="none" w:sz="0" w:space="0" w:color="000000"/>
-              <w:right w:val="none" w:sz="0" w:space="0" w:color="000000"/>
-            </w:tcBorders>
-            <w:shd w:val="clear" w:color="auto" w:fill="FFFFFF"/>
-            <w:tcMar>
-              <w:top w:w="0" w:type="dxa"/>
-              <w:bottom w:w="0" w:type="dxa"/>
-              <w:left w:w="0" w:type="dxa"/>
-              <w:right w:w="0" w:type="dxa"/>
-            </w:tcMar>
-            <w:vAlign w:val="top"/>
-          </w:tcPr>
-          <w:p>
-            <w:pPr>
-              <w:pStyle w:val="Normal"/>
-              <w:jc w:val="center"/>
-              <w:pBdr>
-                <w:bottom w:val="none" w:sz="0" w:space="0" w:color="000000"/>
-                <w:top w:val="none" w:sz="0" w:space="0" w:color="000000"/>
-                <w:left w:val="none" w:sz="0" w:space="0" w:color="000000"/>
-                <w:right w:val="none" w:sz="0" w:space="0" w:color="000000"/>
-              </w:pBdr>
-              <w:spacing w:after="100" w:before="100" w:line="240"/>
-              <w:ind w:left="100" w:right="100" w:firstLine="0" w:firstLineChars="0"/>
-              <w:rPr>
-                <w:rFonts w:ascii="Helvetica" w:hAnsi="Helvetica" w:eastAsia="Helvetica" w:cs="Helvetica"/>
-                <w:i w:val="false"/>
-                <w:b w:val="false"/>
-                <w:u w:val="none"/>
-                <w:sz w:val="22"/>
-                <w:szCs w:val="22"/>
-                <w:color w:val="000000"/>
-              </w:rPr>
-            </w:pPr>
-            <w:r>
-              <w:rPr>
-                <w:rFonts w:ascii="Helvetica" w:hAnsi="Helvetica" w:eastAsia="Helvetica" w:cs="Helvetica"/>
-                <w:i w:val="false"/>
-                <w:b w:val="false"/>
-                <w:u w:val="none"/>
-                <w:sz w:val="22"/>
-                <w:szCs w:val="22"/>
-                <w:color w:val="000000"/>
-              </w:rPr>
-              <w:t xml:space="preserve">0.27, 5.16</w:t>
-            </w:r>
-          </w:p>
-        </w:tc>
-        <w:tc>
-          <w:tcPr>
-            <w:tcBorders>
-              <w:bottom w:val="none" w:sz="0" w:space="0" w:color="000000"/>
-              <w:top w:val="none" w:sz="0" w:space="0" w:color="000000"/>
-              <w:left w:val="none" w:sz="0" w:space="0" w:color="000000"/>
-              <w:right w:val="none" w:sz="0" w:space="0" w:color="000000"/>
-            </w:tcBorders>
-            <w:shd w:val="clear" w:color="auto" w:fill="FFFFFF"/>
-            <w:tcMar>
-              <w:top w:w="0" w:type="dxa"/>
-              <w:bottom w:w="0" w:type="dxa"/>
-              <w:left w:w="0" w:type="dxa"/>
-              <w:right w:w="0" w:type="dxa"/>
-            </w:tcMar>
-            <w:vAlign w:val="top"/>
-          </w:tcPr>
-          <w:p>
-            <w:pPr>
-              <w:pStyle w:val="Normal"/>
-              <w:jc w:val="center"/>
-              <w:pBdr>
-                <w:bottom w:val="none" w:sz="0" w:space="0" w:color="000000"/>
-                <w:top w:val="none" w:sz="0" w:space="0" w:color="000000"/>
-                <w:left w:val="none" w:sz="0" w:space="0" w:color="000000"/>
-                <w:right w:val="none" w:sz="0" w:space="0" w:color="000000"/>
-              </w:pBdr>
-              <w:spacing w:after="100" w:before="100" w:line="240"/>
-              <w:ind w:left="100" w:right="100" w:firstLine="0" w:firstLineChars="0"/>
-              <w:rPr>
-                <w:rFonts w:ascii="Helvetica" w:hAnsi="Helvetica" w:eastAsia="Helvetica" w:cs="Helvetica"/>
-                <w:i w:val="false"/>
-                <w:b w:val="false"/>
-                <w:u w:val="none"/>
-                <w:sz w:val="22"/>
-                <w:szCs w:val="22"/>
-                <w:color w:val="000000"/>
-              </w:rPr>
-            </w:pPr>
-            <w:r>
-              <w:rPr>
-                <w:rFonts w:ascii="Helvetica" w:hAnsi="Helvetica" w:eastAsia="Helvetica" w:cs="Helvetica"/>
-                <w:i w:val="false"/>
-                <w:b w:val="false"/>
-                <w:u w:val="none"/>
-                <w:sz w:val="22"/>
-                <w:szCs w:val="22"/>
-                <w:color w:val="000000"/>
-              </w:rPr>
-              <w:t xml:space="preserve">0.820</w:t>
+              <w:t xml:space="preserve">0.88</w:t>
+            </w:r>
+          </w:p>
+        </w:tc>
+        <w:tc>
+          <w:tcPr>
+            <w:tcBorders>
+              <w:bottom w:val="none" w:sz="0" w:space="0" w:color="000000"/>
+              <w:top w:val="none" w:sz="0" w:space="0" w:color="000000"/>
+              <w:left w:val="none" w:sz="0" w:space="0" w:color="000000"/>
+              <w:right w:val="none" w:sz="0" w:space="0" w:color="000000"/>
+            </w:tcBorders>
+            <w:shd w:val="clear" w:color="auto" w:fill="FFFFFF"/>
+            <w:tcMar>
+              <w:top w:w="0" w:type="dxa"/>
+              <w:bottom w:w="0" w:type="dxa"/>
+              <w:left w:w="0" w:type="dxa"/>
+              <w:right w:w="0" w:type="dxa"/>
+            </w:tcMar>
+            <w:vAlign w:val="top"/>
+          </w:tcPr>
+          <w:p>
+            <w:pPr>
+              <w:pStyle w:val="Normal"/>
+              <w:jc w:val="center"/>
+              <w:pBdr>
+                <w:bottom w:val="none" w:sz="0" w:space="0" w:color="000000"/>
+                <w:top w:val="none" w:sz="0" w:space="0" w:color="000000"/>
+                <w:left w:val="none" w:sz="0" w:space="0" w:color="000000"/>
+                <w:right w:val="none" w:sz="0" w:space="0" w:color="000000"/>
+              </w:pBdr>
+              <w:spacing w:after="100" w:before="100" w:line="240"/>
+              <w:ind w:left="100" w:right="100" w:firstLine="0" w:firstLineChars="0"/>
+              <w:rPr>
+                <w:rFonts w:ascii="Helvetica" w:hAnsi="Helvetica" w:eastAsia="Helvetica" w:cs="Helvetica"/>
+                <w:i w:val="false"/>
+                <w:b w:val="false"/>
+                <w:u w:val="none"/>
+                <w:sz w:val="22"/>
+                <w:szCs w:val="22"/>
+                <w:color w:val="000000"/>
+              </w:rPr>
+            </w:pPr>
+            <w:r>
+              <w:rPr>
+                <w:rFonts w:ascii="Helvetica" w:hAnsi="Helvetica" w:eastAsia="Helvetica" w:cs="Helvetica"/>
+                <w:i w:val="false"/>
+                <w:b w:val="false"/>
+                <w:u w:val="none"/>
+                <w:sz w:val="22"/>
+                <w:szCs w:val="22"/>
+                <w:color w:val="000000"/>
+              </w:rPr>
+              <w:t xml:space="preserve">0.26, 3.01</w:t>
+            </w:r>
+          </w:p>
+        </w:tc>
+        <w:tc>
+          <w:tcPr>
+            <w:tcBorders>
+              <w:bottom w:val="none" w:sz="0" w:space="0" w:color="000000"/>
+              <w:top w:val="none" w:sz="0" w:space="0" w:color="000000"/>
+              <w:left w:val="none" w:sz="0" w:space="0" w:color="000000"/>
+              <w:right w:val="none" w:sz="0" w:space="0" w:color="000000"/>
+            </w:tcBorders>
+            <w:shd w:val="clear" w:color="auto" w:fill="FFFFFF"/>
+            <w:tcMar>
+              <w:top w:w="0" w:type="dxa"/>
+              <w:bottom w:w="0" w:type="dxa"/>
+              <w:left w:w="0" w:type="dxa"/>
+              <w:right w:w="0" w:type="dxa"/>
+            </w:tcMar>
+            <w:vAlign w:val="top"/>
+          </w:tcPr>
+          <w:p>
+            <w:pPr>
+              <w:pStyle w:val="Normal"/>
+              <w:jc w:val="center"/>
+              <w:pBdr>
+                <w:bottom w:val="none" w:sz="0" w:space="0" w:color="000000"/>
+                <w:top w:val="none" w:sz="0" w:space="0" w:color="000000"/>
+                <w:left w:val="none" w:sz="0" w:space="0" w:color="000000"/>
+                <w:right w:val="none" w:sz="0" w:space="0" w:color="000000"/>
+              </w:pBdr>
+              <w:spacing w:after="100" w:before="100" w:line="240"/>
+              <w:ind w:left="100" w:right="100" w:firstLine="0" w:firstLineChars="0"/>
+              <w:rPr>
+                <w:rFonts w:ascii="Helvetica" w:hAnsi="Helvetica" w:eastAsia="Helvetica" w:cs="Helvetica"/>
+                <w:i w:val="false"/>
+                <w:b w:val="false"/>
+                <w:u w:val="none"/>
+                <w:sz w:val="22"/>
+                <w:szCs w:val="22"/>
+                <w:color w:val="000000"/>
+              </w:rPr>
+            </w:pPr>
+            <w:r>
+              <w:rPr>
+                <w:rFonts w:ascii="Helvetica" w:hAnsi="Helvetica" w:eastAsia="Helvetica" w:cs="Helvetica"/>
+                <w:i w:val="false"/>
+                <w:b w:val="false"/>
+                <w:u w:val="none"/>
+                <w:sz w:val="22"/>
+                <w:szCs w:val="22"/>
+                <w:color w:val="000000"/>
+              </w:rPr>
+              <w:t xml:space="preserve">0.840</w:t>
             </w:r>
           </w:p>
         </w:tc>
@@ -10280,113 +10280,113 @@
                 <w:szCs w:val="22"/>
                 <w:color w:val="000000"/>
               </w:rPr>
-              <w:t xml:space="preserve">1,871</w:t>
-            </w:r>
-          </w:p>
-        </w:tc>
-        <w:tc>
-          <w:tcPr>
-            <w:tcBorders>
-              <w:bottom w:val="none" w:sz="0" w:space="0" w:color="000000"/>
-              <w:top w:val="none" w:sz="0" w:space="0" w:color="000000"/>
-              <w:left w:val="none" w:sz="0" w:space="0" w:color="000000"/>
-              <w:right w:val="none" w:sz="0" w:space="0" w:color="000000"/>
-            </w:tcBorders>
-            <w:shd w:val="clear" w:color="auto" w:fill="FFFFFF"/>
-            <w:tcMar>
-              <w:top w:w="0" w:type="dxa"/>
-              <w:bottom w:w="0" w:type="dxa"/>
-              <w:left w:w="0" w:type="dxa"/>
-              <w:right w:w="0" w:type="dxa"/>
-            </w:tcMar>
-            <w:vAlign w:val="top"/>
-          </w:tcPr>
-          <w:p>
-            <w:pPr>
-              <w:pStyle w:val="Normal"/>
-              <w:jc w:val="center"/>
-              <w:pBdr>
-                <w:bottom w:val="none" w:sz="0" w:space="0" w:color="000000"/>
-                <w:top w:val="none" w:sz="0" w:space="0" w:color="000000"/>
-                <w:left w:val="none" w:sz="0" w:space="0" w:color="000000"/>
-                <w:right w:val="none" w:sz="0" w:space="0" w:color="000000"/>
-              </w:pBdr>
-              <w:spacing w:after="100" w:before="100" w:line="240"/>
-              <w:ind w:left="100" w:right="100" w:firstLine="0" w:firstLineChars="0"/>
-              <w:rPr>
-                <w:rFonts w:ascii="Helvetica" w:hAnsi="Helvetica" w:eastAsia="Helvetica" w:cs="Helvetica"/>
-                <w:i w:val="false"/>
-                <w:b w:val="false"/>
-                <w:u w:val="none"/>
-                <w:sz w:val="22"/>
-                <w:szCs w:val="22"/>
-                <w:color w:val="000000"/>
-              </w:rPr>
-            </w:pPr>
-            <w:r>
-              <w:rPr>
-                <w:rFonts w:ascii="Helvetica" w:hAnsi="Helvetica" w:eastAsia="Helvetica" w:cs="Helvetica"/>
-                <w:i w:val="false"/>
-                <w:b w:val="false"/>
-                <w:u w:val="none"/>
-                <w:sz w:val="22"/>
-                <w:szCs w:val="22"/>
-                <w:color w:val="000000"/>
-              </w:rPr>
-              <w:t xml:space="preserve">110, 31,961</w:t>
-            </w:r>
-          </w:p>
-        </w:tc>
-        <w:tc>
-          <w:tcPr>
-            <w:tcBorders>
-              <w:bottom w:val="none" w:sz="0" w:space="0" w:color="000000"/>
-              <w:top w:val="none" w:sz="0" w:space="0" w:color="000000"/>
-              <w:left w:val="none" w:sz="0" w:space="0" w:color="000000"/>
-              <w:right w:val="none" w:sz="0" w:space="0" w:color="000000"/>
-            </w:tcBorders>
-            <w:shd w:val="clear" w:color="auto" w:fill="FFFFFF"/>
-            <w:tcMar>
-              <w:top w:w="0" w:type="dxa"/>
-              <w:bottom w:w="0" w:type="dxa"/>
-              <w:left w:w="0" w:type="dxa"/>
-              <w:right w:w="0" w:type="dxa"/>
-            </w:tcMar>
-            <w:vAlign w:val="top"/>
-          </w:tcPr>
-          <w:p>
-            <w:pPr>
-              <w:pStyle w:val="Normal"/>
-              <w:jc w:val="center"/>
-              <w:pBdr>
-                <w:bottom w:val="none" w:sz="0" w:space="0" w:color="000000"/>
-                <w:top w:val="none" w:sz="0" w:space="0" w:color="000000"/>
-                <w:left w:val="none" w:sz="0" w:space="0" w:color="000000"/>
-                <w:right w:val="none" w:sz="0" w:space="0" w:color="000000"/>
-              </w:pBdr>
-              <w:spacing w:after="100" w:before="100" w:line="240"/>
-              <w:ind w:left="100" w:right="100" w:firstLine="0" w:firstLineChars="0"/>
-              <w:rPr>
-                <w:rFonts w:ascii="Helvetica" w:hAnsi="Helvetica" w:eastAsia="Helvetica" w:cs="Helvetica"/>
-                <w:i w:val="false"/>
-                <w:b w:val="false"/>
-                <w:u w:val="none"/>
-                <w:sz w:val="22"/>
-                <w:szCs w:val="22"/>
-                <w:color w:val="000000"/>
-              </w:rPr>
-            </w:pPr>
-            <w:r>
-              <w:rPr>
-                <w:rFonts w:ascii="Helvetica" w:hAnsi="Helvetica" w:eastAsia="Helvetica" w:cs="Helvetica"/>
-                <w:i w:val="false"/>
-                <w:b w:val="false"/>
-                <w:u w:val="none"/>
-                <w:sz w:val="22"/>
-                <w:szCs w:val="22"/>
-                <w:color w:val="000000"/>
-              </w:rPr>
-              <w:t xml:space="preserve">&lt;0.001</w:t>
+              <w:t xml:space="preserve">0.72</w:t>
+            </w:r>
+          </w:p>
+        </w:tc>
+        <w:tc>
+          <w:tcPr>
+            <w:tcBorders>
+              <w:bottom w:val="none" w:sz="0" w:space="0" w:color="000000"/>
+              <w:top w:val="none" w:sz="0" w:space="0" w:color="000000"/>
+              <w:left w:val="none" w:sz="0" w:space="0" w:color="000000"/>
+              <w:right w:val="none" w:sz="0" w:space="0" w:color="000000"/>
+            </w:tcBorders>
+            <w:shd w:val="clear" w:color="auto" w:fill="FFFFFF"/>
+            <w:tcMar>
+              <w:top w:w="0" w:type="dxa"/>
+              <w:bottom w:w="0" w:type="dxa"/>
+              <w:left w:w="0" w:type="dxa"/>
+              <w:right w:w="0" w:type="dxa"/>
+            </w:tcMar>
+            <w:vAlign w:val="top"/>
+          </w:tcPr>
+          <w:p>
+            <w:pPr>
+              <w:pStyle w:val="Normal"/>
+              <w:jc w:val="center"/>
+              <w:pBdr>
+                <w:bottom w:val="none" w:sz="0" w:space="0" w:color="000000"/>
+                <w:top w:val="none" w:sz="0" w:space="0" w:color="000000"/>
+                <w:left w:val="none" w:sz="0" w:space="0" w:color="000000"/>
+                <w:right w:val="none" w:sz="0" w:space="0" w:color="000000"/>
+              </w:pBdr>
+              <w:spacing w:after="100" w:before="100" w:line="240"/>
+              <w:ind w:left="100" w:right="100" w:firstLine="0" w:firstLineChars="0"/>
+              <w:rPr>
+                <w:rFonts w:ascii="Helvetica" w:hAnsi="Helvetica" w:eastAsia="Helvetica" w:cs="Helvetica"/>
+                <w:i w:val="false"/>
+                <w:b w:val="false"/>
+                <w:u w:val="none"/>
+                <w:sz w:val="22"/>
+                <w:szCs w:val="22"/>
+                <w:color w:val="000000"/>
+              </w:rPr>
+            </w:pPr>
+            <w:r>
+              <w:rPr>
+                <w:rFonts w:ascii="Helvetica" w:hAnsi="Helvetica" w:eastAsia="Helvetica" w:cs="Helvetica"/>
+                <w:i w:val="false"/>
+                <w:b w:val="false"/>
+                <w:u w:val="none"/>
+                <w:sz w:val="22"/>
+                <w:szCs w:val="22"/>
+                <w:color w:val="000000"/>
+              </w:rPr>
+              <w:t xml:space="preserve">0.07, 6.99</w:t>
+            </w:r>
+          </w:p>
+        </w:tc>
+        <w:tc>
+          <w:tcPr>
+            <w:tcBorders>
+              <w:bottom w:val="none" w:sz="0" w:space="0" w:color="000000"/>
+              <w:top w:val="none" w:sz="0" w:space="0" w:color="000000"/>
+              <w:left w:val="none" w:sz="0" w:space="0" w:color="000000"/>
+              <w:right w:val="none" w:sz="0" w:space="0" w:color="000000"/>
+            </w:tcBorders>
+            <w:shd w:val="clear" w:color="auto" w:fill="FFFFFF"/>
+            <w:tcMar>
+              <w:top w:w="0" w:type="dxa"/>
+              <w:bottom w:w="0" w:type="dxa"/>
+              <w:left w:w="0" w:type="dxa"/>
+              <w:right w:w="0" w:type="dxa"/>
+            </w:tcMar>
+            <w:vAlign w:val="top"/>
+          </w:tcPr>
+          <w:p>
+            <w:pPr>
+              <w:pStyle w:val="Normal"/>
+              <w:jc w:val="center"/>
+              <w:pBdr>
+                <w:bottom w:val="none" w:sz="0" w:space="0" w:color="000000"/>
+                <w:top w:val="none" w:sz="0" w:space="0" w:color="000000"/>
+                <w:left w:val="none" w:sz="0" w:space="0" w:color="000000"/>
+                <w:right w:val="none" w:sz="0" w:space="0" w:color="000000"/>
+              </w:pBdr>
+              <w:spacing w:after="100" w:before="100" w:line="240"/>
+              <w:ind w:left="100" w:right="100" w:firstLine="0" w:firstLineChars="0"/>
+              <w:rPr>
+                <w:rFonts w:ascii="Helvetica" w:hAnsi="Helvetica" w:eastAsia="Helvetica" w:cs="Helvetica"/>
+                <w:i w:val="false"/>
+                <w:b w:val="false"/>
+                <w:u w:val="none"/>
+                <w:sz w:val="22"/>
+                <w:szCs w:val="22"/>
+                <w:color w:val="000000"/>
+              </w:rPr>
+            </w:pPr>
+            <w:r>
+              <w:rPr>
+                <w:rFonts w:ascii="Helvetica" w:hAnsi="Helvetica" w:eastAsia="Helvetica" w:cs="Helvetica"/>
+                <w:i w:val="false"/>
+                <w:b w:val="false"/>
+                <w:u w:val="none"/>
+                <w:sz w:val="22"/>
+                <w:szCs w:val="22"/>
+                <w:color w:val="000000"/>
+              </w:rPr>
+              <w:t xml:space="preserve">0.780</w:t>
             </w:r>
           </w:p>
         </w:tc>
@@ -10551,113 +10551,113 @@
                 <w:szCs w:val="22"/>
                 <w:color w:val="000000"/>
               </w:rPr>
-              <w:t xml:space="preserve">3.43</w:t>
-            </w:r>
-          </w:p>
-        </w:tc>
-        <w:tc>
-          <w:tcPr>
-            <w:tcBorders>
-              <w:bottom w:val="none" w:sz="0" w:space="0" w:color="000000"/>
-              <w:top w:val="none" w:sz="0" w:space="0" w:color="000000"/>
-              <w:left w:val="none" w:sz="0" w:space="0" w:color="000000"/>
-              <w:right w:val="none" w:sz="0" w:space="0" w:color="000000"/>
-            </w:tcBorders>
-            <w:shd w:val="clear" w:color="auto" w:fill="FFFFFF"/>
-            <w:tcMar>
-              <w:top w:w="0" w:type="dxa"/>
-              <w:bottom w:w="0" w:type="dxa"/>
-              <w:left w:w="0" w:type="dxa"/>
-              <w:right w:w="0" w:type="dxa"/>
-            </w:tcMar>
-            <w:vAlign w:val="top"/>
-          </w:tcPr>
-          <w:p>
-            <w:pPr>
-              <w:pStyle w:val="Normal"/>
-              <w:jc w:val="center"/>
-              <w:pBdr>
-                <w:bottom w:val="none" w:sz="0" w:space="0" w:color="000000"/>
-                <w:top w:val="none" w:sz="0" w:space="0" w:color="000000"/>
-                <w:left w:val="none" w:sz="0" w:space="0" w:color="000000"/>
-                <w:right w:val="none" w:sz="0" w:space="0" w:color="000000"/>
-              </w:pBdr>
-              <w:spacing w:after="100" w:before="100" w:line="240"/>
-              <w:ind w:left="100" w:right="100" w:firstLine="0" w:firstLineChars="0"/>
-              <w:rPr>
-                <w:rFonts w:ascii="Helvetica" w:hAnsi="Helvetica" w:eastAsia="Helvetica" w:cs="Helvetica"/>
-                <w:i w:val="false"/>
-                <w:b w:val="false"/>
-                <w:u w:val="none"/>
-                <w:sz w:val="22"/>
-                <w:szCs w:val="22"/>
-                <w:color w:val="000000"/>
-              </w:rPr>
-            </w:pPr>
-            <w:r>
-              <w:rPr>
-                <w:rFonts w:ascii="Helvetica" w:hAnsi="Helvetica" w:eastAsia="Helvetica" w:cs="Helvetica"/>
-                <w:i w:val="false"/>
-                <w:b w:val="false"/>
-                <w:u w:val="none"/>
-                <w:sz w:val="22"/>
-                <w:szCs w:val="22"/>
-                <w:color w:val="000000"/>
-              </w:rPr>
-              <w:t xml:space="preserve">0.38, 31.3</w:t>
-            </w:r>
-          </w:p>
-        </w:tc>
-        <w:tc>
-          <w:tcPr>
-            <w:tcBorders>
-              <w:bottom w:val="none" w:sz="0" w:space="0" w:color="000000"/>
-              <w:top w:val="none" w:sz="0" w:space="0" w:color="000000"/>
-              <w:left w:val="none" w:sz="0" w:space="0" w:color="000000"/>
-              <w:right w:val="none" w:sz="0" w:space="0" w:color="000000"/>
-            </w:tcBorders>
-            <w:shd w:val="clear" w:color="auto" w:fill="FFFFFF"/>
-            <w:tcMar>
-              <w:top w:w="0" w:type="dxa"/>
-              <w:bottom w:w="0" w:type="dxa"/>
-              <w:left w:w="0" w:type="dxa"/>
-              <w:right w:w="0" w:type="dxa"/>
-            </w:tcMar>
-            <w:vAlign w:val="top"/>
-          </w:tcPr>
-          <w:p>
-            <w:pPr>
-              <w:pStyle w:val="Normal"/>
-              <w:jc w:val="center"/>
-              <w:pBdr>
-                <w:bottom w:val="none" w:sz="0" w:space="0" w:color="000000"/>
-                <w:top w:val="none" w:sz="0" w:space="0" w:color="000000"/>
-                <w:left w:val="none" w:sz="0" w:space="0" w:color="000000"/>
-                <w:right w:val="none" w:sz="0" w:space="0" w:color="000000"/>
-              </w:pBdr>
-              <w:spacing w:after="100" w:before="100" w:line="240"/>
-              <w:ind w:left="100" w:right="100" w:firstLine="0" w:firstLineChars="0"/>
-              <w:rPr>
-                <w:rFonts w:ascii="Helvetica" w:hAnsi="Helvetica" w:eastAsia="Helvetica" w:cs="Helvetica"/>
-                <w:i w:val="false"/>
-                <w:b w:val="false"/>
-                <w:u w:val="none"/>
-                <w:sz w:val="22"/>
-                <w:szCs w:val="22"/>
-                <w:color w:val="000000"/>
-              </w:rPr>
-            </w:pPr>
-            <w:r>
-              <w:rPr>
-                <w:rFonts w:ascii="Helvetica" w:hAnsi="Helvetica" w:eastAsia="Helvetica" w:cs="Helvetica"/>
-                <w:i w:val="false"/>
-                <w:b w:val="false"/>
-                <w:u w:val="none"/>
-                <w:sz w:val="22"/>
-                <w:szCs w:val="22"/>
-                <w:color w:val="000000"/>
-              </w:rPr>
-              <w:t xml:space="preserve">0.270</w:t>
+              <w:t xml:space="preserve">2.41</w:t>
+            </w:r>
+          </w:p>
+        </w:tc>
+        <w:tc>
+          <w:tcPr>
+            <w:tcBorders>
+              <w:bottom w:val="none" w:sz="0" w:space="0" w:color="000000"/>
+              <w:top w:val="none" w:sz="0" w:space="0" w:color="000000"/>
+              <w:left w:val="none" w:sz="0" w:space="0" w:color="000000"/>
+              <w:right w:val="none" w:sz="0" w:space="0" w:color="000000"/>
+            </w:tcBorders>
+            <w:shd w:val="clear" w:color="auto" w:fill="FFFFFF"/>
+            <w:tcMar>
+              <w:top w:w="0" w:type="dxa"/>
+              <w:bottom w:w="0" w:type="dxa"/>
+              <w:left w:w="0" w:type="dxa"/>
+              <w:right w:w="0" w:type="dxa"/>
+            </w:tcMar>
+            <w:vAlign w:val="top"/>
+          </w:tcPr>
+          <w:p>
+            <w:pPr>
+              <w:pStyle w:val="Normal"/>
+              <w:jc w:val="center"/>
+              <w:pBdr>
+                <w:bottom w:val="none" w:sz="0" w:space="0" w:color="000000"/>
+                <w:top w:val="none" w:sz="0" w:space="0" w:color="000000"/>
+                <w:left w:val="none" w:sz="0" w:space="0" w:color="000000"/>
+                <w:right w:val="none" w:sz="0" w:space="0" w:color="000000"/>
+              </w:pBdr>
+              <w:spacing w:after="100" w:before="100" w:line="240"/>
+              <w:ind w:left="100" w:right="100" w:firstLine="0" w:firstLineChars="0"/>
+              <w:rPr>
+                <w:rFonts w:ascii="Helvetica" w:hAnsi="Helvetica" w:eastAsia="Helvetica" w:cs="Helvetica"/>
+                <w:i w:val="false"/>
+                <w:b w:val="false"/>
+                <w:u w:val="none"/>
+                <w:sz w:val="22"/>
+                <w:szCs w:val="22"/>
+                <w:color w:val="000000"/>
+              </w:rPr>
+            </w:pPr>
+            <w:r>
+              <w:rPr>
+                <w:rFonts w:ascii="Helvetica" w:hAnsi="Helvetica" w:eastAsia="Helvetica" w:cs="Helvetica"/>
+                <w:i w:val="false"/>
+                <w:b w:val="false"/>
+                <w:u w:val="none"/>
+                <w:sz w:val="22"/>
+                <w:szCs w:val="22"/>
+                <w:color w:val="000000"/>
+              </w:rPr>
+              <w:t xml:space="preserve">0.27, 21.4</w:t>
+            </w:r>
+          </w:p>
+        </w:tc>
+        <w:tc>
+          <w:tcPr>
+            <w:tcBorders>
+              <w:bottom w:val="none" w:sz="0" w:space="0" w:color="000000"/>
+              <w:top w:val="none" w:sz="0" w:space="0" w:color="000000"/>
+              <w:left w:val="none" w:sz="0" w:space="0" w:color="000000"/>
+              <w:right w:val="none" w:sz="0" w:space="0" w:color="000000"/>
+            </w:tcBorders>
+            <w:shd w:val="clear" w:color="auto" w:fill="FFFFFF"/>
+            <w:tcMar>
+              <w:top w:w="0" w:type="dxa"/>
+              <w:bottom w:w="0" w:type="dxa"/>
+              <w:left w:w="0" w:type="dxa"/>
+              <w:right w:w="0" w:type="dxa"/>
+            </w:tcMar>
+            <w:vAlign w:val="top"/>
+          </w:tcPr>
+          <w:p>
+            <w:pPr>
+              <w:pStyle w:val="Normal"/>
+              <w:jc w:val="center"/>
+              <w:pBdr>
+                <w:bottom w:val="none" w:sz="0" w:space="0" w:color="000000"/>
+                <w:top w:val="none" w:sz="0" w:space="0" w:color="000000"/>
+                <w:left w:val="none" w:sz="0" w:space="0" w:color="000000"/>
+                <w:right w:val="none" w:sz="0" w:space="0" w:color="000000"/>
+              </w:pBdr>
+              <w:spacing w:after="100" w:before="100" w:line="240"/>
+              <w:ind w:left="100" w:right="100" w:firstLine="0" w:firstLineChars="0"/>
+              <w:rPr>
+                <w:rFonts w:ascii="Helvetica" w:hAnsi="Helvetica" w:eastAsia="Helvetica" w:cs="Helvetica"/>
+                <w:i w:val="false"/>
+                <w:b w:val="false"/>
+                <w:u w:val="none"/>
+                <w:sz w:val="22"/>
+                <w:szCs w:val="22"/>
+                <w:color w:val="000000"/>
+              </w:rPr>
+            </w:pPr>
+            <w:r>
+              <w:rPr>
+                <w:rFonts w:ascii="Helvetica" w:hAnsi="Helvetica" w:eastAsia="Helvetica" w:cs="Helvetica"/>
+                <w:i w:val="false"/>
+                <w:b w:val="false"/>
+                <w:u w:val="none"/>
+                <w:sz w:val="22"/>
+                <w:szCs w:val="22"/>
+                <w:color w:val="000000"/>
+              </w:rPr>
+              <w:t xml:space="preserve">0.430</w:t>
             </w:r>
           </w:p>
         </w:tc>
@@ -10763,113 +10763,113 @@
                 <w:szCs w:val="22"/>
                 <w:color w:val="000000"/>
               </w:rPr>
-              <w:t xml:space="preserve">0.00</w:t>
-            </w:r>
-          </w:p>
-        </w:tc>
-        <w:tc>
-          <w:tcPr>
-            <w:tcBorders>
-              <w:bottom w:val="none" w:sz="0" w:space="0" w:color="000000"/>
-              <w:top w:val="none" w:sz="0" w:space="0" w:color="000000"/>
-              <w:left w:val="none" w:sz="0" w:space="0" w:color="000000"/>
-              <w:right w:val="none" w:sz="0" w:space="0" w:color="000000"/>
-            </w:tcBorders>
-            <w:shd w:val="clear" w:color="auto" w:fill="FFFFFF"/>
-            <w:tcMar>
-              <w:top w:w="0" w:type="dxa"/>
-              <w:bottom w:w="0" w:type="dxa"/>
-              <w:left w:w="0" w:type="dxa"/>
-              <w:right w:w="0" w:type="dxa"/>
-            </w:tcMar>
-            <w:vAlign w:val="top"/>
-          </w:tcPr>
-          <w:p>
-            <w:pPr>
-              <w:pStyle w:val="Normal"/>
-              <w:jc w:val="center"/>
-              <w:pBdr>
-                <w:bottom w:val="none" w:sz="0" w:space="0" w:color="000000"/>
-                <w:top w:val="none" w:sz="0" w:space="0" w:color="000000"/>
-                <w:left w:val="none" w:sz="0" w:space="0" w:color="000000"/>
-                <w:right w:val="none" w:sz="0" w:space="0" w:color="000000"/>
-              </w:pBdr>
-              <w:spacing w:after="100" w:before="100" w:line="240"/>
-              <w:ind w:left="100" w:right="100" w:firstLine="0" w:firstLineChars="0"/>
-              <w:rPr>
-                <w:rFonts w:ascii="Helvetica" w:hAnsi="Helvetica" w:eastAsia="Helvetica" w:cs="Helvetica"/>
-                <w:i w:val="false"/>
-                <w:b w:val="false"/>
-                <w:u w:val="none"/>
-                <w:sz w:val="22"/>
-                <w:szCs w:val="22"/>
-                <w:color w:val="000000"/>
-              </w:rPr>
-            </w:pPr>
-            <w:r>
-              <w:rPr>
-                <w:rFonts w:ascii="Helvetica" w:hAnsi="Helvetica" w:eastAsia="Helvetica" w:cs="Helvetica"/>
-                <w:i w:val="false"/>
-                <w:b w:val="false"/>
-                <w:u w:val="none"/>
-                <w:sz w:val="22"/>
-                <w:szCs w:val="22"/>
-                <w:color w:val="000000"/>
-              </w:rPr>
-              <w:t xml:space="preserve">0.00, 0.00</w:t>
-            </w:r>
-          </w:p>
-        </w:tc>
-        <w:tc>
-          <w:tcPr>
-            <w:tcBorders>
-              <w:bottom w:val="none" w:sz="0" w:space="0" w:color="000000"/>
-              <w:top w:val="none" w:sz="0" w:space="0" w:color="000000"/>
-              <w:left w:val="none" w:sz="0" w:space="0" w:color="000000"/>
-              <w:right w:val="none" w:sz="0" w:space="0" w:color="000000"/>
-            </w:tcBorders>
-            <w:shd w:val="clear" w:color="auto" w:fill="FFFFFF"/>
-            <w:tcMar>
-              <w:top w:w="0" w:type="dxa"/>
-              <w:bottom w:w="0" w:type="dxa"/>
-              <w:left w:w="0" w:type="dxa"/>
-              <w:right w:w="0" w:type="dxa"/>
-            </w:tcMar>
-            <w:vAlign w:val="top"/>
-          </w:tcPr>
-          <w:p>
-            <w:pPr>
-              <w:pStyle w:val="Normal"/>
-              <w:jc w:val="center"/>
-              <w:pBdr>
-                <w:bottom w:val="none" w:sz="0" w:space="0" w:color="000000"/>
-                <w:top w:val="none" w:sz="0" w:space="0" w:color="000000"/>
-                <w:left w:val="none" w:sz="0" w:space="0" w:color="000000"/>
-                <w:right w:val="none" w:sz="0" w:space="0" w:color="000000"/>
-              </w:pBdr>
-              <w:spacing w:after="100" w:before="100" w:line="240"/>
-              <w:ind w:left="100" w:right="100" w:firstLine="0" w:firstLineChars="0"/>
-              <w:rPr>
-                <w:rFonts w:ascii="Helvetica" w:hAnsi="Helvetica" w:eastAsia="Helvetica" w:cs="Helvetica"/>
-                <w:i w:val="false"/>
-                <w:b w:val="false"/>
-                <w:u w:val="none"/>
-                <w:sz w:val="22"/>
-                <w:szCs w:val="22"/>
-                <w:color w:val="000000"/>
-              </w:rPr>
-            </w:pPr>
-            <w:r>
-              <w:rPr>
-                <w:rFonts w:ascii="Helvetica" w:hAnsi="Helvetica" w:eastAsia="Helvetica" w:cs="Helvetica"/>
-                <w:i w:val="false"/>
-                <w:b w:val="false"/>
-                <w:u w:val="none"/>
-                <w:sz w:val="22"/>
-                <w:szCs w:val="22"/>
-                <w:color w:val="000000"/>
-              </w:rPr>
-              <w:t xml:space="preserve">&lt;0.001</w:t>
+              <w:t xml:space="preserve">0.03</w:t>
+            </w:r>
+          </w:p>
+        </w:tc>
+        <w:tc>
+          <w:tcPr>
+            <w:tcBorders>
+              <w:bottom w:val="none" w:sz="0" w:space="0" w:color="000000"/>
+              <w:top w:val="none" w:sz="0" w:space="0" w:color="000000"/>
+              <w:left w:val="none" w:sz="0" w:space="0" w:color="000000"/>
+              <w:right w:val="none" w:sz="0" w:space="0" w:color="000000"/>
+            </w:tcBorders>
+            <w:shd w:val="clear" w:color="auto" w:fill="FFFFFF"/>
+            <w:tcMar>
+              <w:top w:w="0" w:type="dxa"/>
+              <w:bottom w:w="0" w:type="dxa"/>
+              <w:left w:w="0" w:type="dxa"/>
+              <w:right w:w="0" w:type="dxa"/>
+            </w:tcMar>
+            <w:vAlign w:val="top"/>
+          </w:tcPr>
+          <w:p>
+            <w:pPr>
+              <w:pStyle w:val="Normal"/>
+              <w:jc w:val="center"/>
+              <w:pBdr>
+                <w:bottom w:val="none" w:sz="0" w:space="0" w:color="000000"/>
+                <w:top w:val="none" w:sz="0" w:space="0" w:color="000000"/>
+                <w:left w:val="none" w:sz="0" w:space="0" w:color="000000"/>
+                <w:right w:val="none" w:sz="0" w:space="0" w:color="000000"/>
+              </w:pBdr>
+              <w:spacing w:after="100" w:before="100" w:line="240"/>
+              <w:ind w:left="100" w:right="100" w:firstLine="0" w:firstLineChars="0"/>
+              <w:rPr>
+                <w:rFonts w:ascii="Helvetica" w:hAnsi="Helvetica" w:eastAsia="Helvetica" w:cs="Helvetica"/>
+                <w:i w:val="false"/>
+                <w:b w:val="false"/>
+                <w:u w:val="none"/>
+                <w:sz w:val="22"/>
+                <w:szCs w:val="22"/>
+                <w:color w:val="000000"/>
+              </w:rPr>
+            </w:pPr>
+            <w:r>
+              <w:rPr>
+                <w:rFonts w:ascii="Helvetica" w:hAnsi="Helvetica" w:eastAsia="Helvetica" w:cs="Helvetica"/>
+                <w:i w:val="false"/>
+                <w:b w:val="false"/>
+                <w:u w:val="none"/>
+                <w:sz w:val="22"/>
+                <w:szCs w:val="22"/>
+                <w:color w:val="000000"/>
+              </w:rPr>
+              <w:t xml:space="preserve">0.00, 0.72</w:t>
+            </w:r>
+          </w:p>
+        </w:tc>
+        <w:tc>
+          <w:tcPr>
+            <w:tcBorders>
+              <w:bottom w:val="none" w:sz="0" w:space="0" w:color="000000"/>
+              <w:top w:val="none" w:sz="0" w:space="0" w:color="000000"/>
+              <w:left w:val="none" w:sz="0" w:space="0" w:color="000000"/>
+              <w:right w:val="none" w:sz="0" w:space="0" w:color="000000"/>
+            </w:tcBorders>
+            <w:shd w:val="clear" w:color="auto" w:fill="FFFFFF"/>
+            <w:tcMar>
+              <w:top w:w="0" w:type="dxa"/>
+              <w:bottom w:w="0" w:type="dxa"/>
+              <w:left w:w="0" w:type="dxa"/>
+              <w:right w:w="0" w:type="dxa"/>
+            </w:tcMar>
+            <w:vAlign w:val="top"/>
+          </w:tcPr>
+          <w:p>
+            <w:pPr>
+              <w:pStyle w:val="Normal"/>
+              <w:jc w:val="center"/>
+              <w:pBdr>
+                <w:bottom w:val="none" w:sz="0" w:space="0" w:color="000000"/>
+                <w:top w:val="none" w:sz="0" w:space="0" w:color="000000"/>
+                <w:left w:val="none" w:sz="0" w:space="0" w:color="000000"/>
+                <w:right w:val="none" w:sz="0" w:space="0" w:color="000000"/>
+              </w:pBdr>
+              <w:spacing w:after="100" w:before="100" w:line="240"/>
+              <w:ind w:left="100" w:right="100" w:firstLine="0" w:firstLineChars="0"/>
+              <w:rPr>
+                <w:rFonts w:ascii="Helvetica" w:hAnsi="Helvetica" w:eastAsia="Helvetica" w:cs="Helvetica"/>
+                <w:i w:val="false"/>
+                <w:b w:val="false"/>
+                <w:u w:val="none"/>
+                <w:sz w:val="22"/>
+                <w:szCs w:val="22"/>
+                <w:color w:val="000000"/>
+              </w:rPr>
+            </w:pPr>
+            <w:r>
+              <w:rPr>
+                <w:rFonts w:ascii="Helvetica" w:hAnsi="Helvetica" w:eastAsia="Helvetica" w:cs="Helvetica"/>
+                <w:i w:val="false"/>
+                <w:b w:val="false"/>
+                <w:u w:val="none"/>
+                <w:sz w:val="22"/>
+                <w:szCs w:val="22"/>
+                <w:color w:val="000000"/>
+              </w:rPr>
+              <w:t xml:space="preserve">0.030</w:t>
             </w:r>
           </w:p>
         </w:tc>
@@ -11034,113 +11034,113 @@
                 <w:szCs w:val="22"/>
                 <w:color w:val="000000"/>
               </w:rPr>
-              <w:t xml:space="preserve">0.00</w:t>
-            </w:r>
-          </w:p>
-        </w:tc>
-        <w:tc>
-          <w:tcPr>
-            <w:tcBorders>
-              <w:bottom w:val="none" w:sz="0" w:space="0" w:color="000000"/>
-              <w:top w:val="none" w:sz="0" w:space="0" w:color="000000"/>
-              <w:left w:val="none" w:sz="0" w:space="0" w:color="000000"/>
-              <w:right w:val="none" w:sz="0" w:space="0" w:color="000000"/>
-            </w:tcBorders>
-            <w:shd w:val="clear" w:color="auto" w:fill="FFFFFF"/>
-            <w:tcMar>
-              <w:top w:w="0" w:type="dxa"/>
-              <w:bottom w:w="0" w:type="dxa"/>
-              <w:left w:w="0" w:type="dxa"/>
-              <w:right w:w="0" w:type="dxa"/>
-            </w:tcMar>
-            <w:vAlign w:val="top"/>
-          </w:tcPr>
-          <w:p>
-            <w:pPr>
-              <w:pStyle w:val="Normal"/>
-              <w:jc w:val="center"/>
-              <w:pBdr>
-                <w:bottom w:val="none" w:sz="0" w:space="0" w:color="000000"/>
-                <w:top w:val="none" w:sz="0" w:space="0" w:color="000000"/>
-                <w:left w:val="none" w:sz="0" w:space="0" w:color="000000"/>
-                <w:right w:val="none" w:sz="0" w:space="0" w:color="000000"/>
-              </w:pBdr>
-              <w:spacing w:after="100" w:before="100" w:line="240"/>
-              <w:ind w:left="100" w:right="100" w:firstLine="0" w:firstLineChars="0"/>
-              <w:rPr>
-                <w:rFonts w:ascii="Helvetica" w:hAnsi="Helvetica" w:eastAsia="Helvetica" w:cs="Helvetica"/>
-                <w:i w:val="false"/>
-                <w:b w:val="false"/>
-                <w:u w:val="none"/>
-                <w:sz w:val="22"/>
-                <w:szCs w:val="22"/>
-                <w:color w:val="000000"/>
-              </w:rPr>
-            </w:pPr>
-            <w:r>
-              <w:rPr>
-                <w:rFonts w:ascii="Helvetica" w:hAnsi="Helvetica" w:eastAsia="Helvetica" w:cs="Helvetica"/>
-                <w:i w:val="false"/>
-                <w:b w:val="false"/>
-                <w:u w:val="none"/>
-                <w:sz w:val="22"/>
-                <w:szCs w:val="22"/>
-                <w:color w:val="000000"/>
-              </w:rPr>
-              <w:t xml:space="preserve">0.00, 0.00</w:t>
-            </w:r>
-          </w:p>
-        </w:tc>
-        <w:tc>
-          <w:tcPr>
-            <w:tcBorders>
-              <w:bottom w:val="none" w:sz="0" w:space="0" w:color="000000"/>
-              <w:top w:val="none" w:sz="0" w:space="0" w:color="000000"/>
-              <w:left w:val="none" w:sz="0" w:space="0" w:color="000000"/>
-              <w:right w:val="none" w:sz="0" w:space="0" w:color="000000"/>
-            </w:tcBorders>
-            <w:shd w:val="clear" w:color="auto" w:fill="FFFFFF"/>
-            <w:tcMar>
-              <w:top w:w="0" w:type="dxa"/>
-              <w:bottom w:w="0" w:type="dxa"/>
-              <w:left w:w="0" w:type="dxa"/>
-              <w:right w:w="0" w:type="dxa"/>
-            </w:tcMar>
-            <w:vAlign w:val="top"/>
-          </w:tcPr>
-          <w:p>
-            <w:pPr>
-              <w:pStyle w:val="Normal"/>
-              <w:jc w:val="center"/>
-              <w:pBdr>
-                <w:bottom w:val="none" w:sz="0" w:space="0" w:color="000000"/>
-                <w:top w:val="none" w:sz="0" w:space="0" w:color="000000"/>
-                <w:left w:val="none" w:sz="0" w:space="0" w:color="000000"/>
-                <w:right w:val="none" w:sz="0" w:space="0" w:color="000000"/>
-              </w:pBdr>
-              <w:spacing w:after="100" w:before="100" w:line="240"/>
-              <w:ind w:left="100" w:right="100" w:firstLine="0" w:firstLineChars="0"/>
-              <w:rPr>
-                <w:rFonts w:ascii="Helvetica" w:hAnsi="Helvetica" w:eastAsia="Helvetica" w:cs="Helvetica"/>
-                <w:i w:val="false"/>
-                <w:b w:val="false"/>
-                <w:u w:val="none"/>
-                <w:sz w:val="22"/>
-                <w:szCs w:val="22"/>
-                <w:color w:val="000000"/>
-              </w:rPr>
-            </w:pPr>
-            <w:r>
-              <w:rPr>
-                <w:rFonts w:ascii="Helvetica" w:hAnsi="Helvetica" w:eastAsia="Helvetica" w:cs="Helvetica"/>
-                <w:i w:val="false"/>
-                <w:b w:val="false"/>
-                <w:u w:val="none"/>
-                <w:sz w:val="22"/>
-                <w:szCs w:val="22"/>
-                <w:color w:val="000000"/>
-              </w:rPr>
-              <w:t xml:space="preserve">&lt;0.001</w:t>
+              <w:t xml:space="preserve">4.12</w:t>
+            </w:r>
+          </w:p>
+        </w:tc>
+        <w:tc>
+          <w:tcPr>
+            <w:tcBorders>
+              <w:bottom w:val="none" w:sz="0" w:space="0" w:color="000000"/>
+              <w:top w:val="none" w:sz="0" w:space="0" w:color="000000"/>
+              <w:left w:val="none" w:sz="0" w:space="0" w:color="000000"/>
+              <w:right w:val="none" w:sz="0" w:space="0" w:color="000000"/>
+            </w:tcBorders>
+            <w:shd w:val="clear" w:color="auto" w:fill="FFFFFF"/>
+            <w:tcMar>
+              <w:top w:w="0" w:type="dxa"/>
+              <w:bottom w:w="0" w:type="dxa"/>
+              <w:left w:w="0" w:type="dxa"/>
+              <w:right w:w="0" w:type="dxa"/>
+            </w:tcMar>
+            <w:vAlign w:val="top"/>
+          </w:tcPr>
+          <w:p>
+            <w:pPr>
+              <w:pStyle w:val="Normal"/>
+              <w:jc w:val="center"/>
+              <w:pBdr>
+                <w:bottom w:val="none" w:sz="0" w:space="0" w:color="000000"/>
+                <w:top w:val="none" w:sz="0" w:space="0" w:color="000000"/>
+                <w:left w:val="none" w:sz="0" w:space="0" w:color="000000"/>
+                <w:right w:val="none" w:sz="0" w:space="0" w:color="000000"/>
+              </w:pBdr>
+              <w:spacing w:after="100" w:before="100" w:line="240"/>
+              <w:ind w:left="100" w:right="100" w:firstLine="0" w:firstLineChars="0"/>
+              <w:rPr>
+                <w:rFonts w:ascii="Helvetica" w:hAnsi="Helvetica" w:eastAsia="Helvetica" w:cs="Helvetica"/>
+                <w:i w:val="false"/>
+                <w:b w:val="false"/>
+                <w:u w:val="none"/>
+                <w:sz w:val="22"/>
+                <w:szCs w:val="22"/>
+                <w:color w:val="000000"/>
+              </w:rPr>
+            </w:pPr>
+            <w:r>
+              <w:rPr>
+                <w:rFonts w:ascii="Helvetica" w:hAnsi="Helvetica" w:eastAsia="Helvetica" w:cs="Helvetica"/>
+                <w:i w:val="false"/>
+                <w:b w:val="false"/>
+                <w:u w:val="none"/>
+                <w:sz w:val="22"/>
+                <w:szCs w:val="22"/>
+                <w:color w:val="000000"/>
+              </w:rPr>
+              <w:t xml:space="preserve">0.73, 23.3</w:t>
+            </w:r>
+          </w:p>
+        </w:tc>
+        <w:tc>
+          <w:tcPr>
+            <w:tcBorders>
+              <w:bottom w:val="none" w:sz="0" w:space="0" w:color="000000"/>
+              <w:top w:val="none" w:sz="0" w:space="0" w:color="000000"/>
+              <w:left w:val="none" w:sz="0" w:space="0" w:color="000000"/>
+              <w:right w:val="none" w:sz="0" w:space="0" w:color="000000"/>
+            </w:tcBorders>
+            <w:shd w:val="clear" w:color="auto" w:fill="FFFFFF"/>
+            <w:tcMar>
+              <w:top w:w="0" w:type="dxa"/>
+              <w:bottom w:w="0" w:type="dxa"/>
+              <w:left w:w="0" w:type="dxa"/>
+              <w:right w:w="0" w:type="dxa"/>
+            </w:tcMar>
+            <w:vAlign w:val="top"/>
+          </w:tcPr>
+          <w:p>
+            <w:pPr>
+              <w:pStyle w:val="Normal"/>
+              <w:jc w:val="center"/>
+              <w:pBdr>
+                <w:bottom w:val="none" w:sz="0" w:space="0" w:color="000000"/>
+                <w:top w:val="none" w:sz="0" w:space="0" w:color="000000"/>
+                <w:left w:val="none" w:sz="0" w:space="0" w:color="000000"/>
+                <w:right w:val="none" w:sz="0" w:space="0" w:color="000000"/>
+              </w:pBdr>
+              <w:spacing w:after="100" w:before="100" w:line="240"/>
+              <w:ind w:left="100" w:right="100" w:firstLine="0" w:firstLineChars="0"/>
+              <w:rPr>
+                <w:rFonts w:ascii="Helvetica" w:hAnsi="Helvetica" w:eastAsia="Helvetica" w:cs="Helvetica"/>
+                <w:i w:val="false"/>
+                <w:b w:val="false"/>
+                <w:u w:val="none"/>
+                <w:sz w:val="22"/>
+                <w:szCs w:val="22"/>
+                <w:color w:val="000000"/>
+              </w:rPr>
+            </w:pPr>
+            <w:r>
+              <w:rPr>
+                <w:rFonts w:ascii="Helvetica" w:hAnsi="Helvetica" w:eastAsia="Helvetica" w:cs="Helvetica"/>
+                <w:i w:val="false"/>
+                <w:b w:val="false"/>
+                <w:u w:val="none"/>
+                <w:sz w:val="22"/>
+                <w:szCs w:val="22"/>
+                <w:color w:val="000000"/>
+              </w:rPr>
+              <w:t xml:space="preserve">0.110</w:t>
             </w:r>
           </w:p>
         </w:tc>
@@ -11246,113 +11246,113 @@
                 <w:szCs w:val="22"/>
                 <w:color w:val="000000"/>
               </w:rPr>
-              <w:t xml:space="preserve">0.01</w:t>
-            </w:r>
-          </w:p>
-        </w:tc>
-        <w:tc>
-          <w:tcPr>
-            <w:tcBorders>
-              <w:bottom w:val="none" w:sz="0" w:space="0" w:color="000000"/>
-              <w:top w:val="none" w:sz="0" w:space="0" w:color="000000"/>
-              <w:left w:val="none" w:sz="0" w:space="0" w:color="000000"/>
-              <w:right w:val="none" w:sz="0" w:space="0" w:color="000000"/>
-            </w:tcBorders>
-            <w:shd w:val="clear" w:color="auto" w:fill="FFFFFF"/>
-            <w:tcMar>
-              <w:top w:w="0" w:type="dxa"/>
-              <w:bottom w:w="0" w:type="dxa"/>
-              <w:left w:w="0" w:type="dxa"/>
-              <w:right w:w="0" w:type="dxa"/>
-            </w:tcMar>
-            <w:vAlign w:val="top"/>
-          </w:tcPr>
-          <w:p>
-            <w:pPr>
-              <w:pStyle w:val="Normal"/>
-              <w:jc w:val="center"/>
-              <w:pBdr>
-                <w:bottom w:val="none" w:sz="0" w:space="0" w:color="000000"/>
-                <w:top w:val="none" w:sz="0" w:space="0" w:color="000000"/>
-                <w:left w:val="none" w:sz="0" w:space="0" w:color="000000"/>
-                <w:right w:val="none" w:sz="0" w:space="0" w:color="000000"/>
-              </w:pBdr>
-              <w:spacing w:after="100" w:before="100" w:line="240"/>
-              <w:ind w:left="100" w:right="100" w:firstLine="0" w:firstLineChars="0"/>
-              <w:rPr>
-                <w:rFonts w:ascii="Helvetica" w:hAnsi="Helvetica" w:eastAsia="Helvetica" w:cs="Helvetica"/>
-                <w:i w:val="false"/>
-                <w:b w:val="false"/>
-                <w:u w:val="none"/>
-                <w:sz w:val="22"/>
-                <w:szCs w:val="22"/>
-                <w:color w:val="000000"/>
-              </w:rPr>
-            </w:pPr>
-            <w:r>
-              <w:rPr>
-                <w:rFonts w:ascii="Helvetica" w:hAnsi="Helvetica" w:eastAsia="Helvetica" w:cs="Helvetica"/>
-                <w:i w:val="false"/>
-                <w:b w:val="false"/>
-                <w:u w:val="none"/>
-                <w:sz w:val="22"/>
-                <w:szCs w:val="22"/>
-                <w:color w:val="000000"/>
-              </w:rPr>
-              <w:t xml:space="preserve">0.00, 4.03</w:t>
-            </w:r>
-          </w:p>
-        </w:tc>
-        <w:tc>
-          <w:tcPr>
-            <w:tcBorders>
-              <w:bottom w:val="none" w:sz="0" w:space="0" w:color="000000"/>
-              <w:top w:val="none" w:sz="0" w:space="0" w:color="000000"/>
-              <w:left w:val="none" w:sz="0" w:space="0" w:color="000000"/>
-              <w:right w:val="none" w:sz="0" w:space="0" w:color="000000"/>
-            </w:tcBorders>
-            <w:shd w:val="clear" w:color="auto" w:fill="FFFFFF"/>
-            <w:tcMar>
-              <w:top w:w="0" w:type="dxa"/>
-              <w:bottom w:w="0" w:type="dxa"/>
-              <w:left w:w="0" w:type="dxa"/>
-              <w:right w:w="0" w:type="dxa"/>
-            </w:tcMar>
-            <w:vAlign w:val="top"/>
-          </w:tcPr>
-          <w:p>
-            <w:pPr>
-              <w:pStyle w:val="Normal"/>
-              <w:jc w:val="center"/>
-              <w:pBdr>
-                <w:bottom w:val="none" w:sz="0" w:space="0" w:color="000000"/>
-                <w:top w:val="none" w:sz="0" w:space="0" w:color="000000"/>
-                <w:left w:val="none" w:sz="0" w:space="0" w:color="000000"/>
-                <w:right w:val="none" w:sz="0" w:space="0" w:color="000000"/>
-              </w:pBdr>
-              <w:spacing w:after="100" w:before="100" w:line="240"/>
-              <w:ind w:left="100" w:right="100" w:firstLine="0" w:firstLineChars="0"/>
-              <w:rPr>
-                <w:rFonts w:ascii="Helvetica" w:hAnsi="Helvetica" w:eastAsia="Helvetica" w:cs="Helvetica"/>
-                <w:i w:val="false"/>
-                <w:b w:val="false"/>
-                <w:u w:val="none"/>
-                <w:sz w:val="22"/>
-                <w:szCs w:val="22"/>
-                <w:color w:val="000000"/>
-              </w:rPr>
-            </w:pPr>
-            <w:r>
-              <w:rPr>
-                <w:rFonts w:ascii="Helvetica" w:hAnsi="Helvetica" w:eastAsia="Helvetica" w:cs="Helvetica"/>
-                <w:i w:val="false"/>
-                <w:b w:val="false"/>
-                <w:u w:val="none"/>
-                <w:sz w:val="22"/>
-                <w:szCs w:val="22"/>
-                <w:color w:val="000000"/>
-              </w:rPr>
-              <w:t xml:space="preserve">0.130</w:t>
+              <w:t xml:space="preserve">53.6</w:t>
+            </w:r>
+          </w:p>
+        </w:tc>
+        <w:tc>
+          <w:tcPr>
+            <w:tcBorders>
+              <w:bottom w:val="none" w:sz="0" w:space="0" w:color="000000"/>
+              <w:top w:val="none" w:sz="0" w:space="0" w:color="000000"/>
+              <w:left w:val="none" w:sz="0" w:space="0" w:color="000000"/>
+              <w:right w:val="none" w:sz="0" w:space="0" w:color="000000"/>
+            </w:tcBorders>
+            <w:shd w:val="clear" w:color="auto" w:fill="FFFFFF"/>
+            <w:tcMar>
+              <w:top w:w="0" w:type="dxa"/>
+              <w:bottom w:w="0" w:type="dxa"/>
+              <w:left w:w="0" w:type="dxa"/>
+              <w:right w:w="0" w:type="dxa"/>
+            </w:tcMar>
+            <w:vAlign w:val="top"/>
+          </w:tcPr>
+          <w:p>
+            <w:pPr>
+              <w:pStyle w:val="Normal"/>
+              <w:jc w:val="center"/>
+              <w:pBdr>
+                <w:bottom w:val="none" w:sz="0" w:space="0" w:color="000000"/>
+                <w:top w:val="none" w:sz="0" w:space="0" w:color="000000"/>
+                <w:left w:val="none" w:sz="0" w:space="0" w:color="000000"/>
+                <w:right w:val="none" w:sz="0" w:space="0" w:color="000000"/>
+              </w:pBdr>
+              <w:spacing w:after="100" w:before="100" w:line="240"/>
+              <w:ind w:left="100" w:right="100" w:firstLine="0" w:firstLineChars="0"/>
+              <w:rPr>
+                <w:rFonts w:ascii="Helvetica" w:hAnsi="Helvetica" w:eastAsia="Helvetica" w:cs="Helvetica"/>
+                <w:i w:val="false"/>
+                <w:b w:val="false"/>
+                <w:u w:val="none"/>
+                <w:sz w:val="22"/>
+                <w:szCs w:val="22"/>
+                <w:color w:val="000000"/>
+              </w:rPr>
+            </w:pPr>
+            <w:r>
+              <w:rPr>
+                <w:rFonts w:ascii="Helvetica" w:hAnsi="Helvetica" w:eastAsia="Helvetica" w:cs="Helvetica"/>
+                <w:i w:val="false"/>
+                <w:b w:val="false"/>
+                <w:u w:val="none"/>
+                <w:sz w:val="22"/>
+                <w:szCs w:val="22"/>
+                <w:color w:val="000000"/>
+              </w:rPr>
+              <w:t xml:space="preserve">1.03, 2,789</w:t>
+            </w:r>
+          </w:p>
+        </w:tc>
+        <w:tc>
+          <w:tcPr>
+            <w:tcBorders>
+              <w:bottom w:val="none" w:sz="0" w:space="0" w:color="000000"/>
+              <w:top w:val="none" w:sz="0" w:space="0" w:color="000000"/>
+              <w:left w:val="none" w:sz="0" w:space="0" w:color="000000"/>
+              <w:right w:val="none" w:sz="0" w:space="0" w:color="000000"/>
+            </w:tcBorders>
+            <w:shd w:val="clear" w:color="auto" w:fill="FFFFFF"/>
+            <w:tcMar>
+              <w:top w:w="0" w:type="dxa"/>
+              <w:bottom w:w="0" w:type="dxa"/>
+              <w:left w:w="0" w:type="dxa"/>
+              <w:right w:w="0" w:type="dxa"/>
+            </w:tcMar>
+            <w:vAlign w:val="top"/>
+          </w:tcPr>
+          <w:p>
+            <w:pPr>
+              <w:pStyle w:val="Normal"/>
+              <w:jc w:val="center"/>
+              <w:pBdr>
+                <w:bottom w:val="none" w:sz="0" w:space="0" w:color="000000"/>
+                <w:top w:val="none" w:sz="0" w:space="0" w:color="000000"/>
+                <w:left w:val="none" w:sz="0" w:space="0" w:color="000000"/>
+                <w:right w:val="none" w:sz="0" w:space="0" w:color="000000"/>
+              </w:pBdr>
+              <w:spacing w:after="100" w:before="100" w:line="240"/>
+              <w:ind w:left="100" w:right="100" w:firstLine="0" w:firstLineChars="0"/>
+              <w:rPr>
+                <w:rFonts w:ascii="Helvetica" w:hAnsi="Helvetica" w:eastAsia="Helvetica" w:cs="Helvetica"/>
+                <w:i w:val="false"/>
+                <w:b w:val="false"/>
+                <w:u w:val="none"/>
+                <w:sz w:val="22"/>
+                <w:szCs w:val="22"/>
+                <w:color w:val="000000"/>
+              </w:rPr>
+            </w:pPr>
+            <w:r>
+              <w:rPr>
+                <w:rFonts w:ascii="Helvetica" w:hAnsi="Helvetica" w:eastAsia="Helvetica" w:cs="Helvetica"/>
+                <w:i w:val="false"/>
+                <w:b w:val="false"/>
+                <w:u w:val="none"/>
+                <w:sz w:val="22"/>
+                <w:szCs w:val="22"/>
+                <w:color w:val="000000"/>
+              </w:rPr>
+              <w:t xml:space="preserve">0.048</w:t>
             </w:r>
           </w:p>
         </w:tc>
@@ -12000,113 +12000,113 @@
                 <w:szCs w:val="22"/>
                 <w:color w:val="000000"/>
               </w:rPr>
-              <w:t xml:space="preserve">1.01</w:t>
-            </w:r>
-          </w:p>
-        </w:tc>
-        <w:tc>
-          <w:tcPr>
-            <w:tcBorders>
-              <w:bottom w:val="none" w:sz="0" w:space="0" w:color="000000"/>
-              <w:top w:val="none" w:sz="0" w:space="0" w:color="000000"/>
-              <w:left w:val="none" w:sz="0" w:space="0" w:color="000000"/>
-              <w:right w:val="none" w:sz="0" w:space="0" w:color="000000"/>
-            </w:tcBorders>
-            <w:shd w:val="clear" w:color="auto" w:fill="FFFFFF"/>
-            <w:tcMar>
-              <w:top w:w="0" w:type="dxa"/>
-              <w:bottom w:w="0" w:type="dxa"/>
-              <w:left w:w="0" w:type="dxa"/>
-              <w:right w:w="0" w:type="dxa"/>
-            </w:tcMar>
-            <w:vAlign w:val="top"/>
-          </w:tcPr>
-          <w:p>
-            <w:pPr>
-              <w:pStyle w:val="Normal"/>
-              <w:jc w:val="center"/>
-              <w:pBdr>
-                <w:bottom w:val="none" w:sz="0" w:space="0" w:color="000000"/>
-                <w:top w:val="none" w:sz="0" w:space="0" w:color="000000"/>
-                <w:left w:val="none" w:sz="0" w:space="0" w:color="000000"/>
-                <w:right w:val="none" w:sz="0" w:space="0" w:color="000000"/>
-              </w:pBdr>
-              <w:spacing w:after="100" w:before="100" w:line="240"/>
-              <w:ind w:left="100" w:right="100" w:firstLine="0" w:firstLineChars="0"/>
-              <w:rPr>
-                <w:rFonts w:ascii="Helvetica" w:hAnsi="Helvetica" w:eastAsia="Helvetica" w:cs="Helvetica"/>
-                <w:i w:val="false"/>
-                <w:b w:val="false"/>
-                <w:u w:val="none"/>
-                <w:sz w:val="22"/>
-                <w:szCs w:val="22"/>
-                <w:color w:val="000000"/>
-              </w:rPr>
-            </w:pPr>
-            <w:r>
-              <w:rPr>
-                <w:rFonts w:ascii="Helvetica" w:hAnsi="Helvetica" w:eastAsia="Helvetica" w:cs="Helvetica"/>
-                <w:i w:val="false"/>
-                <w:b w:val="false"/>
-                <w:u w:val="none"/>
-                <w:sz w:val="22"/>
-                <w:szCs w:val="22"/>
-                <w:color w:val="000000"/>
-              </w:rPr>
-              <w:t xml:space="preserve">0.91, 1.13</w:t>
-            </w:r>
-          </w:p>
-        </w:tc>
-        <w:tc>
-          <w:tcPr>
-            <w:tcBorders>
-              <w:bottom w:val="none" w:sz="0" w:space="0" w:color="000000"/>
-              <w:top w:val="none" w:sz="0" w:space="0" w:color="000000"/>
-              <w:left w:val="none" w:sz="0" w:space="0" w:color="000000"/>
-              <w:right w:val="none" w:sz="0" w:space="0" w:color="000000"/>
-            </w:tcBorders>
-            <w:shd w:val="clear" w:color="auto" w:fill="FFFFFF"/>
-            <w:tcMar>
-              <w:top w:w="0" w:type="dxa"/>
-              <w:bottom w:w="0" w:type="dxa"/>
-              <w:left w:w="0" w:type="dxa"/>
-              <w:right w:w="0" w:type="dxa"/>
-            </w:tcMar>
-            <w:vAlign w:val="top"/>
-          </w:tcPr>
-          <w:p>
-            <w:pPr>
-              <w:pStyle w:val="Normal"/>
-              <w:jc w:val="center"/>
-              <w:pBdr>
-                <w:bottom w:val="none" w:sz="0" w:space="0" w:color="000000"/>
-                <w:top w:val="none" w:sz="0" w:space="0" w:color="000000"/>
-                <w:left w:val="none" w:sz="0" w:space="0" w:color="000000"/>
-                <w:right w:val="none" w:sz="0" w:space="0" w:color="000000"/>
-              </w:pBdr>
-              <w:spacing w:after="100" w:before="100" w:line="240"/>
-              <w:ind w:left="100" w:right="100" w:firstLine="0" w:firstLineChars="0"/>
-              <w:rPr>
-                <w:rFonts w:ascii="Helvetica" w:hAnsi="Helvetica" w:eastAsia="Helvetica" w:cs="Helvetica"/>
-                <w:i w:val="false"/>
-                <w:b w:val="false"/>
-                <w:u w:val="none"/>
-                <w:sz w:val="22"/>
-                <w:szCs w:val="22"/>
-                <w:color w:val="000000"/>
-              </w:rPr>
-            </w:pPr>
-            <w:r>
-              <w:rPr>
-                <w:rFonts w:ascii="Helvetica" w:hAnsi="Helvetica" w:eastAsia="Helvetica" w:cs="Helvetica"/>
-                <w:i w:val="false"/>
-                <w:b w:val="false"/>
-                <w:u w:val="none"/>
-                <w:sz w:val="22"/>
-                <w:szCs w:val="22"/>
-                <w:color w:val="000000"/>
-              </w:rPr>
-              <w:t xml:space="preserve">0.830</w:t>
+              <w:t xml:space="preserve">0.99</w:t>
+            </w:r>
+          </w:p>
+        </w:tc>
+        <w:tc>
+          <w:tcPr>
+            <w:tcBorders>
+              <w:bottom w:val="none" w:sz="0" w:space="0" w:color="000000"/>
+              <w:top w:val="none" w:sz="0" w:space="0" w:color="000000"/>
+              <w:left w:val="none" w:sz="0" w:space="0" w:color="000000"/>
+              <w:right w:val="none" w:sz="0" w:space="0" w:color="000000"/>
+            </w:tcBorders>
+            <w:shd w:val="clear" w:color="auto" w:fill="FFFFFF"/>
+            <w:tcMar>
+              <w:top w:w="0" w:type="dxa"/>
+              <w:bottom w:w="0" w:type="dxa"/>
+              <w:left w:w="0" w:type="dxa"/>
+              <w:right w:w="0" w:type="dxa"/>
+            </w:tcMar>
+            <w:vAlign w:val="top"/>
+          </w:tcPr>
+          <w:p>
+            <w:pPr>
+              <w:pStyle w:val="Normal"/>
+              <w:jc w:val="center"/>
+              <w:pBdr>
+                <w:bottom w:val="none" w:sz="0" w:space="0" w:color="000000"/>
+                <w:top w:val="none" w:sz="0" w:space="0" w:color="000000"/>
+                <w:left w:val="none" w:sz="0" w:space="0" w:color="000000"/>
+                <w:right w:val="none" w:sz="0" w:space="0" w:color="000000"/>
+              </w:pBdr>
+              <w:spacing w:after="100" w:before="100" w:line="240"/>
+              <w:ind w:left="100" w:right="100" w:firstLine="0" w:firstLineChars="0"/>
+              <w:rPr>
+                <w:rFonts w:ascii="Helvetica" w:hAnsi="Helvetica" w:eastAsia="Helvetica" w:cs="Helvetica"/>
+                <w:i w:val="false"/>
+                <w:b w:val="false"/>
+                <w:u w:val="none"/>
+                <w:sz w:val="22"/>
+                <w:szCs w:val="22"/>
+                <w:color w:val="000000"/>
+              </w:rPr>
+            </w:pPr>
+            <w:r>
+              <w:rPr>
+                <w:rFonts w:ascii="Helvetica" w:hAnsi="Helvetica" w:eastAsia="Helvetica" w:cs="Helvetica"/>
+                <w:i w:val="false"/>
+                <w:b w:val="false"/>
+                <w:u w:val="none"/>
+                <w:sz w:val="22"/>
+                <w:szCs w:val="22"/>
+                <w:color w:val="000000"/>
+              </w:rPr>
+              <w:t xml:space="preserve">0.91, 1.08</w:t>
+            </w:r>
+          </w:p>
+        </w:tc>
+        <w:tc>
+          <w:tcPr>
+            <w:tcBorders>
+              <w:bottom w:val="none" w:sz="0" w:space="0" w:color="000000"/>
+              <w:top w:val="none" w:sz="0" w:space="0" w:color="000000"/>
+              <w:left w:val="none" w:sz="0" w:space="0" w:color="000000"/>
+              <w:right w:val="none" w:sz="0" w:space="0" w:color="000000"/>
+            </w:tcBorders>
+            <w:shd w:val="clear" w:color="auto" w:fill="FFFFFF"/>
+            <w:tcMar>
+              <w:top w:w="0" w:type="dxa"/>
+              <w:bottom w:w="0" w:type="dxa"/>
+              <w:left w:w="0" w:type="dxa"/>
+              <w:right w:w="0" w:type="dxa"/>
+            </w:tcMar>
+            <w:vAlign w:val="top"/>
+          </w:tcPr>
+          <w:p>
+            <w:pPr>
+              <w:pStyle w:val="Normal"/>
+              <w:jc w:val="center"/>
+              <w:pBdr>
+                <w:bottom w:val="none" w:sz="0" w:space="0" w:color="000000"/>
+                <w:top w:val="none" w:sz="0" w:space="0" w:color="000000"/>
+                <w:left w:val="none" w:sz="0" w:space="0" w:color="000000"/>
+                <w:right w:val="none" w:sz="0" w:space="0" w:color="000000"/>
+              </w:pBdr>
+              <w:spacing w:after="100" w:before="100" w:line="240"/>
+              <w:ind w:left="100" w:right="100" w:firstLine="0" w:firstLineChars="0"/>
+              <w:rPr>
+                <w:rFonts w:ascii="Helvetica" w:hAnsi="Helvetica" w:eastAsia="Helvetica" w:cs="Helvetica"/>
+                <w:i w:val="false"/>
+                <w:b w:val="false"/>
+                <w:u w:val="none"/>
+                <w:sz w:val="22"/>
+                <w:szCs w:val="22"/>
+                <w:color w:val="000000"/>
+              </w:rPr>
+            </w:pPr>
+            <w:r>
+              <w:rPr>
+                <w:rFonts w:ascii="Helvetica" w:hAnsi="Helvetica" w:eastAsia="Helvetica" w:cs="Helvetica"/>
+                <w:i w:val="false"/>
+                <w:b w:val="false"/>
+                <w:u w:val="none"/>
+                <w:sz w:val="22"/>
+                <w:szCs w:val="22"/>
+                <w:color w:val="000000"/>
+              </w:rPr>
+              <w:t xml:space="preserve">0.810</w:t>
             </w:r>
           </w:p>
         </w:tc>
@@ -12212,113 +12212,113 @@
                 <w:szCs w:val="22"/>
                 <w:color w:val="000000"/>
               </w:rPr>
-              <w:t xml:space="preserve">1.11</w:t>
-            </w:r>
-          </w:p>
-        </w:tc>
-        <w:tc>
-          <w:tcPr>
-            <w:tcBorders>
-              <w:bottom w:val="none" w:sz="0" w:space="0" w:color="000000"/>
-              <w:top w:val="none" w:sz="0" w:space="0" w:color="000000"/>
-              <w:left w:val="none" w:sz="0" w:space="0" w:color="000000"/>
-              <w:right w:val="none" w:sz="0" w:space="0" w:color="000000"/>
-            </w:tcBorders>
-            <w:shd w:val="clear" w:color="auto" w:fill="FFFFFF"/>
-            <w:tcMar>
-              <w:top w:w="0" w:type="dxa"/>
-              <w:bottom w:w="0" w:type="dxa"/>
-              <w:left w:w="0" w:type="dxa"/>
-              <w:right w:w="0" w:type="dxa"/>
-            </w:tcMar>
-            <w:vAlign w:val="top"/>
-          </w:tcPr>
-          <w:p>
-            <w:pPr>
-              <w:pStyle w:val="Normal"/>
-              <w:jc w:val="center"/>
-              <w:pBdr>
-                <w:bottom w:val="none" w:sz="0" w:space="0" w:color="000000"/>
-                <w:top w:val="none" w:sz="0" w:space="0" w:color="000000"/>
-                <w:left w:val="none" w:sz="0" w:space="0" w:color="000000"/>
-                <w:right w:val="none" w:sz="0" w:space="0" w:color="000000"/>
-              </w:pBdr>
-              <w:spacing w:after="100" w:before="100" w:line="240"/>
-              <w:ind w:left="100" w:right="100" w:firstLine="0" w:firstLineChars="0"/>
-              <w:rPr>
-                <w:rFonts w:ascii="Helvetica" w:hAnsi="Helvetica" w:eastAsia="Helvetica" w:cs="Helvetica"/>
-                <w:i w:val="false"/>
-                <w:b w:val="false"/>
-                <w:u w:val="none"/>
-                <w:sz w:val="22"/>
-                <w:szCs w:val="22"/>
-                <w:color w:val="000000"/>
-              </w:rPr>
-            </w:pPr>
-            <w:r>
-              <w:rPr>
-                <w:rFonts w:ascii="Helvetica" w:hAnsi="Helvetica" w:eastAsia="Helvetica" w:cs="Helvetica"/>
-                <w:i w:val="false"/>
-                <w:b w:val="false"/>
-                <w:u w:val="none"/>
-                <w:sz w:val="22"/>
-                <w:szCs w:val="22"/>
-                <w:color w:val="000000"/>
-              </w:rPr>
-              <w:t xml:space="preserve">0.84, 1.47</w:t>
-            </w:r>
-          </w:p>
-        </w:tc>
-        <w:tc>
-          <w:tcPr>
-            <w:tcBorders>
-              <w:bottom w:val="none" w:sz="0" w:space="0" w:color="000000"/>
-              <w:top w:val="none" w:sz="0" w:space="0" w:color="000000"/>
-              <w:left w:val="none" w:sz="0" w:space="0" w:color="000000"/>
-              <w:right w:val="none" w:sz="0" w:space="0" w:color="000000"/>
-            </w:tcBorders>
-            <w:shd w:val="clear" w:color="auto" w:fill="FFFFFF"/>
-            <w:tcMar>
-              <w:top w:w="0" w:type="dxa"/>
-              <w:bottom w:w="0" w:type="dxa"/>
-              <w:left w:w="0" w:type="dxa"/>
-              <w:right w:w="0" w:type="dxa"/>
-            </w:tcMar>
-            <w:vAlign w:val="top"/>
-          </w:tcPr>
-          <w:p>
-            <w:pPr>
-              <w:pStyle w:val="Normal"/>
-              <w:jc w:val="center"/>
-              <w:pBdr>
-                <w:bottom w:val="none" w:sz="0" w:space="0" w:color="000000"/>
-                <w:top w:val="none" w:sz="0" w:space="0" w:color="000000"/>
-                <w:left w:val="none" w:sz="0" w:space="0" w:color="000000"/>
-                <w:right w:val="none" w:sz="0" w:space="0" w:color="000000"/>
-              </w:pBdr>
-              <w:spacing w:after="100" w:before="100" w:line="240"/>
-              <w:ind w:left="100" w:right="100" w:firstLine="0" w:firstLineChars="0"/>
-              <w:rPr>
-                <w:rFonts w:ascii="Helvetica" w:hAnsi="Helvetica" w:eastAsia="Helvetica" w:cs="Helvetica"/>
-                <w:i w:val="false"/>
-                <w:b w:val="false"/>
-                <w:u w:val="none"/>
-                <w:sz w:val="22"/>
-                <w:szCs w:val="22"/>
-                <w:color w:val="000000"/>
-              </w:rPr>
-            </w:pPr>
-            <w:r>
-              <w:rPr>
-                <w:rFonts w:ascii="Helvetica" w:hAnsi="Helvetica" w:eastAsia="Helvetica" w:cs="Helvetica"/>
-                <w:i w:val="false"/>
-                <w:b w:val="false"/>
-                <w:u w:val="none"/>
-                <w:sz w:val="22"/>
-                <w:szCs w:val="22"/>
-                <w:color w:val="000000"/>
-              </w:rPr>
-              <w:t xml:space="preserve">0.470</w:t>
+              <w:t xml:space="preserve">1.02</w:t>
+            </w:r>
+          </w:p>
+        </w:tc>
+        <w:tc>
+          <w:tcPr>
+            <w:tcBorders>
+              <w:bottom w:val="none" w:sz="0" w:space="0" w:color="000000"/>
+              <w:top w:val="none" w:sz="0" w:space="0" w:color="000000"/>
+              <w:left w:val="none" w:sz="0" w:space="0" w:color="000000"/>
+              <w:right w:val="none" w:sz="0" w:space="0" w:color="000000"/>
+            </w:tcBorders>
+            <w:shd w:val="clear" w:color="auto" w:fill="FFFFFF"/>
+            <w:tcMar>
+              <w:top w:w="0" w:type="dxa"/>
+              <w:bottom w:w="0" w:type="dxa"/>
+              <w:left w:w="0" w:type="dxa"/>
+              <w:right w:w="0" w:type="dxa"/>
+            </w:tcMar>
+            <w:vAlign w:val="top"/>
+          </w:tcPr>
+          <w:p>
+            <w:pPr>
+              <w:pStyle w:val="Normal"/>
+              <w:jc w:val="center"/>
+              <w:pBdr>
+                <w:bottom w:val="none" w:sz="0" w:space="0" w:color="000000"/>
+                <w:top w:val="none" w:sz="0" w:space="0" w:color="000000"/>
+                <w:left w:val="none" w:sz="0" w:space="0" w:color="000000"/>
+                <w:right w:val="none" w:sz="0" w:space="0" w:color="000000"/>
+              </w:pBdr>
+              <w:spacing w:after="100" w:before="100" w:line="240"/>
+              <w:ind w:left="100" w:right="100" w:firstLine="0" w:firstLineChars="0"/>
+              <w:rPr>
+                <w:rFonts w:ascii="Helvetica" w:hAnsi="Helvetica" w:eastAsia="Helvetica" w:cs="Helvetica"/>
+                <w:i w:val="false"/>
+                <w:b w:val="false"/>
+                <w:u w:val="none"/>
+                <w:sz w:val="22"/>
+                <w:szCs w:val="22"/>
+                <w:color w:val="000000"/>
+              </w:rPr>
+            </w:pPr>
+            <w:r>
+              <w:rPr>
+                <w:rFonts w:ascii="Helvetica" w:hAnsi="Helvetica" w:eastAsia="Helvetica" w:cs="Helvetica"/>
+                <w:i w:val="false"/>
+                <w:b w:val="false"/>
+                <w:u w:val="none"/>
+                <w:sz w:val="22"/>
+                <w:szCs w:val="22"/>
+                <w:color w:val="000000"/>
+              </w:rPr>
+              <w:t xml:space="preserve">0.92, 1.13</w:t>
+            </w:r>
+          </w:p>
+        </w:tc>
+        <w:tc>
+          <w:tcPr>
+            <w:tcBorders>
+              <w:bottom w:val="none" w:sz="0" w:space="0" w:color="000000"/>
+              <w:top w:val="none" w:sz="0" w:space="0" w:color="000000"/>
+              <w:left w:val="none" w:sz="0" w:space="0" w:color="000000"/>
+              <w:right w:val="none" w:sz="0" w:space="0" w:color="000000"/>
+            </w:tcBorders>
+            <w:shd w:val="clear" w:color="auto" w:fill="FFFFFF"/>
+            <w:tcMar>
+              <w:top w:w="0" w:type="dxa"/>
+              <w:bottom w:w="0" w:type="dxa"/>
+              <w:left w:w="0" w:type="dxa"/>
+              <w:right w:w="0" w:type="dxa"/>
+            </w:tcMar>
+            <w:vAlign w:val="top"/>
+          </w:tcPr>
+          <w:p>
+            <w:pPr>
+              <w:pStyle w:val="Normal"/>
+              <w:jc w:val="center"/>
+              <w:pBdr>
+                <w:bottom w:val="none" w:sz="0" w:space="0" w:color="000000"/>
+                <w:top w:val="none" w:sz="0" w:space="0" w:color="000000"/>
+                <w:left w:val="none" w:sz="0" w:space="0" w:color="000000"/>
+                <w:right w:val="none" w:sz="0" w:space="0" w:color="000000"/>
+              </w:pBdr>
+              <w:spacing w:after="100" w:before="100" w:line="240"/>
+              <w:ind w:left="100" w:right="100" w:firstLine="0" w:firstLineChars="0"/>
+              <w:rPr>
+                <w:rFonts w:ascii="Helvetica" w:hAnsi="Helvetica" w:eastAsia="Helvetica" w:cs="Helvetica"/>
+                <w:i w:val="false"/>
+                <w:b w:val="false"/>
+                <w:u w:val="none"/>
+                <w:sz w:val="22"/>
+                <w:szCs w:val="22"/>
+                <w:color w:val="000000"/>
+              </w:rPr>
+            </w:pPr>
+            <w:r>
+              <w:rPr>
+                <w:rFonts w:ascii="Helvetica" w:hAnsi="Helvetica" w:eastAsia="Helvetica" w:cs="Helvetica"/>
+                <w:i w:val="false"/>
+                <w:b w:val="false"/>
+                <w:u w:val="none"/>
+                <w:sz w:val="22"/>
+                <w:szCs w:val="22"/>
+                <w:color w:val="000000"/>
+              </w:rPr>
+              <w:t xml:space="preserve">0.750</w:t>
             </w:r>
           </w:p>
         </w:tc>
@@ -12483,113 +12483,113 @@
                 <w:szCs w:val="22"/>
                 <w:color w:val="000000"/>
               </w:rPr>
-              <w:t xml:space="preserve">0.43</w:t>
-            </w:r>
-          </w:p>
-        </w:tc>
-        <w:tc>
-          <w:tcPr>
-            <w:tcBorders>
-              <w:bottom w:val="none" w:sz="0" w:space="0" w:color="000000"/>
-              <w:top w:val="none" w:sz="0" w:space="0" w:color="000000"/>
-              <w:left w:val="none" w:sz="0" w:space="0" w:color="000000"/>
-              <w:right w:val="none" w:sz="0" w:space="0" w:color="000000"/>
-            </w:tcBorders>
-            <w:shd w:val="clear" w:color="auto" w:fill="FFFFFF"/>
-            <w:tcMar>
-              <w:top w:w="0" w:type="dxa"/>
-              <w:bottom w:w="0" w:type="dxa"/>
-              <w:left w:w="0" w:type="dxa"/>
-              <w:right w:w="0" w:type="dxa"/>
-            </w:tcMar>
-            <w:vAlign w:val="top"/>
-          </w:tcPr>
-          <w:p>
-            <w:pPr>
-              <w:pStyle w:val="Normal"/>
-              <w:jc w:val="center"/>
-              <w:pBdr>
-                <w:bottom w:val="none" w:sz="0" w:space="0" w:color="000000"/>
-                <w:top w:val="none" w:sz="0" w:space="0" w:color="000000"/>
-                <w:left w:val="none" w:sz="0" w:space="0" w:color="000000"/>
-                <w:right w:val="none" w:sz="0" w:space="0" w:color="000000"/>
-              </w:pBdr>
-              <w:spacing w:after="100" w:before="100" w:line="240"/>
-              <w:ind w:left="100" w:right="100" w:firstLine="0" w:firstLineChars="0"/>
-              <w:rPr>
-                <w:rFonts w:ascii="Helvetica" w:hAnsi="Helvetica" w:eastAsia="Helvetica" w:cs="Helvetica"/>
-                <w:i w:val="false"/>
-                <w:b w:val="false"/>
-                <w:u w:val="none"/>
-                <w:sz w:val="22"/>
-                <w:szCs w:val="22"/>
-                <w:color w:val="000000"/>
-              </w:rPr>
-            </w:pPr>
-            <w:r>
-              <w:rPr>
-                <w:rFonts w:ascii="Helvetica" w:hAnsi="Helvetica" w:eastAsia="Helvetica" w:cs="Helvetica"/>
-                <w:i w:val="false"/>
-                <w:b w:val="false"/>
-                <w:u w:val="none"/>
-                <w:sz w:val="22"/>
-                <w:szCs w:val="22"/>
-                <w:color w:val="000000"/>
-              </w:rPr>
-              <w:t xml:space="preserve">0.05, 3.58</w:t>
-            </w:r>
-          </w:p>
-        </w:tc>
-        <w:tc>
-          <w:tcPr>
-            <w:tcBorders>
-              <w:bottom w:val="none" w:sz="0" w:space="0" w:color="000000"/>
-              <w:top w:val="none" w:sz="0" w:space="0" w:color="000000"/>
-              <w:left w:val="none" w:sz="0" w:space="0" w:color="000000"/>
-              <w:right w:val="none" w:sz="0" w:space="0" w:color="000000"/>
-            </w:tcBorders>
-            <w:shd w:val="clear" w:color="auto" w:fill="FFFFFF"/>
-            <w:tcMar>
-              <w:top w:w="0" w:type="dxa"/>
-              <w:bottom w:w="0" w:type="dxa"/>
-              <w:left w:w="0" w:type="dxa"/>
-              <w:right w:w="0" w:type="dxa"/>
-            </w:tcMar>
-            <w:vAlign w:val="top"/>
-          </w:tcPr>
-          <w:p>
-            <w:pPr>
-              <w:pStyle w:val="Normal"/>
-              <w:jc w:val="center"/>
-              <w:pBdr>
-                <w:bottom w:val="none" w:sz="0" w:space="0" w:color="000000"/>
-                <w:top w:val="none" w:sz="0" w:space="0" w:color="000000"/>
-                <w:left w:val="none" w:sz="0" w:space="0" w:color="000000"/>
-                <w:right w:val="none" w:sz="0" w:space="0" w:color="000000"/>
-              </w:pBdr>
-              <w:spacing w:after="100" w:before="100" w:line="240"/>
-              <w:ind w:left="100" w:right="100" w:firstLine="0" w:firstLineChars="0"/>
-              <w:rPr>
-                <w:rFonts w:ascii="Helvetica" w:hAnsi="Helvetica" w:eastAsia="Helvetica" w:cs="Helvetica"/>
-                <w:i w:val="false"/>
-                <w:b w:val="false"/>
-                <w:u w:val="none"/>
-                <w:sz w:val="22"/>
-                <w:szCs w:val="22"/>
-                <w:color w:val="000000"/>
-              </w:rPr>
-            </w:pPr>
-            <w:r>
-              <w:rPr>
-                <w:rFonts w:ascii="Helvetica" w:hAnsi="Helvetica" w:eastAsia="Helvetica" w:cs="Helvetica"/>
-                <w:i w:val="false"/>
-                <w:b w:val="false"/>
-                <w:u w:val="none"/>
-                <w:sz w:val="22"/>
-                <w:szCs w:val="22"/>
-                <w:color w:val="000000"/>
-              </w:rPr>
-              <w:t xml:space="preserve">0.440</w:t>
+              <w:t xml:space="preserve">0.66</w:t>
+            </w:r>
+          </w:p>
+        </w:tc>
+        <w:tc>
+          <w:tcPr>
+            <w:tcBorders>
+              <w:bottom w:val="none" w:sz="0" w:space="0" w:color="000000"/>
+              <w:top w:val="none" w:sz="0" w:space="0" w:color="000000"/>
+              <w:left w:val="none" w:sz="0" w:space="0" w:color="000000"/>
+              <w:right w:val="none" w:sz="0" w:space="0" w:color="000000"/>
+            </w:tcBorders>
+            <w:shd w:val="clear" w:color="auto" w:fill="FFFFFF"/>
+            <w:tcMar>
+              <w:top w:w="0" w:type="dxa"/>
+              <w:bottom w:w="0" w:type="dxa"/>
+              <w:left w:w="0" w:type="dxa"/>
+              <w:right w:w="0" w:type="dxa"/>
+            </w:tcMar>
+            <w:vAlign w:val="top"/>
+          </w:tcPr>
+          <w:p>
+            <w:pPr>
+              <w:pStyle w:val="Normal"/>
+              <w:jc w:val="center"/>
+              <w:pBdr>
+                <w:bottom w:val="none" w:sz="0" w:space="0" w:color="000000"/>
+                <w:top w:val="none" w:sz="0" w:space="0" w:color="000000"/>
+                <w:left w:val="none" w:sz="0" w:space="0" w:color="000000"/>
+                <w:right w:val="none" w:sz="0" w:space="0" w:color="000000"/>
+              </w:pBdr>
+              <w:spacing w:after="100" w:before="100" w:line="240"/>
+              <w:ind w:left="100" w:right="100" w:firstLine="0" w:firstLineChars="0"/>
+              <w:rPr>
+                <w:rFonts w:ascii="Helvetica" w:hAnsi="Helvetica" w:eastAsia="Helvetica" w:cs="Helvetica"/>
+                <w:i w:val="false"/>
+                <w:b w:val="false"/>
+                <w:u w:val="none"/>
+                <w:sz w:val="22"/>
+                <w:szCs w:val="22"/>
+                <w:color w:val="000000"/>
+              </w:rPr>
+            </w:pPr>
+            <w:r>
+              <w:rPr>
+                <w:rFonts w:ascii="Helvetica" w:hAnsi="Helvetica" w:eastAsia="Helvetica" w:cs="Helvetica"/>
+                <w:i w:val="false"/>
+                <w:b w:val="false"/>
+                <w:u w:val="none"/>
+                <w:sz w:val="22"/>
+                <w:szCs w:val="22"/>
+                <w:color w:val="000000"/>
+              </w:rPr>
+              <w:t xml:space="preserve">0.14, 3.05</w:t>
+            </w:r>
+          </w:p>
+        </w:tc>
+        <w:tc>
+          <w:tcPr>
+            <w:tcBorders>
+              <w:bottom w:val="none" w:sz="0" w:space="0" w:color="000000"/>
+              <w:top w:val="none" w:sz="0" w:space="0" w:color="000000"/>
+              <w:left w:val="none" w:sz="0" w:space="0" w:color="000000"/>
+              <w:right w:val="none" w:sz="0" w:space="0" w:color="000000"/>
+            </w:tcBorders>
+            <w:shd w:val="clear" w:color="auto" w:fill="FFFFFF"/>
+            <w:tcMar>
+              <w:top w:w="0" w:type="dxa"/>
+              <w:bottom w:w="0" w:type="dxa"/>
+              <w:left w:w="0" w:type="dxa"/>
+              <w:right w:w="0" w:type="dxa"/>
+            </w:tcMar>
+            <w:vAlign w:val="top"/>
+          </w:tcPr>
+          <w:p>
+            <w:pPr>
+              <w:pStyle w:val="Normal"/>
+              <w:jc w:val="center"/>
+              <w:pBdr>
+                <w:bottom w:val="none" w:sz="0" w:space="0" w:color="000000"/>
+                <w:top w:val="none" w:sz="0" w:space="0" w:color="000000"/>
+                <w:left w:val="none" w:sz="0" w:space="0" w:color="000000"/>
+                <w:right w:val="none" w:sz="0" w:space="0" w:color="000000"/>
+              </w:pBdr>
+              <w:spacing w:after="100" w:before="100" w:line="240"/>
+              <w:ind w:left="100" w:right="100" w:firstLine="0" w:firstLineChars="0"/>
+              <w:rPr>
+                <w:rFonts w:ascii="Helvetica" w:hAnsi="Helvetica" w:eastAsia="Helvetica" w:cs="Helvetica"/>
+                <w:i w:val="false"/>
+                <w:b w:val="false"/>
+                <w:u w:val="none"/>
+                <w:sz w:val="22"/>
+                <w:szCs w:val="22"/>
+                <w:color w:val="000000"/>
+              </w:rPr>
+            </w:pPr>
+            <w:r>
+              <w:rPr>
+                <w:rFonts w:ascii="Helvetica" w:hAnsi="Helvetica" w:eastAsia="Helvetica" w:cs="Helvetica"/>
+                <w:i w:val="false"/>
+                <w:b w:val="false"/>
+                <w:u w:val="none"/>
+                <w:sz w:val="22"/>
+                <w:szCs w:val="22"/>
+                <w:color w:val="000000"/>
+              </w:rPr>
+              <w:t xml:space="preserve">0.600</w:t>
             </w:r>
           </w:p>
         </w:tc>
@@ -12695,113 +12695,113 @@
                 <w:szCs w:val="22"/>
                 <w:color w:val="000000"/>
               </w:rPr>
-              <w:t xml:space="preserve">0.00</w:t>
-            </w:r>
-          </w:p>
-        </w:tc>
-        <w:tc>
-          <w:tcPr>
-            <w:tcBorders>
-              <w:bottom w:val="none" w:sz="0" w:space="0" w:color="000000"/>
-              <w:top w:val="none" w:sz="0" w:space="0" w:color="000000"/>
-              <w:left w:val="none" w:sz="0" w:space="0" w:color="000000"/>
-              <w:right w:val="none" w:sz="0" w:space="0" w:color="000000"/>
-            </w:tcBorders>
-            <w:shd w:val="clear" w:color="auto" w:fill="FFFFFF"/>
-            <w:tcMar>
-              <w:top w:w="0" w:type="dxa"/>
-              <w:bottom w:w="0" w:type="dxa"/>
-              <w:left w:w="0" w:type="dxa"/>
-              <w:right w:w="0" w:type="dxa"/>
-            </w:tcMar>
-            <w:vAlign w:val="top"/>
-          </w:tcPr>
-          <w:p>
-            <w:pPr>
-              <w:pStyle w:val="Normal"/>
-              <w:jc w:val="center"/>
-              <w:pBdr>
-                <w:bottom w:val="none" w:sz="0" w:space="0" w:color="000000"/>
-                <w:top w:val="none" w:sz="0" w:space="0" w:color="000000"/>
-                <w:left w:val="none" w:sz="0" w:space="0" w:color="000000"/>
-                <w:right w:val="none" w:sz="0" w:space="0" w:color="000000"/>
-              </w:pBdr>
-              <w:spacing w:after="100" w:before="100" w:line="240"/>
-              <w:ind w:left="100" w:right="100" w:firstLine="0" w:firstLineChars="0"/>
-              <w:rPr>
-                <w:rFonts w:ascii="Helvetica" w:hAnsi="Helvetica" w:eastAsia="Helvetica" w:cs="Helvetica"/>
-                <w:i w:val="false"/>
-                <w:b w:val="false"/>
-                <w:u w:val="none"/>
-                <w:sz w:val="22"/>
-                <w:szCs w:val="22"/>
-                <w:color w:val="000000"/>
-              </w:rPr>
-            </w:pPr>
-            <w:r>
-              <w:rPr>
-                <w:rFonts w:ascii="Helvetica" w:hAnsi="Helvetica" w:eastAsia="Helvetica" w:cs="Helvetica"/>
-                <w:i w:val="false"/>
-                <w:b w:val="false"/>
-                <w:u w:val="none"/>
-                <w:sz w:val="22"/>
-                <w:szCs w:val="22"/>
-                <w:color w:val="000000"/>
-              </w:rPr>
-              <w:t xml:space="preserve">0.00, 0.00</w:t>
-            </w:r>
-          </w:p>
-        </w:tc>
-        <w:tc>
-          <w:tcPr>
-            <w:tcBorders>
-              <w:bottom w:val="none" w:sz="0" w:space="0" w:color="000000"/>
-              <w:top w:val="none" w:sz="0" w:space="0" w:color="000000"/>
-              <w:left w:val="none" w:sz="0" w:space="0" w:color="000000"/>
-              <w:right w:val="none" w:sz="0" w:space="0" w:color="000000"/>
-            </w:tcBorders>
-            <w:shd w:val="clear" w:color="auto" w:fill="FFFFFF"/>
-            <w:tcMar>
-              <w:top w:w="0" w:type="dxa"/>
-              <w:bottom w:w="0" w:type="dxa"/>
-              <w:left w:w="0" w:type="dxa"/>
-              <w:right w:w="0" w:type="dxa"/>
-            </w:tcMar>
-            <w:vAlign w:val="top"/>
-          </w:tcPr>
-          <w:p>
-            <w:pPr>
-              <w:pStyle w:val="Normal"/>
-              <w:jc w:val="center"/>
-              <w:pBdr>
-                <w:bottom w:val="none" w:sz="0" w:space="0" w:color="000000"/>
-                <w:top w:val="none" w:sz="0" w:space="0" w:color="000000"/>
-                <w:left w:val="none" w:sz="0" w:space="0" w:color="000000"/>
-                <w:right w:val="none" w:sz="0" w:space="0" w:color="000000"/>
-              </w:pBdr>
-              <w:spacing w:after="100" w:before="100" w:line="240"/>
-              <w:ind w:left="100" w:right="100" w:firstLine="0" w:firstLineChars="0"/>
-              <w:rPr>
-                <w:rFonts w:ascii="Helvetica" w:hAnsi="Helvetica" w:eastAsia="Helvetica" w:cs="Helvetica"/>
-                <w:i w:val="false"/>
-                <w:b w:val="false"/>
-                <w:u w:val="none"/>
-                <w:sz w:val="22"/>
-                <w:szCs w:val="22"/>
-                <w:color w:val="000000"/>
-              </w:rPr>
-            </w:pPr>
-            <w:r>
-              <w:rPr>
-                <w:rFonts w:ascii="Helvetica" w:hAnsi="Helvetica" w:eastAsia="Helvetica" w:cs="Helvetica"/>
-                <w:i w:val="false"/>
-                <w:b w:val="false"/>
-                <w:u w:val="none"/>
-                <w:sz w:val="22"/>
-                <w:szCs w:val="22"/>
-                <w:color w:val="000000"/>
-              </w:rPr>
-              <w:t xml:space="preserve">&lt;0.001</w:t>
+              <w:t xml:space="preserve">0.01</w:t>
+            </w:r>
+          </w:p>
+        </w:tc>
+        <w:tc>
+          <w:tcPr>
+            <w:tcBorders>
+              <w:bottom w:val="none" w:sz="0" w:space="0" w:color="000000"/>
+              <w:top w:val="none" w:sz="0" w:space="0" w:color="000000"/>
+              <w:left w:val="none" w:sz="0" w:space="0" w:color="000000"/>
+              <w:right w:val="none" w:sz="0" w:space="0" w:color="000000"/>
+            </w:tcBorders>
+            <w:shd w:val="clear" w:color="auto" w:fill="FFFFFF"/>
+            <w:tcMar>
+              <w:top w:w="0" w:type="dxa"/>
+              <w:bottom w:w="0" w:type="dxa"/>
+              <w:left w:w="0" w:type="dxa"/>
+              <w:right w:w="0" w:type="dxa"/>
+            </w:tcMar>
+            <w:vAlign w:val="top"/>
+          </w:tcPr>
+          <w:p>
+            <w:pPr>
+              <w:pStyle w:val="Normal"/>
+              <w:jc w:val="center"/>
+              <w:pBdr>
+                <w:bottom w:val="none" w:sz="0" w:space="0" w:color="000000"/>
+                <w:top w:val="none" w:sz="0" w:space="0" w:color="000000"/>
+                <w:left w:val="none" w:sz="0" w:space="0" w:color="000000"/>
+                <w:right w:val="none" w:sz="0" w:space="0" w:color="000000"/>
+              </w:pBdr>
+              <w:spacing w:after="100" w:before="100" w:line="240"/>
+              <w:ind w:left="100" w:right="100" w:firstLine="0" w:firstLineChars="0"/>
+              <w:rPr>
+                <w:rFonts w:ascii="Helvetica" w:hAnsi="Helvetica" w:eastAsia="Helvetica" w:cs="Helvetica"/>
+                <w:i w:val="false"/>
+                <w:b w:val="false"/>
+                <w:u w:val="none"/>
+                <w:sz w:val="22"/>
+                <w:szCs w:val="22"/>
+                <w:color w:val="000000"/>
+              </w:rPr>
+            </w:pPr>
+            <w:r>
+              <w:rPr>
+                <w:rFonts w:ascii="Helvetica" w:hAnsi="Helvetica" w:eastAsia="Helvetica" w:cs="Helvetica"/>
+                <w:i w:val="false"/>
+                <w:b w:val="false"/>
+                <w:u w:val="none"/>
+                <w:sz w:val="22"/>
+                <w:szCs w:val="22"/>
+                <w:color w:val="000000"/>
+              </w:rPr>
+              <w:t xml:space="preserve">0.00, 0.72</w:t>
+            </w:r>
+          </w:p>
+        </w:tc>
+        <w:tc>
+          <w:tcPr>
+            <w:tcBorders>
+              <w:bottom w:val="none" w:sz="0" w:space="0" w:color="000000"/>
+              <w:top w:val="none" w:sz="0" w:space="0" w:color="000000"/>
+              <w:left w:val="none" w:sz="0" w:space="0" w:color="000000"/>
+              <w:right w:val="none" w:sz="0" w:space="0" w:color="000000"/>
+            </w:tcBorders>
+            <w:shd w:val="clear" w:color="auto" w:fill="FFFFFF"/>
+            <w:tcMar>
+              <w:top w:w="0" w:type="dxa"/>
+              <w:bottom w:w="0" w:type="dxa"/>
+              <w:left w:w="0" w:type="dxa"/>
+              <w:right w:w="0" w:type="dxa"/>
+            </w:tcMar>
+            <w:vAlign w:val="top"/>
+          </w:tcPr>
+          <w:p>
+            <w:pPr>
+              <w:pStyle w:val="Normal"/>
+              <w:jc w:val="center"/>
+              <w:pBdr>
+                <w:bottom w:val="none" w:sz="0" w:space="0" w:color="000000"/>
+                <w:top w:val="none" w:sz="0" w:space="0" w:color="000000"/>
+                <w:left w:val="none" w:sz="0" w:space="0" w:color="000000"/>
+                <w:right w:val="none" w:sz="0" w:space="0" w:color="000000"/>
+              </w:pBdr>
+              <w:spacing w:after="100" w:before="100" w:line="240"/>
+              <w:ind w:left="100" w:right="100" w:firstLine="0" w:firstLineChars="0"/>
+              <w:rPr>
+                <w:rFonts w:ascii="Helvetica" w:hAnsi="Helvetica" w:eastAsia="Helvetica" w:cs="Helvetica"/>
+                <w:i w:val="false"/>
+                <w:b w:val="false"/>
+                <w:u w:val="none"/>
+                <w:sz w:val="22"/>
+                <w:szCs w:val="22"/>
+                <w:color w:val="000000"/>
+              </w:rPr>
+            </w:pPr>
+            <w:r>
+              <w:rPr>
+                <w:rFonts w:ascii="Helvetica" w:hAnsi="Helvetica" w:eastAsia="Helvetica" w:cs="Helvetica"/>
+                <w:i w:val="false"/>
+                <w:b w:val="false"/>
+                <w:u w:val="none"/>
+                <w:sz w:val="22"/>
+                <w:szCs w:val="22"/>
+                <w:color w:val="000000"/>
+              </w:rPr>
+              <w:t xml:space="preserve">0.035</w:t>
             </w:r>
           </w:p>
         </w:tc>
@@ -12966,113 +12966,113 @@
                 <w:szCs w:val="22"/>
                 <w:color w:val="000000"/>
               </w:rPr>
-              <w:t xml:space="preserve">1.77</w:t>
-            </w:r>
-          </w:p>
-        </w:tc>
-        <w:tc>
-          <w:tcPr>
-            <w:tcBorders>
-              <w:bottom w:val="none" w:sz="0" w:space="0" w:color="000000"/>
-              <w:top w:val="none" w:sz="0" w:space="0" w:color="000000"/>
-              <w:left w:val="none" w:sz="0" w:space="0" w:color="000000"/>
-              <w:right w:val="none" w:sz="0" w:space="0" w:color="000000"/>
-            </w:tcBorders>
-            <w:shd w:val="clear" w:color="auto" w:fill="FFFFFF"/>
-            <w:tcMar>
-              <w:top w:w="0" w:type="dxa"/>
-              <w:bottom w:w="0" w:type="dxa"/>
-              <w:left w:w="0" w:type="dxa"/>
-              <w:right w:w="0" w:type="dxa"/>
-            </w:tcMar>
-            <w:vAlign w:val="top"/>
-          </w:tcPr>
-          <w:p>
-            <w:pPr>
-              <w:pStyle w:val="Normal"/>
-              <w:jc w:val="center"/>
-              <w:pBdr>
-                <w:bottom w:val="none" w:sz="0" w:space="0" w:color="000000"/>
-                <w:top w:val="none" w:sz="0" w:space="0" w:color="000000"/>
-                <w:left w:val="none" w:sz="0" w:space="0" w:color="000000"/>
-                <w:right w:val="none" w:sz="0" w:space="0" w:color="000000"/>
-              </w:pBdr>
-              <w:spacing w:after="100" w:before="100" w:line="240"/>
-              <w:ind w:left="100" w:right="100" w:firstLine="0" w:firstLineChars="0"/>
-              <w:rPr>
-                <w:rFonts w:ascii="Helvetica" w:hAnsi="Helvetica" w:eastAsia="Helvetica" w:cs="Helvetica"/>
-                <w:i w:val="false"/>
-                <w:b w:val="false"/>
-                <w:u w:val="none"/>
-                <w:sz w:val="22"/>
-                <w:szCs w:val="22"/>
-                <w:color w:val="000000"/>
-              </w:rPr>
-            </w:pPr>
-            <w:r>
-              <w:rPr>
-                <w:rFonts w:ascii="Helvetica" w:hAnsi="Helvetica" w:eastAsia="Helvetica" w:cs="Helvetica"/>
-                <w:i w:val="false"/>
-                <w:b w:val="false"/>
-                <w:u w:val="none"/>
-                <w:sz w:val="22"/>
-                <w:szCs w:val="22"/>
-                <w:color w:val="000000"/>
-              </w:rPr>
-              <w:t xml:space="preserve">0.37, 8.54</w:t>
-            </w:r>
-          </w:p>
-        </w:tc>
-        <w:tc>
-          <w:tcPr>
-            <w:tcBorders>
-              <w:bottom w:val="none" w:sz="0" w:space="0" w:color="000000"/>
-              <w:top w:val="none" w:sz="0" w:space="0" w:color="000000"/>
-              <w:left w:val="none" w:sz="0" w:space="0" w:color="000000"/>
-              <w:right w:val="none" w:sz="0" w:space="0" w:color="000000"/>
-            </w:tcBorders>
-            <w:shd w:val="clear" w:color="auto" w:fill="FFFFFF"/>
-            <w:tcMar>
-              <w:top w:w="0" w:type="dxa"/>
-              <w:bottom w:w="0" w:type="dxa"/>
-              <w:left w:w="0" w:type="dxa"/>
-              <w:right w:w="0" w:type="dxa"/>
-            </w:tcMar>
-            <w:vAlign w:val="top"/>
-          </w:tcPr>
-          <w:p>
-            <w:pPr>
-              <w:pStyle w:val="Normal"/>
-              <w:jc w:val="center"/>
-              <w:pBdr>
-                <w:bottom w:val="none" w:sz="0" w:space="0" w:color="000000"/>
-                <w:top w:val="none" w:sz="0" w:space="0" w:color="000000"/>
-                <w:left w:val="none" w:sz="0" w:space="0" w:color="000000"/>
-                <w:right w:val="none" w:sz="0" w:space="0" w:color="000000"/>
-              </w:pBdr>
-              <w:spacing w:after="100" w:before="100" w:line="240"/>
-              <w:ind w:left="100" w:right="100" w:firstLine="0" w:firstLineChars="0"/>
-              <w:rPr>
-                <w:rFonts w:ascii="Helvetica" w:hAnsi="Helvetica" w:eastAsia="Helvetica" w:cs="Helvetica"/>
-                <w:i w:val="false"/>
-                <w:b w:val="false"/>
-                <w:u w:val="none"/>
-                <w:sz w:val="22"/>
-                <w:szCs w:val="22"/>
-                <w:color w:val="000000"/>
-              </w:rPr>
-            </w:pPr>
-            <w:r>
-              <w:rPr>
-                <w:rFonts w:ascii="Helvetica" w:hAnsi="Helvetica" w:eastAsia="Helvetica" w:cs="Helvetica"/>
-                <w:i w:val="false"/>
-                <w:b w:val="false"/>
-                <w:u w:val="none"/>
-                <w:sz w:val="22"/>
-                <w:szCs w:val="22"/>
-                <w:color w:val="000000"/>
-              </w:rPr>
-              <w:t xml:space="preserve">0.480</w:t>
+              <w:t xml:space="preserve">1.14</w:t>
+            </w:r>
+          </w:p>
+        </w:tc>
+        <w:tc>
+          <w:tcPr>
+            <w:tcBorders>
+              <w:bottom w:val="none" w:sz="0" w:space="0" w:color="000000"/>
+              <w:top w:val="none" w:sz="0" w:space="0" w:color="000000"/>
+              <w:left w:val="none" w:sz="0" w:space="0" w:color="000000"/>
+              <w:right w:val="none" w:sz="0" w:space="0" w:color="000000"/>
+            </w:tcBorders>
+            <w:shd w:val="clear" w:color="auto" w:fill="FFFFFF"/>
+            <w:tcMar>
+              <w:top w:w="0" w:type="dxa"/>
+              <w:bottom w:w="0" w:type="dxa"/>
+              <w:left w:w="0" w:type="dxa"/>
+              <w:right w:w="0" w:type="dxa"/>
+            </w:tcMar>
+            <w:vAlign w:val="top"/>
+          </w:tcPr>
+          <w:p>
+            <w:pPr>
+              <w:pStyle w:val="Normal"/>
+              <w:jc w:val="center"/>
+              <w:pBdr>
+                <w:bottom w:val="none" w:sz="0" w:space="0" w:color="000000"/>
+                <w:top w:val="none" w:sz="0" w:space="0" w:color="000000"/>
+                <w:left w:val="none" w:sz="0" w:space="0" w:color="000000"/>
+                <w:right w:val="none" w:sz="0" w:space="0" w:color="000000"/>
+              </w:pBdr>
+              <w:spacing w:after="100" w:before="100" w:line="240"/>
+              <w:ind w:left="100" w:right="100" w:firstLine="0" w:firstLineChars="0"/>
+              <w:rPr>
+                <w:rFonts w:ascii="Helvetica" w:hAnsi="Helvetica" w:eastAsia="Helvetica" w:cs="Helvetica"/>
+                <w:i w:val="false"/>
+                <w:b w:val="false"/>
+                <w:u w:val="none"/>
+                <w:sz w:val="22"/>
+                <w:szCs w:val="22"/>
+                <w:color w:val="000000"/>
+              </w:rPr>
+            </w:pPr>
+            <w:r>
+              <w:rPr>
+                <w:rFonts w:ascii="Helvetica" w:hAnsi="Helvetica" w:eastAsia="Helvetica" w:cs="Helvetica"/>
+                <w:i w:val="false"/>
+                <w:b w:val="false"/>
+                <w:u w:val="none"/>
+                <w:sz w:val="22"/>
+                <w:szCs w:val="22"/>
+                <w:color w:val="000000"/>
+              </w:rPr>
+              <w:t xml:space="preserve">0.25, 5.08</w:t>
+            </w:r>
+          </w:p>
+        </w:tc>
+        <w:tc>
+          <w:tcPr>
+            <w:tcBorders>
+              <w:bottom w:val="none" w:sz="0" w:space="0" w:color="000000"/>
+              <w:top w:val="none" w:sz="0" w:space="0" w:color="000000"/>
+              <w:left w:val="none" w:sz="0" w:space="0" w:color="000000"/>
+              <w:right w:val="none" w:sz="0" w:space="0" w:color="000000"/>
+            </w:tcBorders>
+            <w:shd w:val="clear" w:color="auto" w:fill="FFFFFF"/>
+            <w:tcMar>
+              <w:top w:w="0" w:type="dxa"/>
+              <w:bottom w:w="0" w:type="dxa"/>
+              <w:left w:w="0" w:type="dxa"/>
+              <w:right w:w="0" w:type="dxa"/>
+            </w:tcMar>
+            <w:vAlign w:val="top"/>
+          </w:tcPr>
+          <w:p>
+            <w:pPr>
+              <w:pStyle w:val="Normal"/>
+              <w:jc w:val="center"/>
+              <w:pBdr>
+                <w:bottom w:val="none" w:sz="0" w:space="0" w:color="000000"/>
+                <w:top w:val="none" w:sz="0" w:space="0" w:color="000000"/>
+                <w:left w:val="none" w:sz="0" w:space="0" w:color="000000"/>
+                <w:right w:val="none" w:sz="0" w:space="0" w:color="000000"/>
+              </w:pBdr>
+              <w:spacing w:after="100" w:before="100" w:line="240"/>
+              <w:ind w:left="100" w:right="100" w:firstLine="0" w:firstLineChars="0"/>
+              <w:rPr>
+                <w:rFonts w:ascii="Helvetica" w:hAnsi="Helvetica" w:eastAsia="Helvetica" w:cs="Helvetica"/>
+                <w:i w:val="false"/>
+                <w:b w:val="false"/>
+                <w:u w:val="none"/>
+                <w:sz w:val="22"/>
+                <w:szCs w:val="22"/>
+                <w:color w:val="000000"/>
+              </w:rPr>
+            </w:pPr>
+            <w:r>
+              <w:rPr>
+                <w:rFonts w:ascii="Helvetica" w:hAnsi="Helvetica" w:eastAsia="Helvetica" w:cs="Helvetica"/>
+                <w:i w:val="false"/>
+                <w:b w:val="false"/>
+                <w:u w:val="none"/>
+                <w:sz w:val="22"/>
+                <w:szCs w:val="22"/>
+                <w:color w:val="000000"/>
+              </w:rPr>
+              <w:t xml:space="preserve">0.870</w:t>
             </w:r>
           </w:p>
         </w:tc>
@@ -13178,113 +13178,113 @@
                 <w:szCs w:val="22"/>
                 <w:color w:val="000000"/>
               </w:rPr>
-              <w:t xml:space="preserve">3.77</w:t>
-            </w:r>
-          </w:p>
-        </w:tc>
-        <w:tc>
-          <w:tcPr>
-            <w:tcBorders>
-              <w:bottom w:val="none" w:sz="0" w:space="0" w:color="000000"/>
-              <w:top w:val="none" w:sz="0" w:space="0" w:color="000000"/>
-              <w:left w:val="none" w:sz="0" w:space="0" w:color="000000"/>
-              <w:right w:val="none" w:sz="0" w:space="0" w:color="000000"/>
-            </w:tcBorders>
-            <w:shd w:val="clear" w:color="auto" w:fill="FFFFFF"/>
-            <w:tcMar>
-              <w:top w:w="0" w:type="dxa"/>
-              <w:bottom w:w="0" w:type="dxa"/>
-              <w:left w:w="0" w:type="dxa"/>
-              <w:right w:w="0" w:type="dxa"/>
-            </w:tcMar>
-            <w:vAlign w:val="top"/>
-          </w:tcPr>
-          <w:p>
-            <w:pPr>
-              <w:pStyle w:val="Normal"/>
-              <w:jc w:val="center"/>
-              <w:pBdr>
-                <w:bottom w:val="none" w:sz="0" w:space="0" w:color="000000"/>
-                <w:top w:val="none" w:sz="0" w:space="0" w:color="000000"/>
-                <w:left w:val="none" w:sz="0" w:space="0" w:color="000000"/>
-                <w:right w:val="none" w:sz="0" w:space="0" w:color="000000"/>
-              </w:pBdr>
-              <w:spacing w:after="100" w:before="100" w:line="240"/>
-              <w:ind w:left="100" w:right="100" w:firstLine="0" w:firstLineChars="0"/>
-              <w:rPr>
-                <w:rFonts w:ascii="Helvetica" w:hAnsi="Helvetica" w:eastAsia="Helvetica" w:cs="Helvetica"/>
-                <w:i w:val="false"/>
-                <w:b w:val="false"/>
-                <w:u w:val="none"/>
-                <w:sz w:val="22"/>
-                <w:szCs w:val="22"/>
-                <w:color w:val="000000"/>
-              </w:rPr>
-            </w:pPr>
-            <w:r>
-              <w:rPr>
-                <w:rFonts w:ascii="Helvetica" w:hAnsi="Helvetica" w:eastAsia="Helvetica" w:cs="Helvetica"/>
-                <w:i w:val="false"/>
-                <w:b w:val="false"/>
-                <w:u w:val="none"/>
-                <w:sz w:val="22"/>
-                <w:szCs w:val="22"/>
-                <w:color w:val="000000"/>
-              </w:rPr>
-              <w:t xml:space="preserve">0.74, 19.3</w:t>
-            </w:r>
-          </w:p>
-        </w:tc>
-        <w:tc>
-          <w:tcPr>
-            <w:tcBorders>
-              <w:bottom w:val="none" w:sz="0" w:space="0" w:color="000000"/>
-              <w:top w:val="none" w:sz="0" w:space="0" w:color="000000"/>
-              <w:left w:val="none" w:sz="0" w:space="0" w:color="000000"/>
-              <w:right w:val="none" w:sz="0" w:space="0" w:color="000000"/>
-            </w:tcBorders>
-            <w:shd w:val="clear" w:color="auto" w:fill="FFFFFF"/>
-            <w:tcMar>
-              <w:top w:w="0" w:type="dxa"/>
-              <w:bottom w:w="0" w:type="dxa"/>
-              <w:left w:w="0" w:type="dxa"/>
-              <w:right w:w="0" w:type="dxa"/>
-            </w:tcMar>
-            <w:vAlign w:val="top"/>
-          </w:tcPr>
-          <w:p>
-            <w:pPr>
-              <w:pStyle w:val="Normal"/>
-              <w:jc w:val="center"/>
-              <w:pBdr>
-                <w:bottom w:val="none" w:sz="0" w:space="0" w:color="000000"/>
-                <w:top w:val="none" w:sz="0" w:space="0" w:color="000000"/>
-                <w:left w:val="none" w:sz="0" w:space="0" w:color="000000"/>
-                <w:right w:val="none" w:sz="0" w:space="0" w:color="000000"/>
-              </w:pBdr>
-              <w:spacing w:after="100" w:before="100" w:line="240"/>
-              <w:ind w:left="100" w:right="100" w:firstLine="0" w:firstLineChars="0"/>
-              <w:rPr>
-                <w:rFonts w:ascii="Helvetica" w:hAnsi="Helvetica" w:eastAsia="Helvetica" w:cs="Helvetica"/>
-                <w:i w:val="false"/>
-                <w:b w:val="false"/>
-                <w:u w:val="none"/>
-                <w:sz w:val="22"/>
-                <w:szCs w:val="22"/>
-                <w:color w:val="000000"/>
-              </w:rPr>
-            </w:pPr>
-            <w:r>
-              <w:rPr>
-                <w:rFonts w:ascii="Helvetica" w:hAnsi="Helvetica" w:eastAsia="Helvetica" w:cs="Helvetica"/>
-                <w:i w:val="false"/>
-                <w:b w:val="false"/>
-                <w:u w:val="none"/>
-                <w:sz w:val="22"/>
-                <w:szCs w:val="22"/>
-                <w:color w:val="000000"/>
-              </w:rPr>
-              <w:t xml:space="preserve">0.110</w:t>
+              <w:t xml:space="preserve">1.47</w:t>
+            </w:r>
+          </w:p>
+        </w:tc>
+        <w:tc>
+          <w:tcPr>
+            <w:tcBorders>
+              <w:bottom w:val="none" w:sz="0" w:space="0" w:color="000000"/>
+              <w:top w:val="none" w:sz="0" w:space="0" w:color="000000"/>
+              <w:left w:val="none" w:sz="0" w:space="0" w:color="000000"/>
+              <w:right w:val="none" w:sz="0" w:space="0" w:color="000000"/>
+            </w:tcBorders>
+            <w:shd w:val="clear" w:color="auto" w:fill="FFFFFF"/>
+            <w:tcMar>
+              <w:top w:w="0" w:type="dxa"/>
+              <w:bottom w:w="0" w:type="dxa"/>
+              <w:left w:w="0" w:type="dxa"/>
+              <w:right w:w="0" w:type="dxa"/>
+            </w:tcMar>
+            <w:vAlign w:val="top"/>
+          </w:tcPr>
+          <w:p>
+            <w:pPr>
+              <w:pStyle w:val="Normal"/>
+              <w:jc w:val="center"/>
+              <w:pBdr>
+                <w:bottom w:val="none" w:sz="0" w:space="0" w:color="000000"/>
+                <w:top w:val="none" w:sz="0" w:space="0" w:color="000000"/>
+                <w:left w:val="none" w:sz="0" w:space="0" w:color="000000"/>
+                <w:right w:val="none" w:sz="0" w:space="0" w:color="000000"/>
+              </w:pBdr>
+              <w:spacing w:after="100" w:before="100" w:line="240"/>
+              <w:ind w:left="100" w:right="100" w:firstLine="0" w:firstLineChars="0"/>
+              <w:rPr>
+                <w:rFonts w:ascii="Helvetica" w:hAnsi="Helvetica" w:eastAsia="Helvetica" w:cs="Helvetica"/>
+                <w:i w:val="false"/>
+                <w:b w:val="false"/>
+                <w:u w:val="none"/>
+                <w:sz w:val="22"/>
+                <w:szCs w:val="22"/>
+                <w:color w:val="000000"/>
+              </w:rPr>
+            </w:pPr>
+            <w:r>
+              <w:rPr>
+                <w:rFonts w:ascii="Helvetica" w:hAnsi="Helvetica" w:eastAsia="Helvetica" w:cs="Helvetica"/>
+                <w:i w:val="false"/>
+                <w:b w:val="false"/>
+                <w:u w:val="none"/>
+                <w:sz w:val="22"/>
+                <w:szCs w:val="22"/>
+                <w:color w:val="000000"/>
+              </w:rPr>
+              <w:t xml:space="preserve">0.16, 13.5</w:t>
+            </w:r>
+          </w:p>
+        </w:tc>
+        <w:tc>
+          <w:tcPr>
+            <w:tcBorders>
+              <w:bottom w:val="none" w:sz="0" w:space="0" w:color="000000"/>
+              <w:top w:val="none" w:sz="0" w:space="0" w:color="000000"/>
+              <w:left w:val="none" w:sz="0" w:space="0" w:color="000000"/>
+              <w:right w:val="none" w:sz="0" w:space="0" w:color="000000"/>
+            </w:tcBorders>
+            <w:shd w:val="clear" w:color="auto" w:fill="FFFFFF"/>
+            <w:tcMar>
+              <w:top w:w="0" w:type="dxa"/>
+              <w:bottom w:w="0" w:type="dxa"/>
+              <w:left w:w="0" w:type="dxa"/>
+              <w:right w:w="0" w:type="dxa"/>
+            </w:tcMar>
+            <w:vAlign w:val="top"/>
+          </w:tcPr>
+          <w:p>
+            <w:pPr>
+              <w:pStyle w:val="Normal"/>
+              <w:jc w:val="center"/>
+              <w:pBdr>
+                <w:bottom w:val="none" w:sz="0" w:space="0" w:color="000000"/>
+                <w:top w:val="none" w:sz="0" w:space="0" w:color="000000"/>
+                <w:left w:val="none" w:sz="0" w:space="0" w:color="000000"/>
+                <w:right w:val="none" w:sz="0" w:space="0" w:color="000000"/>
+              </w:pBdr>
+              <w:spacing w:after="100" w:before="100" w:line="240"/>
+              <w:ind w:left="100" w:right="100" w:firstLine="0" w:firstLineChars="0"/>
+              <w:rPr>
+                <w:rFonts w:ascii="Helvetica" w:hAnsi="Helvetica" w:eastAsia="Helvetica" w:cs="Helvetica"/>
+                <w:i w:val="false"/>
+                <w:b w:val="false"/>
+                <w:u w:val="none"/>
+                <w:sz w:val="22"/>
+                <w:szCs w:val="22"/>
+                <w:color w:val="000000"/>
+              </w:rPr>
+            </w:pPr>
+            <w:r>
+              <w:rPr>
+                <w:rFonts w:ascii="Helvetica" w:hAnsi="Helvetica" w:eastAsia="Helvetica" w:cs="Helvetica"/>
+                <w:i w:val="false"/>
+                <w:b w:val="false"/>
+                <w:u w:val="none"/>
+                <w:sz w:val="22"/>
+                <w:szCs w:val="22"/>
+                <w:color w:val="000000"/>
+              </w:rPr>
+              <w:t xml:space="preserve">0.730</w:t>
             </w:r>
           </w:p>
         </w:tc>
@@ -13449,7 +13449,7 @@
                 <w:szCs w:val="22"/>
                 <w:color w:val="000000"/>
               </w:rPr>
-              <w:t xml:space="preserve">0.99</w:t>
+              <w:t xml:space="preserve">0.98</w:t>
             </w:r>
           </w:p>
         </w:tc>
@@ -13502,7 +13502,7 @@
                 <w:szCs w:val="22"/>
                 <w:color w:val="000000"/>
               </w:rPr>
-              <w:t xml:space="preserve">0.97, 1.00</w:t>
+              <w:t xml:space="preserve">0.96, 1.00</w:t>
             </w:r>
           </w:p>
         </w:tc>
@@ -13555,7 +13555,7 @@
                 <w:szCs w:val="22"/>
                 <w:color w:val="000000"/>
               </w:rPr>
-              <w:t xml:space="preserve">0.150</w:t>
+              <w:t xml:space="preserve">0.022</w:t>
             </w:r>
           </w:p>
         </w:tc>
@@ -13714,7 +13714,7 @@
                 <w:szCs w:val="22"/>
                 <w:color w:val="000000"/>
               </w:rPr>
-              <w:t xml:space="preserve">0.92, 1.02</w:t>
+              <w:t xml:space="preserve">0.93, 1.01</w:t>
             </w:r>
           </w:p>
         </w:tc>
@@ -13767,7 +13767,7 @@
                 <w:szCs w:val="22"/>
                 <w:color w:val="000000"/>
               </w:rPr>
-              <w:t xml:space="preserve">0.250</w:t>
+              <w:t xml:space="preserve">0.180</w:t>
             </w:r>
           </w:p>
         </w:tc>
